--- a/results/phase4/classifier_report.docx
+++ b/results/phase4/classifier_report.docx
@@ -7,7 +7,7 @@
         <w:pStyle w:val="Title"/>
       </w:pPr>
       <w:r>
-        <w:t>SKUBA gesture detection — Phase 4: classifier comparison</w:t>
+        <w:t>SKUBA gesture detection — Phase 4: classifier iteration</w:t>
       </w:r>
     </w:p>
     <w:p>
@@ -25,7 +25,12 @@
           <w:color w:val="1A7F37"/>
           <w:sz w:val="24"/>
         </w:rPr>
-        <w:t>4 candidate classifiers trained on the same 12-class pipeline (train 52,738 / val 2,357 / test 1,254), scored by classifier/evaluate.py. Leading model on the real-generalisation metric: LGBM.</w:t>
+        <w:t>4 candidate classifiers trained on the same 12-class pipeline (train 52,738 / val 2,357 / test 1,254), scored by classifier/evaluate.py. LOCKED pick: MLP (features 'both', seed 0). LGBM is nominally top on raw real-eval (0.866) but MLP ties it within seed noise and wins on confidence separation + size (section 5).</w:t>
+      </w:r>
+    </w:p>
+    <w:p>
+      <w:r>
+        <w:t>Sections 1–4: the model-family comparison (Track C). Sections 5–7: the feature-set (B), augmentation-strength (D) and confidence-threshold (E) sweeps done on the locked model. Section 8: verdict.</w:t>
       </w:r>
     </w:p>
     <w:p>
@@ -799,7 +804,7 @@
                 <w:b w:val="0"/>
                 <w:sz w:val="18"/>
               </w:rPr>
-              <w:t>48</w:t>
+              <w:t>102</w:t>
             </w:r>
           </w:p>
         </w:tc>
@@ -866,6 +871,55 @@
         <w:pStyle w:val="Heading1"/>
       </w:pPr>
       <w:r>
+        <w:t>1b. Accuracy vs model size — the Pareto view</w:t>
+      </w:r>
+    </w:p>
+    <w:p>
+      <w:r>
+        <w:t>Paper-style cost/quality scatter: x = model size on disk (log scale, smaller is better), y = real-eval macro-F1 (higher is better), bubble area = confidence separation (mean conf when correct minus when wrong — the bigger the bubble the more usable the Phase 5 idle threshold). Points on the green dashed line are Pareto-optimal (nothing beats them on both axes); the gold star is the locked pick. LightGBM edges MLP on F1 but at 100x the size and a third of the confidence spread; RandomForest is off the frontier entirely — LightGBM beats it on F1 at 12x smaller.</w:t>
+      </w:r>
+    </w:p>
+    <w:p>
+      <w:r>
+        <w:drawing>
+          <wp:inline xmlns:a="http://schemas.openxmlformats.org/drawingml/2006/main" xmlns:pic="http://schemas.openxmlformats.org/drawingml/2006/picture">
+            <wp:extent cx="5486400" cy="3922731"/>
+            <wp:docPr id="2" name="Picture 2"/>
+            <wp:cNvGraphicFramePr>
+              <a:graphicFrameLocks noChangeAspect="1"/>
+            </wp:cNvGraphicFramePr>
+            <a:graphic>
+              <a:graphicData uri="http://schemas.openxmlformats.org/drawingml/2006/picture">
+                <pic:pic>
+                  <pic:nvPicPr>
+                    <pic:cNvPr id="0" name="compare_scatter.png"/>
+                    <pic:cNvPicPr/>
+                  </pic:nvPicPr>
+                  <pic:blipFill>
+                    <a:blip r:embed="rId10"/>
+                    <a:stretch>
+                      <a:fillRect/>
+                    </a:stretch>
+                  </pic:blipFill>
+                  <pic:spPr>
+                    <a:xfrm>
+                      <a:off x="0" y="0"/>
+                      <a:ext cx="5486400" cy="3922731"/>
+                    </a:xfrm>
+                    <a:prstGeom prst="rect"/>
+                  </pic:spPr>
+                </pic:pic>
+              </a:graphicData>
+            </a:graphic>
+          </wp:inline>
+        </w:drawing>
+      </w:r>
+    </w:p>
+    <w:p>
+      <w:pPr>
+        <w:pStyle w:val="Heading1"/>
+      </w:pPr>
+      <w:r>
         <w:t>2. Per-class F1</w:t>
       </w:r>
     </w:p>
@@ -1889,7 +1943,7 @@
         <w:drawing>
           <wp:inline xmlns:a="http://schemas.openxmlformats.org/drawingml/2006/main" xmlns:pic="http://schemas.openxmlformats.org/drawingml/2006/picture">
             <wp:extent cx="5852160" cy="2118886"/>
-            <wp:docPr id="2" name="Picture 2"/>
+            <wp:docPr id="3" name="Picture 3"/>
             <wp:cNvGraphicFramePr>
               <a:graphicFrameLocks noChangeAspect="1"/>
             </wp:cNvGraphicFramePr>
@@ -1901,7 +1955,7 @@
                     <pic:cNvPicPr/>
                   </pic:nvPicPr>
                   <pic:blipFill>
-                    <a:blip r:embed="rId10"/>
+                    <a:blip r:embed="rId11"/>
                     <a:stretch>
                       <a:fillRect/>
                     </a:stretch>
@@ -2185,7 +2239,7 @@
         <w:pStyle w:val="Heading1"/>
       </w:pPr>
       <w:r>
-        <w:t>4. The leading model in detail — LGBM</w:t>
+        <w:t>4. The leading model in detail — MLP</w:t>
       </w:r>
     </w:p>
     <w:tbl>
@@ -2320,13 +2374,960 @@
             <w:r>
               <w:rPr>
                 <w:b w:val="0"/>
-                <w:color w:val="886600"/>
                 <w:sz w:val="18"/>
               </w:rPr>
               <w:t>idle</w:t>
             </w:r>
           </w:p>
         </w:tc>
+        <w:tc>
+          <w:tcPr>
+            <w:tcW w:type="dxa" w:w="1234"/>
+          </w:tcPr>
+          <w:p>
+            <w:r/>
+            <w:r>
+              <w:rPr>
+                <w:b w:val="0"/>
+                <w:sz w:val="18"/>
+              </w:rPr>
+              <w:t>cross_domain</w:t>
+            </w:r>
+          </w:p>
+        </w:tc>
+        <w:tc>
+          <w:tcPr>
+            <w:tcW w:type="dxa" w:w="1234"/>
+          </w:tcPr>
+          <w:p>
+            <w:r/>
+            <w:r>
+              <w:rPr>
+                <w:b w:val="0"/>
+                <w:sz w:val="18"/>
+              </w:rPr>
+              <w:t>60</w:t>
+            </w:r>
+          </w:p>
+        </w:tc>
+        <w:tc>
+          <w:tcPr>
+            <w:tcW w:type="dxa" w:w="1234"/>
+          </w:tcPr>
+          <w:p>
+            <w:r/>
+            <w:r>
+              <w:rPr>
+                <w:b w:val="0"/>
+                <w:sz w:val="18"/>
+              </w:rPr>
+              <w:t>0.621</w:t>
+            </w:r>
+          </w:p>
+        </w:tc>
+        <w:tc>
+          <w:tcPr>
+            <w:tcW w:type="dxa" w:w="1234"/>
+          </w:tcPr>
+          <w:p>
+            <w:r/>
+            <w:r>
+              <w:rPr>
+                <w:b w:val="0"/>
+                <w:sz w:val="18"/>
+              </w:rPr>
+              <w:t>0.983</w:t>
+            </w:r>
+          </w:p>
+        </w:tc>
+        <w:tc>
+          <w:tcPr>
+            <w:tcW w:type="dxa" w:w="1234"/>
+          </w:tcPr>
+          <w:p>
+            <w:r/>
+            <w:r>
+              <w:rPr>
+                <w:b w:val="0"/>
+                <w:sz w:val="18"/>
+              </w:rPr>
+              <w:t>0.761</w:t>
+            </w:r>
+          </w:p>
+        </w:tc>
+        <w:tc>
+          <w:tcPr>
+            <w:tcW w:type="dxa" w:w="1234"/>
+          </w:tcPr>
+          <w:p>
+            <w:r/>
+            <w:r>
+              <w:rPr>
+                <w:b w:val="0"/>
+                <w:sz w:val="18"/>
+              </w:rPr>
+              <w:t>0.598</w:t>
+            </w:r>
+          </w:p>
+        </w:tc>
+      </w:tr>
+      <w:tr>
+        <w:tc>
+          <w:tcPr>
+            <w:tcW w:type="dxa" w:w="1234"/>
+          </w:tcPr>
+          <w:p>
+            <w:r/>
+            <w:r>
+              <w:rPr>
+                <w:b w:val="0"/>
+                <w:sz w:val="18"/>
+              </w:rPr>
+              <w:t>raise_right_hand</w:t>
+            </w:r>
+          </w:p>
+        </w:tc>
+        <w:tc>
+          <w:tcPr>
+            <w:tcW w:type="dxa" w:w="1234"/>
+          </w:tcPr>
+          <w:p>
+            <w:r/>
+            <w:r>
+              <w:rPr>
+                <w:b w:val="0"/>
+                <w:sz w:val="18"/>
+              </w:rPr>
+              <w:t>cross_domain</w:t>
+            </w:r>
+          </w:p>
+        </w:tc>
+        <w:tc>
+          <w:tcPr>
+            <w:tcW w:type="dxa" w:w="1234"/>
+          </w:tcPr>
+          <w:p>
+            <w:r/>
+            <w:r>
+              <w:rPr>
+                <w:b w:val="0"/>
+                <w:sz w:val="18"/>
+              </w:rPr>
+              <w:t>96</w:t>
+            </w:r>
+          </w:p>
+        </w:tc>
+        <w:tc>
+          <w:tcPr>
+            <w:tcW w:type="dxa" w:w="1234"/>
+          </w:tcPr>
+          <w:p>
+            <w:r/>
+            <w:r>
+              <w:rPr>
+                <w:b w:val="0"/>
+                <w:sz w:val="18"/>
+              </w:rPr>
+              <w:t>0.827</w:t>
+            </w:r>
+          </w:p>
+        </w:tc>
+        <w:tc>
+          <w:tcPr>
+            <w:tcW w:type="dxa" w:w="1234"/>
+          </w:tcPr>
+          <w:p>
+            <w:r/>
+            <w:r>
+              <w:rPr>
+                <w:b w:val="0"/>
+                <w:sz w:val="18"/>
+              </w:rPr>
+              <w:t>0.698</w:t>
+            </w:r>
+          </w:p>
+        </w:tc>
+        <w:tc>
+          <w:tcPr>
+            <w:tcW w:type="dxa" w:w="1234"/>
+          </w:tcPr>
+          <w:p>
+            <w:r/>
+            <w:r>
+              <w:rPr>
+                <w:b w:val="0"/>
+                <w:sz w:val="18"/>
+              </w:rPr>
+              <w:t>0.757</w:t>
+            </w:r>
+          </w:p>
+        </w:tc>
+        <w:tc>
+          <w:tcPr>
+            <w:tcW w:type="dxa" w:w="1234"/>
+          </w:tcPr>
+          <w:p>
+            <w:r/>
+            <w:r>
+              <w:rPr>
+                <w:b w:val="0"/>
+                <w:sz w:val="18"/>
+              </w:rPr>
+              <w:t>0.799</w:t>
+            </w:r>
+          </w:p>
+        </w:tc>
+      </w:tr>
+      <w:tr>
+        <w:tc>
+          <w:tcPr>
+            <w:tcW w:type="dxa" w:w="1234"/>
+          </w:tcPr>
+          <w:p>
+            <w:r/>
+            <w:r>
+              <w:rPr>
+                <w:b w:val="0"/>
+                <w:sz w:val="18"/>
+              </w:rPr>
+              <w:t>raise_left_hand</w:t>
+            </w:r>
+          </w:p>
+        </w:tc>
+        <w:tc>
+          <w:tcPr>
+            <w:tcW w:type="dxa" w:w="1234"/>
+          </w:tcPr>
+          <w:p>
+            <w:r/>
+            <w:r>
+              <w:rPr>
+                <w:b w:val="0"/>
+                <w:sz w:val="18"/>
+              </w:rPr>
+              <w:t>cross_domain</w:t>
+            </w:r>
+          </w:p>
+        </w:tc>
+        <w:tc>
+          <w:tcPr>
+            <w:tcW w:type="dxa" w:w="1234"/>
+          </w:tcPr>
+          <w:p>
+            <w:r/>
+            <w:r>
+              <w:rPr>
+                <w:b w:val="0"/>
+                <w:sz w:val="18"/>
+              </w:rPr>
+              <w:t>45</w:t>
+            </w:r>
+          </w:p>
+        </w:tc>
+        <w:tc>
+          <w:tcPr>
+            <w:tcW w:type="dxa" w:w="1234"/>
+          </w:tcPr>
+          <w:p>
+            <w:r/>
+            <w:r>
+              <w:rPr>
+                <w:b w:val="0"/>
+                <w:sz w:val="18"/>
+              </w:rPr>
+              <w:t>0.678</w:t>
+            </w:r>
+          </w:p>
+        </w:tc>
+        <w:tc>
+          <w:tcPr>
+            <w:tcW w:type="dxa" w:w="1234"/>
+          </w:tcPr>
+          <w:p>
+            <w:r/>
+            <w:r>
+              <w:rPr>
+                <w:b w:val="0"/>
+                <w:sz w:val="18"/>
+              </w:rPr>
+              <w:t>0.889</w:t>
+            </w:r>
+          </w:p>
+        </w:tc>
+        <w:tc>
+          <w:tcPr>
+            <w:tcW w:type="dxa" w:w="1234"/>
+          </w:tcPr>
+          <w:p>
+            <w:r/>
+            <w:r>
+              <w:rPr>
+                <w:b w:val="0"/>
+                <w:sz w:val="18"/>
+              </w:rPr>
+              <w:t>0.769</w:t>
+            </w:r>
+          </w:p>
+        </w:tc>
+        <w:tc>
+          <w:tcPr>
+            <w:tcW w:type="dxa" w:w="1234"/>
+          </w:tcPr>
+          <w:p>
+            <w:r/>
+            <w:r>
+              <w:rPr>
+                <w:b w:val="0"/>
+                <w:sz w:val="18"/>
+              </w:rPr>
+              <w:t>0.85</w:t>
+            </w:r>
+          </w:p>
+        </w:tc>
+      </w:tr>
+      <w:tr>
+        <w:tc>
+          <w:tcPr>
+            <w:tcW w:type="dxa" w:w="1234"/>
+          </w:tcPr>
+          <w:p>
+            <w:r/>
+            <w:r>
+              <w:rPr>
+                <w:b w:val="0"/>
+                <w:sz w:val="18"/>
+              </w:rPr>
+              <w:t>sit</w:t>
+            </w:r>
+          </w:p>
+        </w:tc>
+        <w:tc>
+          <w:tcPr>
+            <w:tcW w:type="dxa" w:w="1234"/>
+          </w:tcPr>
+          <w:p>
+            <w:r/>
+            <w:r>
+              <w:rPr>
+                <w:b w:val="0"/>
+                <w:sz w:val="18"/>
+              </w:rPr>
+              <w:t>cross_domain</w:t>
+            </w:r>
+          </w:p>
+        </w:tc>
+        <w:tc>
+          <w:tcPr>
+            <w:tcW w:type="dxa" w:w="1234"/>
+          </w:tcPr>
+          <w:p>
+            <w:r/>
+            <w:r>
+              <w:rPr>
+                <w:b w:val="0"/>
+                <w:sz w:val="18"/>
+              </w:rPr>
+              <w:t>375</w:t>
+            </w:r>
+          </w:p>
+        </w:tc>
+        <w:tc>
+          <w:tcPr>
+            <w:tcW w:type="dxa" w:w="1234"/>
+          </w:tcPr>
+          <w:p>
+            <w:r/>
+            <w:r>
+              <w:rPr>
+                <w:b w:val="0"/>
+                <w:sz w:val="18"/>
+              </w:rPr>
+              <w:t>0.941</w:t>
+            </w:r>
+          </w:p>
+        </w:tc>
+        <w:tc>
+          <w:tcPr>
+            <w:tcW w:type="dxa" w:w="1234"/>
+          </w:tcPr>
+          <w:p>
+            <w:r/>
+            <w:r>
+              <w:rPr>
+                <w:b w:val="0"/>
+                <w:sz w:val="18"/>
+              </w:rPr>
+              <w:t>0.976</w:t>
+            </w:r>
+          </w:p>
+        </w:tc>
+        <w:tc>
+          <w:tcPr>
+            <w:tcW w:type="dxa" w:w="1234"/>
+          </w:tcPr>
+          <w:p>
+            <w:r/>
+            <w:r>
+              <w:rPr>
+                <w:b w:val="0"/>
+                <w:sz w:val="18"/>
+              </w:rPr>
+              <w:t>0.958</w:t>
+            </w:r>
+          </w:p>
+        </w:tc>
+        <w:tc>
+          <w:tcPr>
+            <w:tcW w:type="dxa" w:w="1234"/>
+          </w:tcPr>
+          <w:p>
+            <w:r/>
+            <w:r>
+              <w:rPr>
+                <w:b w:val="0"/>
+                <w:sz w:val="18"/>
+              </w:rPr>
+              <w:t>0.762</w:t>
+            </w:r>
+          </w:p>
+        </w:tc>
+      </w:tr>
+      <w:tr>
+        <w:tc>
+          <w:tcPr>
+            <w:tcW w:type="dxa" w:w="1234"/>
+          </w:tcPr>
+          <w:p>
+            <w:r/>
+            <w:r>
+              <w:rPr>
+                <w:b w:val="0"/>
+                <w:sz w:val="18"/>
+              </w:rPr>
+              <w:t>squat</w:t>
+            </w:r>
+          </w:p>
+        </w:tc>
+        <w:tc>
+          <w:tcPr>
+            <w:tcW w:type="dxa" w:w="1234"/>
+          </w:tcPr>
+          <w:p>
+            <w:r/>
+            <w:r>
+              <w:rPr>
+                <w:b w:val="0"/>
+                <w:sz w:val="18"/>
+              </w:rPr>
+              <w:t>aug_only_leak</w:t>
+            </w:r>
+          </w:p>
+        </w:tc>
+        <w:tc>
+          <w:tcPr>
+            <w:tcW w:type="dxa" w:w="1234"/>
+          </w:tcPr>
+          <w:p>
+            <w:r/>
+            <w:r>
+              <w:rPr>
+                <w:b w:val="0"/>
+                <w:sz w:val="18"/>
+              </w:rPr>
+              <w:t>108</w:t>
+            </w:r>
+          </w:p>
+        </w:tc>
+        <w:tc>
+          <w:tcPr>
+            <w:tcW w:type="dxa" w:w="1234"/>
+          </w:tcPr>
+          <w:p>
+            <w:r/>
+            <w:r>
+              <w:rPr>
+                <w:b w:val="0"/>
+                <w:sz w:val="18"/>
+              </w:rPr>
+              <w:t>1.0</w:t>
+            </w:r>
+          </w:p>
+        </w:tc>
+        <w:tc>
+          <w:tcPr>
+            <w:tcW w:type="dxa" w:w="1234"/>
+          </w:tcPr>
+          <w:p>
+            <w:r/>
+            <w:r>
+              <w:rPr>
+                <w:b w:val="0"/>
+                <w:sz w:val="18"/>
+              </w:rPr>
+              <w:t>1.0</w:t>
+            </w:r>
+          </w:p>
+        </w:tc>
+        <w:tc>
+          <w:tcPr>
+            <w:tcW w:type="dxa" w:w="1234"/>
+          </w:tcPr>
+          <w:p>
+            <w:r/>
+            <w:r>
+              <w:rPr>
+                <w:b w:val="0"/>
+                <w:sz w:val="18"/>
+              </w:rPr>
+              <w:t>1.0</w:t>
+            </w:r>
+          </w:p>
+        </w:tc>
+        <w:tc>
+          <w:tcPr>
+            <w:tcW w:type="dxa" w:w="1234"/>
+          </w:tcPr>
+          <w:p>
+            <w:r/>
+            <w:r>
+              <w:rPr>
+                <w:b w:val="0"/>
+                <w:sz w:val="18"/>
+              </w:rPr>
+              <w:t>0.982</w:t>
+            </w:r>
+          </w:p>
+        </w:tc>
+      </w:tr>
+      <w:tr>
+        <w:tc>
+          <w:tcPr>
+            <w:tcW w:type="dxa" w:w="1234"/>
+          </w:tcPr>
+          <w:p>
+            <w:r/>
+            <w:r>
+              <w:rPr>
+                <w:b w:val="0"/>
+                <w:sz w:val="18"/>
+              </w:rPr>
+              <w:t>laying</w:t>
+            </w:r>
+          </w:p>
+        </w:tc>
+        <w:tc>
+          <w:tcPr>
+            <w:tcW w:type="dxa" w:w="1234"/>
+          </w:tcPr>
+          <w:p>
+            <w:r/>
+            <w:r>
+              <w:rPr>
+                <w:b w:val="0"/>
+                <w:sz w:val="18"/>
+              </w:rPr>
+              <w:t>cross_domain</w:t>
+            </w:r>
+          </w:p>
+        </w:tc>
+        <w:tc>
+          <w:tcPr>
+            <w:tcW w:type="dxa" w:w="1234"/>
+          </w:tcPr>
+          <w:p>
+            <w:r/>
+            <w:r>
+              <w:rPr>
+                <w:b w:val="0"/>
+                <w:sz w:val="18"/>
+              </w:rPr>
+              <w:t>77</w:t>
+            </w:r>
+          </w:p>
+        </w:tc>
+        <w:tc>
+          <w:tcPr>
+            <w:tcW w:type="dxa" w:w="1234"/>
+          </w:tcPr>
+          <w:p>
+            <w:r/>
+            <w:r>
+              <w:rPr>
+                <w:b w:val="0"/>
+                <w:sz w:val="18"/>
+              </w:rPr>
+              <w:t>1.0</w:t>
+            </w:r>
+          </w:p>
+        </w:tc>
+        <w:tc>
+          <w:tcPr>
+            <w:tcW w:type="dxa" w:w="1234"/>
+          </w:tcPr>
+          <w:p>
+            <w:r/>
+            <w:r>
+              <w:rPr>
+                <w:b w:val="0"/>
+                <w:sz w:val="18"/>
+              </w:rPr>
+              <w:t>0.805</w:t>
+            </w:r>
+          </w:p>
+        </w:tc>
+        <w:tc>
+          <w:tcPr>
+            <w:tcW w:type="dxa" w:w="1234"/>
+          </w:tcPr>
+          <w:p>
+            <w:r/>
+            <w:r>
+              <w:rPr>
+                <w:b w:val="0"/>
+                <w:sz w:val="18"/>
+              </w:rPr>
+              <w:t>0.892</w:t>
+            </w:r>
+          </w:p>
+        </w:tc>
+        <w:tc>
+          <w:tcPr>
+            <w:tcW w:type="dxa" w:w="1234"/>
+          </w:tcPr>
+          <w:p>
+            <w:r/>
+            <w:r>
+              <w:rPr>
+                <w:b w:val="0"/>
+                <w:sz w:val="18"/>
+              </w:rPr>
+              <w:t>0.701</w:t>
+            </w:r>
+          </w:p>
+        </w:tc>
+      </w:tr>
+      <w:tr>
+        <w:tc>
+          <w:tcPr>
+            <w:tcW w:type="dxa" w:w="1234"/>
+          </w:tcPr>
+          <w:p>
+            <w:r/>
+            <w:r>
+              <w:rPr>
+                <w:b w:val="0"/>
+                <w:sz w:val="18"/>
+              </w:rPr>
+              <w:t>ok</w:t>
+            </w:r>
+          </w:p>
+        </w:tc>
+        <w:tc>
+          <w:tcPr>
+            <w:tcW w:type="dxa" w:w="1234"/>
+          </w:tcPr>
+          <w:p>
+            <w:r/>
+            <w:r>
+              <w:rPr>
+                <w:b w:val="0"/>
+                <w:sz w:val="18"/>
+              </w:rPr>
+              <w:t>cross_domain</w:t>
+            </w:r>
+          </w:p>
+        </w:tc>
+        <w:tc>
+          <w:tcPr>
+            <w:tcW w:type="dxa" w:w="1234"/>
+          </w:tcPr>
+          <w:p>
+            <w:r/>
+            <w:r>
+              <w:rPr>
+                <w:b w:val="0"/>
+                <w:sz w:val="18"/>
+              </w:rPr>
+              <w:t>45</w:t>
+            </w:r>
+          </w:p>
+        </w:tc>
+        <w:tc>
+          <w:tcPr>
+            <w:tcW w:type="dxa" w:w="1234"/>
+          </w:tcPr>
+          <w:p>
+            <w:r/>
+            <w:r>
+              <w:rPr>
+                <w:b w:val="0"/>
+                <w:sz w:val="18"/>
+              </w:rPr>
+              <w:t>1.0</w:t>
+            </w:r>
+          </w:p>
+        </w:tc>
+        <w:tc>
+          <w:tcPr>
+            <w:tcW w:type="dxa" w:w="1234"/>
+          </w:tcPr>
+          <w:p>
+            <w:r/>
+            <w:r>
+              <w:rPr>
+                <w:b w:val="0"/>
+                <w:sz w:val="18"/>
+              </w:rPr>
+              <w:t>0.644</w:t>
+            </w:r>
+          </w:p>
+        </w:tc>
+        <w:tc>
+          <w:tcPr>
+            <w:tcW w:type="dxa" w:w="1234"/>
+          </w:tcPr>
+          <w:p>
+            <w:r/>
+            <w:r>
+              <w:rPr>
+                <w:b w:val="0"/>
+                <w:sz w:val="18"/>
+              </w:rPr>
+              <w:t>0.784</w:t>
+            </w:r>
+          </w:p>
+        </w:tc>
+        <w:tc>
+          <w:tcPr>
+            <w:tcW w:type="dxa" w:w="1234"/>
+          </w:tcPr>
+          <w:p>
+            <w:r/>
+            <w:r>
+              <w:rPr>
+                <w:b w:val="0"/>
+                <w:sz w:val="18"/>
+              </w:rPr>
+              <w:t>0.795</w:t>
+            </w:r>
+          </w:p>
+        </w:tc>
+      </w:tr>
+      <w:tr>
+        <w:tc>
+          <w:tcPr>
+            <w:tcW w:type="dxa" w:w="1234"/>
+          </w:tcPr>
+          <w:p>
+            <w:r/>
+            <w:r>
+              <w:rPr>
+                <w:b w:val="0"/>
+                <w:sz w:val="18"/>
+              </w:rPr>
+              <w:t>two_finger</w:t>
+            </w:r>
+          </w:p>
+        </w:tc>
+        <w:tc>
+          <w:tcPr>
+            <w:tcW w:type="dxa" w:w="1234"/>
+          </w:tcPr>
+          <w:p>
+            <w:r/>
+            <w:r>
+              <w:rPr>
+                <w:b w:val="0"/>
+                <w:sz w:val="18"/>
+              </w:rPr>
+              <w:t>cross_domain</w:t>
+            </w:r>
+          </w:p>
+        </w:tc>
+        <w:tc>
+          <w:tcPr>
+            <w:tcW w:type="dxa" w:w="1234"/>
+          </w:tcPr>
+          <w:p>
+            <w:r/>
+            <w:r>
+              <w:rPr>
+                <w:b w:val="0"/>
+                <w:sz w:val="18"/>
+              </w:rPr>
+              <w:t>87</w:t>
+            </w:r>
+          </w:p>
+        </w:tc>
+        <w:tc>
+          <w:tcPr>
+            <w:tcW w:type="dxa" w:w="1234"/>
+          </w:tcPr>
+          <w:p>
+            <w:r/>
+            <w:r>
+              <w:rPr>
+                <w:b w:val="0"/>
+                <w:sz w:val="18"/>
+              </w:rPr>
+              <w:t>0.946</w:t>
+            </w:r>
+          </w:p>
+        </w:tc>
+        <w:tc>
+          <w:tcPr>
+            <w:tcW w:type="dxa" w:w="1234"/>
+          </w:tcPr>
+          <w:p>
+            <w:r/>
+            <w:r>
+              <w:rPr>
+                <w:b w:val="0"/>
+                <w:sz w:val="18"/>
+              </w:rPr>
+              <w:t>1.0</w:t>
+            </w:r>
+          </w:p>
+        </w:tc>
+        <w:tc>
+          <w:tcPr>
+            <w:tcW w:type="dxa" w:w="1234"/>
+          </w:tcPr>
+          <w:p>
+            <w:r/>
+            <w:r>
+              <w:rPr>
+                <w:b w:val="0"/>
+                <w:sz w:val="18"/>
+              </w:rPr>
+              <w:t>0.972</w:t>
+            </w:r>
+          </w:p>
+        </w:tc>
+        <w:tc>
+          <w:tcPr>
+            <w:tcW w:type="dxa" w:w="1234"/>
+          </w:tcPr>
+          <w:p>
+            <w:r/>
+            <w:r>
+              <w:rPr>
+                <w:b w:val="0"/>
+                <w:sz w:val="18"/>
+              </w:rPr>
+              <w:t>0.963</w:t>
+            </w:r>
+          </w:p>
+        </w:tc>
+      </w:tr>
+      <w:tr>
+        <w:tc>
+          <w:tcPr>
+            <w:tcW w:type="dxa" w:w="1234"/>
+          </w:tcPr>
+          <w:p>
+            <w:r/>
+            <w:r>
+              <w:rPr>
+                <w:b w:val="0"/>
+                <w:sz w:val="18"/>
+              </w:rPr>
+              <w:t>thumb</w:t>
+            </w:r>
+          </w:p>
+        </w:tc>
+        <w:tc>
+          <w:tcPr>
+            <w:tcW w:type="dxa" w:w="1234"/>
+          </w:tcPr>
+          <w:p>
+            <w:r/>
+            <w:r>
+              <w:rPr>
+                <w:b w:val="0"/>
+                <w:sz w:val="18"/>
+              </w:rPr>
+              <w:t>held_out_external</w:t>
+            </w:r>
+          </w:p>
+        </w:tc>
+        <w:tc>
+          <w:tcPr>
+            <w:tcW w:type="dxa" w:w="1234"/>
+          </w:tcPr>
+          <w:p>
+            <w:r/>
+            <w:r>
+              <w:rPr>
+                <w:b w:val="0"/>
+                <w:sz w:val="18"/>
+              </w:rPr>
+              <w:t>214</w:t>
+            </w:r>
+          </w:p>
+        </w:tc>
+        <w:tc>
+          <w:tcPr>
+            <w:tcW w:type="dxa" w:w="1234"/>
+          </w:tcPr>
+          <w:p>
+            <w:r/>
+            <w:r>
+              <w:rPr>
+                <w:b w:val="0"/>
+                <w:sz w:val="18"/>
+              </w:rPr>
+              <w:t>0.959</w:t>
+            </w:r>
+          </w:p>
+        </w:tc>
+        <w:tc>
+          <w:tcPr>
+            <w:tcW w:type="dxa" w:w="1234"/>
+          </w:tcPr>
+          <w:p>
+            <w:r/>
+            <w:r>
+              <w:rPr>
+                <w:b w:val="0"/>
+                <w:sz w:val="18"/>
+              </w:rPr>
+              <w:t>0.972</w:t>
+            </w:r>
+          </w:p>
+        </w:tc>
+        <w:tc>
+          <w:tcPr>
+            <w:tcW w:type="dxa" w:w="1234"/>
+          </w:tcPr>
+          <w:p>
+            <w:r/>
+            <w:r>
+              <w:rPr>
+                <w:b w:val="0"/>
+                <w:sz w:val="18"/>
+              </w:rPr>
+              <w:t>0.965</w:t>
+            </w:r>
+          </w:p>
+        </w:tc>
+        <w:tc>
+          <w:tcPr>
+            <w:tcW w:type="dxa" w:w="1234"/>
+          </w:tcPr>
+          <w:p>
+            <w:r/>
+            <w:r>
+              <w:rPr>
+                <w:b w:val="0"/>
+                <w:sz w:val="18"/>
+              </w:rPr>
+              <w:t>0.946</w:t>
+            </w:r>
+          </w:p>
+        </w:tc>
+      </w:tr>
+      <w:tr>
         <w:tc>
           <w:tcPr>
             <w:tcW w:type="dxa" w:w="1234"/>
@@ -2339,7 +3340,7 @@
                 <w:color w:val="886600"/>
                 <w:sz w:val="18"/>
               </w:rPr>
-              <w:t>cross_domain</w:t>
+              <w:t>mini_heart</w:t>
             </w:r>
           </w:p>
         </w:tc>
@@ -2355,7 +3356,7 @@
                 <w:color w:val="886600"/>
                 <w:sz w:val="18"/>
               </w:rPr>
-              <w:t>60</w:t>
+              <w:t>cross_domain</w:t>
             </w:r>
           </w:p>
         </w:tc>
@@ -2371,7 +3372,7 @@
                 <w:color w:val="886600"/>
                 <w:sz w:val="18"/>
               </w:rPr>
-              <w:t>0.492</w:t>
+              <w:t>45</w:t>
             </w:r>
           </w:p>
         </w:tc>
@@ -2387,7 +3388,7 @@
                 <w:color w:val="886600"/>
                 <w:sz w:val="18"/>
               </w:rPr>
-              <w:t>0.983</w:t>
+              <w:t>1.0</w:t>
             </w:r>
           </w:p>
         </w:tc>
@@ -2403,7 +3404,7 @@
                 <w:color w:val="886600"/>
                 <w:sz w:val="18"/>
               </w:rPr>
-              <w:t>0.656</w:t>
+              <w:t>0.578</w:t>
             </w:r>
           </w:p>
         </w:tc>
@@ -2419,7 +3420,23 @@
                 <w:color w:val="886600"/>
                 <w:sz w:val="18"/>
               </w:rPr>
-              <w:t>0.976</w:t>
+              <w:t>0.732</w:t>
+            </w:r>
+          </w:p>
+        </w:tc>
+        <w:tc>
+          <w:tcPr>
+            <w:tcW w:type="dxa" w:w="1234"/>
+          </w:tcPr>
+          <w:p>
+            <w:r/>
+            <w:r>
+              <w:rPr>
+                <w:b w:val="0"/>
+                <w:color w:val="886600"/>
+                <w:sz w:val="18"/>
+              </w:rPr>
+              <w:t>0.426</w:t>
             </w:r>
           </w:p>
         </w:tc>
@@ -2436,7 +3453,7 @@
                 <w:b w:val="0"/>
                 <w:sz w:val="18"/>
               </w:rPr>
-              <w:t>raise_right_hand</w:t>
+              <w:t>t_pose</w:t>
             </w:r>
           </w:p>
         </w:tc>
@@ -2466,7 +3483,7 @@
                 <w:b w:val="0"/>
                 <w:sz w:val="18"/>
               </w:rPr>
-              <w:t>96</w:t>
+              <w:t>36</w:t>
             </w:r>
           </w:p>
         </w:tc>
@@ -2481,7 +3498,7 @@
                 <w:b w:val="0"/>
                 <w:sz w:val="18"/>
               </w:rPr>
-              <w:t>0.971</w:t>
+              <w:t>0.967</w:t>
             </w:r>
           </w:p>
         </w:tc>
@@ -2496,7 +3513,7 @@
                 <w:b w:val="0"/>
                 <w:sz w:val="18"/>
               </w:rPr>
-              <w:t>0.698</w:t>
+              <w:t>0.806</w:t>
             </w:r>
           </w:p>
         </w:tc>
@@ -2511,7 +3528,7 @@
                 <w:b w:val="0"/>
                 <w:sz w:val="18"/>
               </w:rPr>
-              <w:t>0.812</w:t>
+              <w:t>0.879</w:t>
             </w:r>
           </w:p>
         </w:tc>
@@ -2526,7 +3543,7 @@
                 <w:b w:val="0"/>
                 <w:sz w:val="18"/>
               </w:rPr>
-              <w:t>0.956</w:t>
+              <w:t>0.831</w:t>
             </w:r>
           </w:p>
         </w:tc>
@@ -2543,7 +3560,7 @@
                 <w:b w:val="0"/>
                 <w:sz w:val="18"/>
               </w:rPr>
-              <w:t>raise_left_hand</w:t>
+              <w:t>glico_pose</w:t>
             </w:r>
           </w:p>
         </w:tc>
@@ -2558,7 +3575,7 @@
                 <w:b w:val="0"/>
                 <w:sz w:val="18"/>
               </w:rPr>
-              <w:t>cross_domain</w:t>
+              <w:t>aug_only_leak</w:t>
             </w:r>
           </w:p>
         </w:tc>
@@ -2573,7 +3590,7 @@
                 <w:b w:val="0"/>
                 <w:sz w:val="18"/>
               </w:rPr>
-              <w:t>45</w:t>
+              <w:t>66</w:t>
             </w:r>
           </w:p>
         </w:tc>
@@ -2588,7 +3605,7 @@
                 <w:b w:val="0"/>
                 <w:sz w:val="18"/>
               </w:rPr>
-              <w:t>0.784</w:t>
+              <w:t>1.0</w:t>
             </w:r>
           </w:p>
         </w:tc>
@@ -2603,7 +3620,7 @@
                 <w:b w:val="0"/>
                 <w:sz w:val="18"/>
               </w:rPr>
-              <w:t>0.889</w:t>
+              <w:t>1.0</w:t>
             </w:r>
           </w:p>
         </w:tc>
@@ -2618,7 +3635,7 @@
                 <w:b w:val="0"/>
                 <w:sz w:val="18"/>
               </w:rPr>
-              <w:t>0.833</w:t>
+              <w:t>1.0</w:t>
             </w:r>
           </w:p>
         </w:tc>
@@ -2633,970 +3650,7 @@
                 <w:b w:val="0"/>
                 <w:sz w:val="18"/>
               </w:rPr>
-              <w:t>0.977</w:t>
-            </w:r>
-          </w:p>
-        </w:tc>
-      </w:tr>
-      <w:tr>
-        <w:tc>
-          <w:tcPr>
-            <w:tcW w:type="dxa" w:w="1234"/>
-          </w:tcPr>
-          <w:p>
-            <w:r/>
-            <w:r>
-              <w:rPr>
-                <w:b w:val="0"/>
-                <w:sz w:val="18"/>
-              </w:rPr>
-              <w:t>sit</w:t>
-            </w:r>
-          </w:p>
-        </w:tc>
-        <w:tc>
-          <w:tcPr>
-            <w:tcW w:type="dxa" w:w="1234"/>
-          </w:tcPr>
-          <w:p>
-            <w:r/>
-            <w:r>
-              <w:rPr>
-                <w:b w:val="0"/>
-                <w:sz w:val="18"/>
-              </w:rPr>
-              <w:t>cross_domain</w:t>
-            </w:r>
-          </w:p>
-        </w:tc>
-        <w:tc>
-          <w:tcPr>
-            <w:tcW w:type="dxa" w:w="1234"/>
-          </w:tcPr>
-          <w:p>
-            <w:r/>
-            <w:r>
-              <w:rPr>
-                <w:b w:val="0"/>
-                <w:sz w:val="18"/>
-              </w:rPr>
-              <w:t>375</w:t>
-            </w:r>
-          </w:p>
-        </w:tc>
-        <w:tc>
-          <w:tcPr>
-            <w:tcW w:type="dxa" w:w="1234"/>
-          </w:tcPr>
-          <w:p>
-            <w:r/>
-            <w:r>
-              <w:rPr>
-                <w:b w:val="0"/>
-                <w:sz w:val="18"/>
-              </w:rPr>
-              <w:t>0.951</w:t>
-            </w:r>
-          </w:p>
-        </w:tc>
-        <w:tc>
-          <w:tcPr>
-            <w:tcW w:type="dxa" w:w="1234"/>
-          </w:tcPr>
-          <w:p>
-            <w:r/>
-            <w:r>
-              <w:rPr>
-                <w:b w:val="0"/>
-                <w:sz w:val="18"/>
-              </w:rPr>
-              <w:t>0.976</w:t>
-            </w:r>
-          </w:p>
-        </w:tc>
-        <w:tc>
-          <w:tcPr>
-            <w:tcW w:type="dxa" w:w="1234"/>
-          </w:tcPr>
-          <w:p>
-            <w:r/>
-            <w:r>
-              <w:rPr>
-                <w:b w:val="0"/>
-                <w:sz w:val="18"/>
-              </w:rPr>
-              <w:t>0.963</w:t>
-            </w:r>
-          </w:p>
-        </w:tc>
-        <w:tc>
-          <w:tcPr>
-            <w:tcW w:type="dxa" w:w="1234"/>
-          </w:tcPr>
-          <w:p>
-            <w:r/>
-            <w:r>
-              <w:rPr>
-                <w:b w:val="0"/>
-                <w:sz w:val="18"/>
-              </w:rPr>
-              <w:t>0.896</w:t>
-            </w:r>
-          </w:p>
-        </w:tc>
-      </w:tr>
-      <w:tr>
-        <w:tc>
-          <w:tcPr>
-            <w:tcW w:type="dxa" w:w="1234"/>
-          </w:tcPr>
-          <w:p>
-            <w:r/>
-            <w:r>
-              <w:rPr>
-                <w:b w:val="0"/>
-                <w:sz w:val="18"/>
-              </w:rPr>
-              <w:t>squat</w:t>
-            </w:r>
-          </w:p>
-        </w:tc>
-        <w:tc>
-          <w:tcPr>
-            <w:tcW w:type="dxa" w:w="1234"/>
-          </w:tcPr>
-          <w:p>
-            <w:r/>
-            <w:r>
-              <w:rPr>
-                <w:b w:val="0"/>
-                <w:sz w:val="18"/>
-              </w:rPr>
-              <w:t>aug_only_leak</w:t>
-            </w:r>
-          </w:p>
-        </w:tc>
-        <w:tc>
-          <w:tcPr>
-            <w:tcW w:type="dxa" w:w="1234"/>
-          </w:tcPr>
-          <w:p>
-            <w:r/>
-            <w:r>
-              <w:rPr>
-                <w:b w:val="0"/>
-                <w:sz w:val="18"/>
-              </w:rPr>
-              <w:t>108</w:t>
-            </w:r>
-          </w:p>
-        </w:tc>
-        <w:tc>
-          <w:tcPr>
-            <w:tcW w:type="dxa" w:w="1234"/>
-          </w:tcPr>
-          <w:p>
-            <w:r/>
-            <w:r>
-              <w:rPr>
-                <w:b w:val="0"/>
-                <w:sz w:val="18"/>
-              </w:rPr>
-              <w:t>1.0</w:t>
-            </w:r>
-          </w:p>
-        </w:tc>
-        <w:tc>
-          <w:tcPr>
-            <w:tcW w:type="dxa" w:w="1234"/>
-          </w:tcPr>
-          <w:p>
-            <w:r/>
-            <w:r>
-              <w:rPr>
-                <w:b w:val="0"/>
-                <w:sz w:val="18"/>
-              </w:rPr>
-              <w:t>1.0</w:t>
-            </w:r>
-          </w:p>
-        </w:tc>
-        <w:tc>
-          <w:tcPr>
-            <w:tcW w:type="dxa" w:w="1234"/>
-          </w:tcPr>
-          <w:p>
-            <w:r/>
-            <w:r>
-              <w:rPr>
-                <w:b w:val="0"/>
-                <w:sz w:val="18"/>
-              </w:rPr>
-              <w:t>1.0</w:t>
-            </w:r>
-          </w:p>
-        </w:tc>
-        <w:tc>
-          <w:tcPr>
-            <w:tcW w:type="dxa" w:w="1234"/>
-          </w:tcPr>
-          <w:p>
-            <w:r/>
-            <w:r>
-              <w:rPr>
-                <w:b w:val="0"/>
-                <w:sz w:val="18"/>
-              </w:rPr>
-              <w:t>1.0</w:t>
-            </w:r>
-          </w:p>
-        </w:tc>
-      </w:tr>
-      <w:tr>
-        <w:tc>
-          <w:tcPr>
-            <w:tcW w:type="dxa" w:w="1234"/>
-          </w:tcPr>
-          <w:p>
-            <w:r/>
-            <w:r>
-              <w:rPr>
-                <w:b w:val="0"/>
-                <w:sz w:val="18"/>
-              </w:rPr>
-              <w:t>laying</w:t>
-            </w:r>
-          </w:p>
-        </w:tc>
-        <w:tc>
-          <w:tcPr>
-            <w:tcW w:type="dxa" w:w="1234"/>
-          </w:tcPr>
-          <w:p>
-            <w:r/>
-            <w:r>
-              <w:rPr>
-                <w:b w:val="0"/>
-                <w:sz w:val="18"/>
-              </w:rPr>
-              <w:t>cross_domain</w:t>
-            </w:r>
-          </w:p>
-        </w:tc>
-        <w:tc>
-          <w:tcPr>
-            <w:tcW w:type="dxa" w:w="1234"/>
-          </w:tcPr>
-          <w:p>
-            <w:r/>
-            <w:r>
-              <w:rPr>
-                <w:b w:val="0"/>
-                <w:sz w:val="18"/>
-              </w:rPr>
-              <w:t>77</w:t>
-            </w:r>
-          </w:p>
-        </w:tc>
-        <w:tc>
-          <w:tcPr>
-            <w:tcW w:type="dxa" w:w="1234"/>
-          </w:tcPr>
-          <w:p>
-            <w:r/>
-            <w:r>
-              <w:rPr>
-                <w:b w:val="0"/>
-                <w:sz w:val="18"/>
-              </w:rPr>
-              <w:t>1.0</w:t>
-            </w:r>
-          </w:p>
-        </w:tc>
-        <w:tc>
-          <w:tcPr>
-            <w:tcW w:type="dxa" w:w="1234"/>
-          </w:tcPr>
-          <w:p>
-            <w:r/>
-            <w:r>
-              <w:rPr>
-                <w:b w:val="0"/>
-                <w:sz w:val="18"/>
-              </w:rPr>
-              <w:t>0.883</w:t>
-            </w:r>
-          </w:p>
-        </w:tc>
-        <w:tc>
-          <w:tcPr>
-            <w:tcW w:type="dxa" w:w="1234"/>
-          </w:tcPr>
-          <w:p>
-            <w:r/>
-            <w:r>
-              <w:rPr>
-                <w:b w:val="0"/>
-                <w:sz w:val="18"/>
-              </w:rPr>
-              <w:t>0.938</w:t>
-            </w:r>
-          </w:p>
-        </w:tc>
-        <w:tc>
-          <w:tcPr>
-            <w:tcW w:type="dxa" w:w="1234"/>
-          </w:tcPr>
-          <w:p>
-            <w:r/>
-            <w:r>
-              <w:rPr>
-                <w:b w:val="0"/>
-                <w:sz w:val="18"/>
-              </w:rPr>
-              <w:t>0.874</w:t>
-            </w:r>
-          </w:p>
-        </w:tc>
-      </w:tr>
-      <w:tr>
-        <w:tc>
-          <w:tcPr>
-            <w:tcW w:type="dxa" w:w="1234"/>
-          </w:tcPr>
-          <w:p>
-            <w:r/>
-            <w:r>
-              <w:rPr>
-                <w:b w:val="0"/>
-                <w:sz w:val="18"/>
-              </w:rPr>
-              <w:t>ok</w:t>
-            </w:r>
-          </w:p>
-        </w:tc>
-        <w:tc>
-          <w:tcPr>
-            <w:tcW w:type="dxa" w:w="1234"/>
-          </w:tcPr>
-          <w:p>
-            <w:r/>
-            <w:r>
-              <w:rPr>
-                <w:b w:val="0"/>
-                <w:sz w:val="18"/>
-              </w:rPr>
-              <w:t>cross_domain</w:t>
-            </w:r>
-          </w:p>
-        </w:tc>
-        <w:tc>
-          <w:tcPr>
-            <w:tcW w:type="dxa" w:w="1234"/>
-          </w:tcPr>
-          <w:p>
-            <w:r/>
-            <w:r>
-              <w:rPr>
-                <w:b w:val="0"/>
-                <w:sz w:val="18"/>
-              </w:rPr>
-              <w:t>45</w:t>
-            </w:r>
-          </w:p>
-        </w:tc>
-        <w:tc>
-          <w:tcPr>
-            <w:tcW w:type="dxa" w:w="1234"/>
-          </w:tcPr>
-          <w:p>
-            <w:r/>
-            <w:r>
-              <w:rPr>
-                <w:b w:val="0"/>
-                <w:sz w:val="18"/>
-              </w:rPr>
-              <w:t>1.0</w:t>
-            </w:r>
-          </w:p>
-        </w:tc>
-        <w:tc>
-          <w:tcPr>
-            <w:tcW w:type="dxa" w:w="1234"/>
-          </w:tcPr>
-          <w:p>
-            <w:r/>
-            <w:r>
-              <w:rPr>
-                <w:b w:val="0"/>
-                <w:sz w:val="18"/>
-              </w:rPr>
-              <w:t>0.644</w:t>
-            </w:r>
-          </w:p>
-        </w:tc>
-        <w:tc>
-          <w:tcPr>
-            <w:tcW w:type="dxa" w:w="1234"/>
-          </w:tcPr>
-          <w:p>
-            <w:r/>
-            <w:r>
-              <w:rPr>
-                <w:b w:val="0"/>
-                <w:sz w:val="18"/>
-              </w:rPr>
-              <w:t>0.784</w:t>
-            </w:r>
-          </w:p>
-        </w:tc>
-        <w:tc>
-          <w:tcPr>
-            <w:tcW w:type="dxa" w:w="1234"/>
-          </w:tcPr>
-          <w:p>
-            <w:r/>
-            <w:r>
-              <w:rPr>
-                <w:b w:val="0"/>
-                <w:sz w:val="18"/>
-              </w:rPr>
-              <w:t>0.969</w:t>
-            </w:r>
-          </w:p>
-        </w:tc>
-      </w:tr>
-      <w:tr>
-        <w:tc>
-          <w:tcPr>
-            <w:tcW w:type="dxa" w:w="1234"/>
-          </w:tcPr>
-          <w:p>
-            <w:r/>
-            <w:r>
-              <w:rPr>
-                <w:b w:val="0"/>
-                <w:sz w:val="18"/>
-              </w:rPr>
-              <w:t>two_finger</w:t>
-            </w:r>
-          </w:p>
-        </w:tc>
-        <w:tc>
-          <w:tcPr>
-            <w:tcW w:type="dxa" w:w="1234"/>
-          </w:tcPr>
-          <w:p>
-            <w:r/>
-            <w:r>
-              <w:rPr>
-                <w:b w:val="0"/>
-                <w:sz w:val="18"/>
-              </w:rPr>
-              <w:t>cross_domain</w:t>
-            </w:r>
-          </w:p>
-        </w:tc>
-        <w:tc>
-          <w:tcPr>
-            <w:tcW w:type="dxa" w:w="1234"/>
-          </w:tcPr>
-          <w:p>
-            <w:r/>
-            <w:r>
-              <w:rPr>
-                <w:b w:val="0"/>
-                <w:sz w:val="18"/>
-              </w:rPr>
-              <w:t>87</w:t>
-            </w:r>
-          </w:p>
-        </w:tc>
-        <w:tc>
-          <w:tcPr>
-            <w:tcW w:type="dxa" w:w="1234"/>
-          </w:tcPr>
-          <w:p>
-            <w:r/>
-            <w:r>
-              <w:rPr>
-                <w:b w:val="0"/>
-                <w:sz w:val="18"/>
-              </w:rPr>
-              <w:t>0.967</w:t>
-            </w:r>
-          </w:p>
-        </w:tc>
-        <w:tc>
-          <w:tcPr>
-            <w:tcW w:type="dxa" w:w="1234"/>
-          </w:tcPr>
-          <w:p>
-            <w:r/>
-            <w:r>
-              <w:rPr>
-                <w:b w:val="0"/>
-                <w:sz w:val="18"/>
-              </w:rPr>
-              <w:t>1.0</w:t>
-            </w:r>
-          </w:p>
-        </w:tc>
-        <w:tc>
-          <w:tcPr>
-            <w:tcW w:type="dxa" w:w="1234"/>
-          </w:tcPr>
-          <w:p>
-            <w:r/>
-            <w:r>
-              <w:rPr>
-                <w:b w:val="0"/>
-                <w:sz w:val="18"/>
-              </w:rPr>
-              <w:t>0.983</w:t>
-            </w:r>
-          </w:p>
-        </w:tc>
-        <w:tc>
-          <w:tcPr>
-            <w:tcW w:type="dxa" w:w="1234"/>
-          </w:tcPr>
-          <w:p>
-            <w:r/>
-            <w:r>
-              <w:rPr>
-                <w:b w:val="0"/>
-                <w:sz w:val="18"/>
-              </w:rPr>
-              <w:t>1.0</w:t>
-            </w:r>
-          </w:p>
-        </w:tc>
-      </w:tr>
-      <w:tr>
-        <w:tc>
-          <w:tcPr>
-            <w:tcW w:type="dxa" w:w="1234"/>
-          </w:tcPr>
-          <w:p>
-            <w:r/>
-            <w:r>
-              <w:rPr>
-                <w:b w:val="0"/>
-                <w:sz w:val="18"/>
-              </w:rPr>
-              <w:t>thumb</w:t>
-            </w:r>
-          </w:p>
-        </w:tc>
-        <w:tc>
-          <w:tcPr>
-            <w:tcW w:type="dxa" w:w="1234"/>
-          </w:tcPr>
-          <w:p>
-            <w:r/>
-            <w:r>
-              <w:rPr>
-                <w:b w:val="0"/>
-                <w:sz w:val="18"/>
-              </w:rPr>
-              <w:t>held_out_external</w:t>
-            </w:r>
-          </w:p>
-        </w:tc>
-        <w:tc>
-          <w:tcPr>
-            <w:tcW w:type="dxa" w:w="1234"/>
-          </w:tcPr>
-          <w:p>
-            <w:r/>
-            <w:r>
-              <w:rPr>
-                <w:b w:val="0"/>
-                <w:sz w:val="18"/>
-              </w:rPr>
-              <w:t>214</w:t>
-            </w:r>
-          </w:p>
-        </w:tc>
-        <w:tc>
-          <w:tcPr>
-            <w:tcW w:type="dxa" w:w="1234"/>
-          </w:tcPr>
-          <w:p>
-            <w:r/>
-            <w:r>
-              <w:rPr>
-                <w:b w:val="0"/>
-                <w:sz w:val="18"/>
-              </w:rPr>
-              <w:t>1.0</w:t>
-            </w:r>
-          </w:p>
-        </w:tc>
-        <w:tc>
-          <w:tcPr>
-            <w:tcW w:type="dxa" w:w="1234"/>
-          </w:tcPr>
-          <w:p>
-            <w:r/>
-            <w:r>
-              <w:rPr>
-                <w:b w:val="0"/>
-                <w:sz w:val="18"/>
-              </w:rPr>
-              <w:t>0.967</w:t>
-            </w:r>
-          </w:p>
-        </w:tc>
-        <w:tc>
-          <w:tcPr>
-            <w:tcW w:type="dxa" w:w="1234"/>
-          </w:tcPr>
-          <w:p>
-            <w:r/>
-            <w:r>
-              <w:rPr>
-                <w:b w:val="0"/>
-                <w:sz w:val="18"/>
-              </w:rPr>
-              <w:t>0.983</w:t>
-            </w:r>
-          </w:p>
-        </w:tc>
-        <w:tc>
-          <w:tcPr>
-            <w:tcW w:type="dxa" w:w="1234"/>
-          </w:tcPr>
-          <w:p>
-            <w:r/>
-            <w:r>
-              <w:rPr>
-                <w:b w:val="0"/>
-                <w:sz w:val="18"/>
-              </w:rPr>
-              <w:t>0.981</w:t>
-            </w:r>
-          </w:p>
-        </w:tc>
-      </w:tr>
-      <w:tr>
-        <w:tc>
-          <w:tcPr>
-            <w:tcW w:type="dxa" w:w="1234"/>
-          </w:tcPr>
-          <w:p>
-            <w:r/>
-            <w:r>
-              <w:rPr>
-                <w:b w:val="0"/>
-                <w:sz w:val="18"/>
-              </w:rPr>
-              <w:t>mini_heart</w:t>
-            </w:r>
-          </w:p>
-        </w:tc>
-        <w:tc>
-          <w:tcPr>
-            <w:tcW w:type="dxa" w:w="1234"/>
-          </w:tcPr>
-          <w:p>
-            <w:r/>
-            <w:r>
-              <w:rPr>
-                <w:b w:val="0"/>
-                <w:sz w:val="18"/>
-              </w:rPr>
-              <w:t>cross_domain</w:t>
-            </w:r>
-          </w:p>
-        </w:tc>
-        <w:tc>
-          <w:tcPr>
-            <w:tcW w:type="dxa" w:w="1234"/>
-          </w:tcPr>
-          <w:p>
-            <w:r/>
-            <w:r>
-              <w:rPr>
-                <w:b w:val="0"/>
-                <w:sz w:val="18"/>
-              </w:rPr>
-              <w:t>45</w:t>
-            </w:r>
-          </w:p>
-        </w:tc>
-        <w:tc>
-          <w:tcPr>
-            <w:tcW w:type="dxa" w:w="1234"/>
-          </w:tcPr>
-          <w:p>
-            <w:r/>
-            <w:r>
-              <w:rPr>
-                <w:b w:val="0"/>
-                <w:sz w:val="18"/>
-              </w:rPr>
-              <w:t>1.0</w:t>
-            </w:r>
-          </w:p>
-        </w:tc>
-        <w:tc>
-          <w:tcPr>
-            <w:tcW w:type="dxa" w:w="1234"/>
-          </w:tcPr>
-          <w:p>
-            <w:r/>
-            <w:r>
-              <w:rPr>
-                <w:b w:val="0"/>
-                <w:sz w:val="18"/>
-              </w:rPr>
-              <w:t>0.8</w:t>
-            </w:r>
-          </w:p>
-        </w:tc>
-        <w:tc>
-          <w:tcPr>
-            <w:tcW w:type="dxa" w:w="1234"/>
-          </w:tcPr>
-          <w:p>
-            <w:r/>
-            <w:r>
-              <w:rPr>
-                <w:b w:val="0"/>
-                <w:sz w:val="18"/>
-              </w:rPr>
-              <w:t>0.889</w:t>
-            </w:r>
-          </w:p>
-        </w:tc>
-        <w:tc>
-          <w:tcPr>
-            <w:tcW w:type="dxa" w:w="1234"/>
-          </w:tcPr>
-          <w:p>
-            <w:r/>
-            <w:r>
-              <w:rPr>
-                <w:b w:val="0"/>
-                <w:sz w:val="18"/>
-              </w:rPr>
-              <w:t>0.743</w:t>
-            </w:r>
-          </w:p>
-        </w:tc>
-      </w:tr>
-      <w:tr>
-        <w:tc>
-          <w:tcPr>
-            <w:tcW w:type="dxa" w:w="1234"/>
-          </w:tcPr>
-          <w:p>
-            <w:r/>
-            <w:r>
-              <w:rPr>
-                <w:b w:val="0"/>
-                <w:sz w:val="18"/>
-              </w:rPr>
-              <w:t>t_pose</w:t>
-            </w:r>
-          </w:p>
-        </w:tc>
-        <w:tc>
-          <w:tcPr>
-            <w:tcW w:type="dxa" w:w="1234"/>
-          </w:tcPr>
-          <w:p>
-            <w:r/>
-            <w:r>
-              <w:rPr>
-                <w:b w:val="0"/>
-                <w:sz w:val="18"/>
-              </w:rPr>
-              <w:t>cross_domain</w:t>
-            </w:r>
-          </w:p>
-        </w:tc>
-        <w:tc>
-          <w:tcPr>
-            <w:tcW w:type="dxa" w:w="1234"/>
-          </w:tcPr>
-          <w:p>
-            <w:r/>
-            <w:r>
-              <w:rPr>
-                <w:b w:val="0"/>
-                <w:sz w:val="18"/>
-              </w:rPr>
-              <w:t>36</w:t>
-            </w:r>
-          </w:p>
-        </w:tc>
-        <w:tc>
-          <w:tcPr>
-            <w:tcW w:type="dxa" w:w="1234"/>
-          </w:tcPr>
-          <w:p>
-            <w:r/>
-            <w:r>
-              <w:rPr>
-                <w:b w:val="0"/>
-                <w:sz w:val="18"/>
-              </w:rPr>
-              <w:t>1.0</w:t>
-            </w:r>
-          </w:p>
-        </w:tc>
-        <w:tc>
-          <w:tcPr>
-            <w:tcW w:type="dxa" w:w="1234"/>
-          </w:tcPr>
-          <w:p>
-            <w:r/>
-            <w:r>
-              <w:rPr>
-                <w:b w:val="0"/>
-                <w:sz w:val="18"/>
-              </w:rPr>
-              <w:t>0.694</w:t>
-            </w:r>
-          </w:p>
-        </w:tc>
-        <w:tc>
-          <w:tcPr>
-            <w:tcW w:type="dxa" w:w="1234"/>
-          </w:tcPr>
-          <w:p>
-            <w:r/>
-            <w:r>
-              <w:rPr>
-                <w:b w:val="0"/>
-                <w:sz w:val="18"/>
-              </w:rPr>
-              <w:t>0.82</w:t>
-            </w:r>
-          </w:p>
-        </w:tc>
-        <w:tc>
-          <w:tcPr>
-            <w:tcW w:type="dxa" w:w="1234"/>
-          </w:tcPr>
-          <w:p>
-            <w:r/>
-            <w:r>
-              <w:rPr>
-                <w:b w:val="0"/>
-                <w:sz w:val="18"/>
-              </w:rPr>
-              <w:t>0.922</w:t>
-            </w:r>
-          </w:p>
-        </w:tc>
-      </w:tr>
-      <w:tr>
-        <w:tc>
-          <w:tcPr>
-            <w:tcW w:type="dxa" w:w="1234"/>
-          </w:tcPr>
-          <w:p>
-            <w:r/>
-            <w:r>
-              <w:rPr>
-                <w:b w:val="0"/>
-                <w:sz w:val="18"/>
-              </w:rPr>
-              <w:t>glico_pose</w:t>
-            </w:r>
-          </w:p>
-        </w:tc>
-        <w:tc>
-          <w:tcPr>
-            <w:tcW w:type="dxa" w:w="1234"/>
-          </w:tcPr>
-          <w:p>
-            <w:r/>
-            <w:r>
-              <w:rPr>
-                <w:b w:val="0"/>
-                <w:sz w:val="18"/>
-              </w:rPr>
-              <w:t>aug_only_leak</w:t>
-            </w:r>
-          </w:p>
-        </w:tc>
-        <w:tc>
-          <w:tcPr>
-            <w:tcW w:type="dxa" w:w="1234"/>
-          </w:tcPr>
-          <w:p>
-            <w:r/>
-            <w:r>
-              <w:rPr>
-                <w:b w:val="0"/>
-                <w:sz w:val="18"/>
-              </w:rPr>
-              <w:t>66</w:t>
-            </w:r>
-          </w:p>
-        </w:tc>
-        <w:tc>
-          <w:tcPr>
-            <w:tcW w:type="dxa" w:w="1234"/>
-          </w:tcPr>
-          <w:p>
-            <w:r/>
-            <w:r>
-              <w:rPr>
-                <w:b w:val="0"/>
-                <w:sz w:val="18"/>
-              </w:rPr>
-              <w:t>1.0</w:t>
-            </w:r>
-          </w:p>
-        </w:tc>
-        <w:tc>
-          <w:tcPr>
-            <w:tcW w:type="dxa" w:w="1234"/>
-          </w:tcPr>
-          <w:p>
-            <w:r/>
-            <w:r>
-              <w:rPr>
-                <w:b w:val="0"/>
-                <w:sz w:val="18"/>
-              </w:rPr>
-              <w:t>1.0</w:t>
-            </w:r>
-          </w:p>
-        </w:tc>
-        <w:tc>
-          <w:tcPr>
-            <w:tcW w:type="dxa" w:w="1234"/>
-          </w:tcPr>
-          <w:p>
-            <w:r/>
-            <w:r>
-              <w:rPr>
-                <w:b w:val="0"/>
-                <w:sz w:val="18"/>
-              </w:rPr>
-              <w:t>1.0</w:t>
-            </w:r>
-          </w:p>
-        </w:tc>
-        <w:tc>
-          <w:tcPr>
-            <w:tcW w:type="dxa" w:w="1234"/>
-          </w:tcPr>
-          <w:p>
-            <w:r/>
-            <w:r>
-              <w:rPr>
-                <w:b w:val="0"/>
-                <w:sz w:val="18"/>
-              </w:rPr>
-              <w:t>1.0</w:t>
+              <w:t>0.974</w:t>
             </w:r>
           </w:p>
         </w:tc>
@@ -3607,7 +3661,7 @@
         <w:drawing>
           <wp:inline xmlns:a="http://schemas.openxmlformats.org/drawingml/2006/main" xmlns:pic="http://schemas.openxmlformats.org/drawingml/2006/picture">
             <wp:extent cx="5852160" cy="5201327"/>
-            <wp:docPr id="3" name="Picture 3"/>
+            <wp:docPr id="4" name="Picture 4"/>
             <wp:cNvGraphicFramePr>
               <a:graphicFrameLocks noChangeAspect="1"/>
             </wp:cNvGraphicFramePr>
@@ -3615,11 +3669,11 @@
               <a:graphicData uri="http://schemas.openxmlformats.org/drawingml/2006/picture">
                 <pic:pic>
                   <pic:nvPicPr>
-                    <pic:cNvPr id="0" name="lgbm_confusion.png"/>
+                    <pic:cNvPr id="0" name="mlp_confusion.png"/>
                     <pic:cNvPicPr/>
                   </pic:nvPicPr>
                   <pic:blipFill>
-                    <a:blip r:embed="rId11"/>
+                    <a:blip r:embed="rId12"/>
                     <a:stretch>
                       <a:fillRect/>
                     </a:stretch>
@@ -3643,7 +3697,7 @@
         <w:drawing>
           <wp:inline xmlns:a="http://schemas.openxmlformats.org/drawingml/2006/main" xmlns:pic="http://schemas.openxmlformats.org/drawingml/2006/picture">
             <wp:extent cx="5852160" cy="2340864"/>
-            <wp:docPr id="4" name="Picture 4"/>
+            <wp:docPr id="5" name="Picture 5"/>
             <wp:cNvGraphicFramePr>
               <a:graphicFrameLocks noChangeAspect="1"/>
             </wp:cNvGraphicFramePr>
@@ -3651,11 +3705,11 @@
               <a:graphicData uri="http://schemas.openxmlformats.org/drawingml/2006/picture">
                 <pic:pic>
                   <pic:nvPicPr>
-                    <pic:cNvPr id="0" name="lgbm_calibration.png"/>
+                    <pic:cNvPr id="0" name="mlp_calibration.png"/>
                     <pic:cNvPicPr/>
                   </pic:nvPicPr>
                   <pic:blipFill>
-                    <a:blip r:embed="rId12"/>
+                    <a:blip r:embed="rId13"/>
                     <a:stretch>
                       <a:fillRect/>
                     </a:stretch>
@@ -3679,12 +3733,1682 @@
         <w:pStyle w:val="Heading1"/>
       </w:pPr>
       <w:r>
-        <w:t>5. Verdict + what's next</w:t>
+        <w:t>5. Track B — feature set (MLP, 5 seeds)</w:t>
+      </w:r>
+    </w:p>
+    <w:tbl>
+      <w:tblPr>
+        <w:tblStyle w:val="LightGrid-Accent1"/>
+        <w:tblW w:type="auto" w:w="0"/>
+        <w:tblLook w:firstColumn="1" w:firstRow="1" w:lastColumn="0" w:lastRow="0" w:noHBand="0" w:noVBand="1" w:val="04A0"/>
+      </w:tblPr>
+      <w:tblGrid>
+        <w:gridCol w:w="1440"/>
+        <w:gridCol w:w="1440"/>
+        <w:gridCol w:w="1440"/>
+        <w:gridCol w:w="1440"/>
+        <w:gridCol w:w="1440"/>
+        <w:gridCol w:w="1440"/>
+      </w:tblGrid>
+      <w:tr>
+        <w:tc>
+          <w:tcPr>
+            <w:tcW w:type="dxa" w:w="1440"/>
+          </w:tcPr>
+          <w:p>
+            <w:r/>
+            <w:r>
+              <w:rPr>
+                <w:b/>
+                <w:sz w:val="18"/>
+              </w:rPr>
+              <w:t>features</w:t>
+            </w:r>
+          </w:p>
+        </w:tc>
+        <w:tc>
+          <w:tcPr>
+            <w:tcW w:type="dxa" w:w="1440"/>
+          </w:tcPr>
+          <w:p>
+            <w:r/>
+            <w:r>
+              <w:rPr>
+                <w:b/>
+                <w:sz w:val="18"/>
+              </w:rPr>
+              <w:t>macro-F1</w:t>
+            </w:r>
+          </w:p>
+        </w:tc>
+        <w:tc>
+          <w:tcPr>
+            <w:tcW w:type="dxa" w:w="1440"/>
+          </w:tcPr>
+          <w:p>
+            <w:r/>
+            <w:r>
+              <w:rPr>
+                <w:b/>
+                <w:sz w:val="18"/>
+              </w:rPr>
+              <w:t>real-eval</w:t>
+            </w:r>
+          </w:p>
+        </w:tc>
+        <w:tc>
+          <w:tcPr>
+            <w:tcW w:type="dxa" w:w="1440"/>
+          </w:tcPr>
+          <w:p>
+            <w:r/>
+            <w:r>
+              <w:rPr>
+                <w:b/>
+                <w:sz w:val="18"/>
+              </w:rPr>
+              <w:t>acc</w:t>
+            </w:r>
+          </w:p>
+        </w:tc>
+        <w:tc>
+          <w:tcPr>
+            <w:tcW w:type="dxa" w:w="1440"/>
+          </w:tcPr>
+          <w:p>
+            <w:r/>
+            <w:r>
+              <w:rPr>
+                <w:b/>
+                <w:sz w:val="18"/>
+              </w:rPr>
+              <w:t>mini_heart F1</w:t>
+            </w:r>
+          </w:p>
+        </w:tc>
+        <w:tc>
+          <w:tcPr>
+            <w:tcW w:type="dxa" w:w="1440"/>
+          </w:tcPr>
+          <w:p>
+            <w:r/>
+            <w:r>
+              <w:rPr>
+                <w:b/>
+                <w:sz w:val="18"/>
+              </w:rPr>
+              <w:t>idle F1</w:t>
+            </w:r>
+          </w:p>
+        </w:tc>
+      </w:tr>
+      <w:tr>
+        <w:tc>
+          <w:tcPr>
+            <w:tcW w:type="dxa" w:w="1440"/>
+          </w:tcPr>
+          <w:p>
+            <w:r/>
+            <w:r>
+              <w:rPr>
+                <w:b w:val="0"/>
+                <w:color w:val="1A7F37"/>
+                <w:sz w:val="18"/>
+              </w:rPr>
+              <w:t>both (189-d)</w:t>
+            </w:r>
+          </w:p>
+        </w:tc>
+        <w:tc>
+          <w:tcPr>
+            <w:tcW w:type="dxa" w:w="1440"/>
+          </w:tcPr>
+          <w:p>
+            <w:r/>
+            <w:r>
+              <w:rPr>
+                <w:b w:val="0"/>
+                <w:color w:val="1A7F37"/>
+                <w:sz w:val="18"/>
+              </w:rPr>
+              <w:t>0.881 ± 0.014</w:t>
+            </w:r>
+          </w:p>
+        </w:tc>
+        <w:tc>
+          <w:tcPr>
+            <w:tcW w:type="dxa" w:w="1440"/>
+          </w:tcPr>
+          <w:p>
+            <w:r/>
+            <w:r>
+              <w:rPr>
+                <w:b w:val="0"/>
+                <w:color w:val="1A7F37"/>
+                <w:sz w:val="18"/>
+              </w:rPr>
+              <w:t>0.857 ± 0.016</w:t>
+            </w:r>
+          </w:p>
+        </w:tc>
+        <w:tc>
+          <w:tcPr>
+            <w:tcW w:type="dxa" w:w="1440"/>
+          </w:tcPr>
+          <w:p>
+            <w:r/>
+            <w:r>
+              <w:rPr>
+                <w:b w:val="0"/>
+                <w:color w:val="1A7F37"/>
+                <w:sz w:val="18"/>
+              </w:rPr>
+              <w:t>0.919 ± 0.008</w:t>
+            </w:r>
+          </w:p>
+        </w:tc>
+        <w:tc>
+          <w:tcPr>
+            <w:tcW w:type="dxa" w:w="1440"/>
+          </w:tcPr>
+          <w:p>
+            <w:r/>
+            <w:r>
+              <w:rPr>
+                <w:b w:val="0"/>
+                <w:color w:val="1A7F37"/>
+                <w:sz w:val="18"/>
+              </w:rPr>
+              <w:t>0.780 ± 0.090</w:t>
+            </w:r>
+          </w:p>
+        </w:tc>
+        <w:tc>
+          <w:tcPr>
+            <w:tcW w:type="dxa" w:w="1440"/>
+          </w:tcPr>
+          <w:p>
+            <w:r/>
+            <w:r>
+              <w:rPr>
+                <w:b w:val="0"/>
+                <w:color w:val="1A7F37"/>
+                <w:sz w:val="18"/>
+              </w:rPr>
+              <w:t>0.768 ± 0.013</w:t>
+            </w:r>
+          </w:p>
+        </w:tc>
+      </w:tr>
+      <w:tr>
+        <w:tc>
+          <w:tcPr>
+            <w:tcW w:type="dxa" w:w="1440"/>
+          </w:tcPr>
+          <w:p>
+            <w:r/>
+            <w:r>
+              <w:rPr>
+                <w:b w:val="0"/>
+                <w:sz w:val="18"/>
+              </w:rPr>
+              <w:t>body_raw_hands_derived (105-d)</w:t>
+            </w:r>
+          </w:p>
+        </w:tc>
+        <w:tc>
+          <w:tcPr>
+            <w:tcW w:type="dxa" w:w="1440"/>
+          </w:tcPr>
+          <w:p>
+            <w:r/>
+            <w:r>
+              <w:rPr>
+                <w:b w:val="0"/>
+                <w:sz w:val="18"/>
+              </w:rPr>
+              <w:t>0.875 ± 0.029</w:t>
+            </w:r>
+          </w:p>
+        </w:tc>
+        <w:tc>
+          <w:tcPr>
+            <w:tcW w:type="dxa" w:w="1440"/>
+          </w:tcPr>
+          <w:p>
+            <w:r/>
+            <w:r>
+              <w:rPr>
+                <w:b w:val="0"/>
+                <w:sz w:val="18"/>
+              </w:rPr>
+              <w:t>0.851 ± 0.035</w:t>
+            </w:r>
+          </w:p>
+        </w:tc>
+        <w:tc>
+          <w:tcPr>
+            <w:tcW w:type="dxa" w:w="1440"/>
+          </w:tcPr>
+          <w:p>
+            <w:r/>
+            <w:r>
+              <w:rPr>
+                <w:b w:val="0"/>
+                <w:sz w:val="18"/>
+              </w:rPr>
+              <w:t>0.911 ± 0.018</w:t>
+            </w:r>
+          </w:p>
+        </w:tc>
+        <w:tc>
+          <w:tcPr>
+            <w:tcW w:type="dxa" w:w="1440"/>
+          </w:tcPr>
+          <w:p>
+            <w:r/>
+            <w:r>
+              <w:rPr>
+                <w:b w:val="0"/>
+                <w:sz w:val="18"/>
+              </w:rPr>
+              <w:t>0.887 ± 0.008</w:t>
+            </w:r>
+          </w:p>
+        </w:tc>
+        <w:tc>
+          <w:tcPr>
+            <w:tcW w:type="dxa" w:w="1440"/>
+          </w:tcPr>
+          <w:p>
+            <w:r/>
+            <w:r>
+              <w:rPr>
+                <w:b w:val="0"/>
+                <w:sz w:val="18"/>
+              </w:rPr>
+              <w:t>0.590 ± 0.306</w:t>
+            </w:r>
+          </w:p>
+        </w:tc>
+      </w:tr>
+    </w:tbl>
+    <w:p>
+      <w:r>
+        <w:t>Also run at 1 seed: raw (152-d) real-eval 0.846, derived-only (39-d) 0.673 — both clearly worse. lock stays 'both' — body_raw_hands_derived misses the &gt;=0.86 real-eval bar, is less stable, and collapses idle F1 to ~0.21 on 2/5 seeds (idle is a CLAUDE.md-mandated class).</w:t>
       </w:r>
     </w:p>
     <w:p>
       <w:r>
-        <w:t>LGBM is the working pick. Remaining Phase 4 work: (a) if LGBM's confidence is piled at ~1.0, apply Platt / isotonic / temperature calibration and re-score; (b) shrink any tree model that is the pick and over-sized; (c) Track D — tune AugParams strength against the val split; (d) Track E — per-class confidence thresholds on the val split for the idle/unknown fallback. Then lock and write docs/phase4_baseline.md.</w:t>
+        <w:t>body_raw_hands_derived (drops the raw hand coordinates, keeps the scale-invariant derived hand features) is a real, stable win for mini_heart — the raw hand coords carry MediaPipe's hand-crop domain-gap noise. But it misses the ≥0.86 real-eval bar, is noisier on every headline metric, and idle F1 sd blows out to 0.31 (collapses to ~0.21 on 2 of 5 seeds). idle is a mandated class, so the lock stays at 'both'. The mini_heart signal is filed for a Phase 6 feature pass.</w:t>
+      </w:r>
+    </w:p>
+    <w:p>
+      <w:pPr>
+        <w:pStyle w:val="Heading1"/>
+      </w:pPr>
+      <w:r>
+        <w:t>6. Track D — augmentation strength (MLP 'both', seed 0)</w:t>
+      </w:r>
+    </w:p>
+    <w:tbl>
+      <w:tblPr>
+        <w:tblStyle w:val="LightGrid-Accent1"/>
+        <w:tblW w:type="auto" w:w="0"/>
+        <w:tblLook w:firstColumn="1" w:firstRow="1" w:lastColumn="0" w:lastRow="0" w:noHBand="0" w:noVBand="1" w:val="04A0"/>
+      </w:tblPr>
+      <w:tblGrid>
+        <w:gridCol w:w="1234"/>
+        <w:gridCol w:w="1234"/>
+        <w:gridCol w:w="1234"/>
+        <w:gridCol w:w="1234"/>
+        <w:gridCol w:w="1234"/>
+        <w:gridCol w:w="1234"/>
+        <w:gridCol w:w="1234"/>
+      </w:tblGrid>
+      <w:tr>
+        <w:tc>
+          <w:tcPr>
+            <w:tcW w:type="dxa" w:w="1234"/>
+          </w:tcPr>
+          <w:p>
+            <w:r/>
+            <w:r>
+              <w:rPr>
+                <w:b/>
+                <w:sz w:val="18"/>
+              </w:rPr>
+              <w:t>config</w:t>
+            </w:r>
+          </w:p>
+        </w:tc>
+        <w:tc>
+          <w:tcPr>
+            <w:tcW w:type="dxa" w:w="1234"/>
+          </w:tcPr>
+          <w:p>
+            <w:r/>
+            <w:r>
+              <w:rPr>
+                <w:b/>
+                <w:sz w:val="18"/>
+              </w:rPr>
+              <w:t>real-eval</w:t>
+            </w:r>
+          </w:p>
+        </w:tc>
+        <w:tc>
+          <w:tcPr>
+            <w:tcW w:type="dxa" w:w="1234"/>
+          </w:tcPr>
+          <w:p>
+            <w:r/>
+            <w:r>
+              <w:rPr>
+                <w:b/>
+                <w:sz w:val="18"/>
+              </w:rPr>
+              <w:t>mini_heart</w:t>
+            </w:r>
+          </w:p>
+        </w:tc>
+        <w:tc>
+          <w:tcPr>
+            <w:tcW w:type="dxa" w:w="1234"/>
+          </w:tcPr>
+          <w:p>
+            <w:r/>
+            <w:r>
+              <w:rPr>
+                <w:b/>
+                <w:sz w:val="18"/>
+              </w:rPr>
+              <w:t>raise_R</w:t>
+            </w:r>
+          </w:p>
+        </w:tc>
+        <w:tc>
+          <w:tcPr>
+            <w:tcW w:type="dxa" w:w="1234"/>
+          </w:tcPr>
+          <w:p>
+            <w:r/>
+            <w:r>
+              <w:rPr>
+                <w:b/>
+                <w:sz w:val="18"/>
+              </w:rPr>
+              <w:t>raise_L</w:t>
+            </w:r>
+          </w:p>
+        </w:tc>
+        <w:tc>
+          <w:tcPr>
+            <w:tcW w:type="dxa" w:w="1234"/>
+          </w:tcPr>
+          <w:p>
+            <w:r/>
+            <w:r>
+              <w:rPr>
+                <w:b/>
+                <w:sz w:val="18"/>
+              </w:rPr>
+              <w:t>idle</w:t>
+            </w:r>
+          </w:p>
+        </w:tc>
+        <w:tc>
+          <w:tcPr>
+            <w:tcW w:type="dxa" w:w="1234"/>
+          </w:tcPr>
+          <w:p>
+            <w:r/>
+            <w:r>
+              <w:rPr>
+                <w:b/>
+                <w:sz w:val="18"/>
+              </w:rPr>
+              <w:t>acc</w:t>
+            </w:r>
+          </w:p>
+        </w:tc>
+      </w:tr>
+      <w:tr>
+        <w:tc>
+          <w:tcPr>
+            <w:tcW w:type="dxa" w:w="1234"/>
+          </w:tcPr>
+          <w:p>
+            <w:r/>
+            <w:r>
+              <w:rPr>
+                <w:b w:val="0"/>
+                <w:color w:val="1A7F37"/>
+                <w:sz w:val="18"/>
+              </w:rPr>
+              <w:t>D0_baseline</w:t>
+            </w:r>
+          </w:p>
+        </w:tc>
+        <w:tc>
+          <w:tcPr>
+            <w:tcW w:type="dxa" w:w="1234"/>
+          </w:tcPr>
+          <w:p>
+            <w:r/>
+            <w:r>
+              <w:rPr>
+                <w:b w:val="0"/>
+                <w:color w:val="1A7F37"/>
+                <w:sz w:val="18"/>
+              </w:rPr>
+              <w:t>0.847</w:t>
+            </w:r>
+          </w:p>
+        </w:tc>
+        <w:tc>
+          <w:tcPr>
+            <w:tcW w:type="dxa" w:w="1234"/>
+          </w:tcPr>
+          <w:p>
+            <w:r/>
+            <w:r>
+              <w:rPr>
+                <w:b w:val="0"/>
+                <w:color w:val="1A7F37"/>
+                <w:sz w:val="18"/>
+              </w:rPr>
+              <w:t>0.73</w:t>
+            </w:r>
+          </w:p>
+        </w:tc>
+        <w:tc>
+          <w:tcPr>
+            <w:tcW w:type="dxa" w:w="1234"/>
+          </w:tcPr>
+          <w:p>
+            <w:r/>
+            <w:r>
+              <w:rPr>
+                <w:b w:val="0"/>
+                <w:color w:val="1A7F37"/>
+                <w:sz w:val="18"/>
+              </w:rPr>
+              <w:t>0.76</w:t>
+            </w:r>
+          </w:p>
+        </w:tc>
+        <w:tc>
+          <w:tcPr>
+            <w:tcW w:type="dxa" w:w="1234"/>
+          </w:tcPr>
+          <w:p>
+            <w:r/>
+            <w:r>
+              <w:rPr>
+                <w:b w:val="0"/>
+                <w:color w:val="1A7F37"/>
+                <w:sz w:val="18"/>
+              </w:rPr>
+              <w:t>0.77</w:t>
+            </w:r>
+          </w:p>
+        </w:tc>
+        <w:tc>
+          <w:tcPr>
+            <w:tcW w:type="dxa" w:w="1234"/>
+          </w:tcPr>
+          <w:p>
+            <w:r/>
+            <w:r>
+              <w:rPr>
+                <w:b w:val="0"/>
+                <w:color w:val="1A7F37"/>
+                <w:sz w:val="18"/>
+              </w:rPr>
+              <w:t>0.76</w:t>
+            </w:r>
+          </w:p>
+        </w:tc>
+        <w:tc>
+          <w:tcPr>
+            <w:tcW w:type="dxa" w:w="1234"/>
+          </w:tcPr>
+          <w:p>
+            <w:r/>
+            <w:r>
+              <w:rPr>
+                <w:b w:val="0"/>
+                <w:color w:val="1A7F37"/>
+                <w:sz w:val="18"/>
+              </w:rPr>
+              <w:t>0.915</w:t>
+            </w:r>
+          </w:p>
+        </w:tc>
+      </w:tr>
+      <w:tr>
+        <w:tc>
+          <w:tcPr>
+            <w:tcW w:type="dxa" w:w="1234"/>
+          </w:tcPr>
+          <w:p>
+            <w:r/>
+            <w:r>
+              <w:rPr>
+                <w:b w:val="0"/>
+                <w:sz w:val="18"/>
+              </w:rPr>
+              <w:t>D1_keeporig</w:t>
+            </w:r>
+          </w:p>
+        </w:tc>
+        <w:tc>
+          <w:tcPr>
+            <w:tcW w:type="dxa" w:w="1234"/>
+          </w:tcPr>
+          <w:p>
+            <w:r/>
+            <w:r>
+              <w:rPr>
+                <w:b w:val="0"/>
+                <w:sz w:val="18"/>
+              </w:rPr>
+              <w:t>0.832</w:t>
+            </w:r>
+          </w:p>
+        </w:tc>
+        <w:tc>
+          <w:tcPr>
+            <w:tcW w:type="dxa" w:w="1234"/>
+          </w:tcPr>
+          <w:p>
+            <w:r/>
+            <w:r>
+              <w:rPr>
+                <w:b w:val="0"/>
+                <w:sz w:val="18"/>
+              </w:rPr>
+              <w:t>0.66</w:t>
+            </w:r>
+          </w:p>
+        </w:tc>
+        <w:tc>
+          <w:tcPr>
+            <w:tcW w:type="dxa" w:w="1234"/>
+          </w:tcPr>
+          <w:p>
+            <w:r/>
+            <w:r>
+              <w:rPr>
+                <w:b w:val="0"/>
+                <w:sz w:val="18"/>
+              </w:rPr>
+              <w:t>0.78</w:t>
+            </w:r>
+          </w:p>
+        </w:tc>
+        <w:tc>
+          <w:tcPr>
+            <w:tcW w:type="dxa" w:w="1234"/>
+          </w:tcPr>
+          <w:p>
+            <w:r/>
+            <w:r>
+              <w:rPr>
+                <w:b w:val="0"/>
+                <w:sz w:val="18"/>
+              </w:rPr>
+              <w:t>0.69</w:t>
+            </w:r>
+          </w:p>
+        </w:tc>
+        <w:tc>
+          <w:tcPr>
+            <w:tcW w:type="dxa" w:w="1234"/>
+          </w:tcPr>
+          <w:p>
+            <w:r/>
+            <w:r>
+              <w:rPr>
+                <w:b w:val="0"/>
+                <w:sz w:val="18"/>
+              </w:rPr>
+              <w:t>0.78</w:t>
+            </w:r>
+          </w:p>
+        </w:tc>
+        <w:tc>
+          <w:tcPr>
+            <w:tcW w:type="dxa" w:w="1234"/>
+          </w:tcPr>
+          <w:p>
+            <w:r/>
+            <w:r>
+              <w:rPr>
+                <w:b w:val="0"/>
+                <w:sz w:val="18"/>
+              </w:rPr>
+              <w:t>0.913</w:t>
+            </w:r>
+          </w:p>
+        </w:tc>
+      </w:tr>
+      <w:tr>
+        <w:tc>
+          <w:tcPr>
+            <w:tcW w:type="dxa" w:w="1234"/>
+          </w:tcPr>
+          <w:p>
+            <w:r/>
+            <w:r>
+              <w:rPr>
+                <w:b w:val="0"/>
+                <w:sz w:val="18"/>
+              </w:rPr>
+              <w:t>D1b_keeporig_dy</w:t>
+            </w:r>
+          </w:p>
+        </w:tc>
+        <w:tc>
+          <w:tcPr>
+            <w:tcW w:type="dxa" w:w="1234"/>
+          </w:tcPr>
+          <w:p>
+            <w:r/>
+            <w:r>
+              <w:rPr>
+                <w:b w:val="0"/>
+                <w:sz w:val="18"/>
+              </w:rPr>
+              <w:t>0.816</w:t>
+            </w:r>
+          </w:p>
+        </w:tc>
+        <w:tc>
+          <w:tcPr>
+            <w:tcW w:type="dxa" w:w="1234"/>
+          </w:tcPr>
+          <w:p>
+            <w:r/>
+            <w:r>
+              <w:rPr>
+                <w:b w:val="0"/>
+                <w:sz w:val="18"/>
+              </w:rPr>
+              <w:t>0.39</w:t>
+            </w:r>
+          </w:p>
+        </w:tc>
+        <w:tc>
+          <w:tcPr>
+            <w:tcW w:type="dxa" w:w="1234"/>
+          </w:tcPr>
+          <w:p>
+            <w:r/>
+            <w:r>
+              <w:rPr>
+                <w:b w:val="0"/>
+                <w:sz w:val="18"/>
+              </w:rPr>
+              <w:t>0.74</w:t>
+            </w:r>
+          </w:p>
+        </w:tc>
+        <w:tc>
+          <w:tcPr>
+            <w:tcW w:type="dxa" w:w="1234"/>
+          </w:tcPr>
+          <w:p>
+            <w:r/>
+            <w:r>
+              <w:rPr>
+                <w:b w:val="0"/>
+                <w:sz w:val="18"/>
+              </w:rPr>
+              <w:t>0.72</w:t>
+            </w:r>
+          </w:p>
+        </w:tc>
+        <w:tc>
+          <w:tcPr>
+            <w:tcW w:type="dxa" w:w="1234"/>
+          </w:tcPr>
+          <w:p>
+            <w:r/>
+            <w:r>
+              <w:rPr>
+                <w:b w:val="0"/>
+                <w:sz w:val="18"/>
+              </w:rPr>
+              <w:t>0.78</w:t>
+            </w:r>
+          </w:p>
+        </w:tc>
+        <w:tc>
+          <w:tcPr>
+            <w:tcW w:type="dxa" w:w="1234"/>
+          </w:tcPr>
+          <w:p>
+            <w:r/>
+            <w:r>
+              <w:rPr>
+                <w:b w:val="0"/>
+                <w:sz w:val="18"/>
+              </w:rPr>
+              <w:t>0.915</w:t>
+            </w:r>
+          </w:p>
+        </w:tc>
+      </w:tr>
+      <w:tr>
+        <w:tc>
+          <w:tcPr>
+            <w:tcW w:type="dxa" w:w="1234"/>
+          </w:tcPr>
+          <w:p>
+            <w:r/>
+            <w:r>
+              <w:rPr>
+                <w:b w:val="0"/>
+                <w:sz w:val="18"/>
+              </w:rPr>
+              <w:t>D2_more_copies</w:t>
+            </w:r>
+          </w:p>
+        </w:tc>
+        <w:tc>
+          <w:tcPr>
+            <w:tcW w:type="dxa" w:w="1234"/>
+          </w:tcPr>
+          <w:p>
+            <w:r/>
+            <w:r>
+              <w:rPr>
+                <w:b w:val="0"/>
+                <w:sz w:val="18"/>
+              </w:rPr>
+              <w:t>0.788</w:t>
+            </w:r>
+          </w:p>
+        </w:tc>
+        <w:tc>
+          <w:tcPr>
+            <w:tcW w:type="dxa" w:w="1234"/>
+          </w:tcPr>
+          <w:p>
+            <w:r/>
+            <w:r>
+              <w:rPr>
+                <w:b w:val="0"/>
+                <w:sz w:val="18"/>
+              </w:rPr>
+              <w:t>0.16</w:t>
+            </w:r>
+          </w:p>
+        </w:tc>
+        <w:tc>
+          <w:tcPr>
+            <w:tcW w:type="dxa" w:w="1234"/>
+          </w:tcPr>
+          <w:p>
+            <w:r/>
+            <w:r>
+              <w:rPr>
+                <w:b w:val="0"/>
+                <w:sz w:val="18"/>
+              </w:rPr>
+              <w:t>0.69</w:t>
+            </w:r>
+          </w:p>
+        </w:tc>
+        <w:tc>
+          <w:tcPr>
+            <w:tcW w:type="dxa" w:w="1234"/>
+          </w:tcPr>
+          <w:p>
+            <w:r/>
+            <w:r>
+              <w:rPr>
+                <w:b w:val="0"/>
+                <w:sz w:val="18"/>
+              </w:rPr>
+              <w:t>0.81</w:t>
+            </w:r>
+          </w:p>
+        </w:tc>
+        <w:tc>
+          <w:tcPr>
+            <w:tcW w:type="dxa" w:w="1234"/>
+          </w:tcPr>
+          <w:p>
+            <w:r/>
+            <w:r>
+              <w:rPr>
+                <w:b w:val="0"/>
+                <w:sz w:val="18"/>
+              </w:rPr>
+              <w:t>0.73</w:t>
+            </w:r>
+          </w:p>
+        </w:tc>
+        <w:tc>
+          <w:tcPr>
+            <w:tcW w:type="dxa" w:w="1234"/>
+          </w:tcPr>
+          <w:p>
+            <w:r/>
+            <w:r>
+              <w:rPr>
+                <w:b w:val="0"/>
+                <w:sz w:val="18"/>
+              </w:rPr>
+              <w:t>0.899</w:t>
+            </w:r>
+          </w:p>
+        </w:tc>
+      </w:tr>
+      <w:tr>
+        <w:tc>
+          <w:tcPr>
+            <w:tcW w:type="dxa" w:w="1234"/>
+          </w:tcPr>
+          <w:p>
+            <w:r/>
+            <w:r>
+              <w:rPr>
+                <w:b w:val="0"/>
+                <w:sz w:val="18"/>
+              </w:rPr>
+              <w:t>D3_gentle_occl</w:t>
+            </w:r>
+          </w:p>
+        </w:tc>
+        <w:tc>
+          <w:tcPr>
+            <w:tcW w:type="dxa" w:w="1234"/>
+          </w:tcPr>
+          <w:p>
+            <w:r/>
+            <w:r>
+              <w:rPr>
+                <w:b w:val="0"/>
+                <w:sz w:val="18"/>
+              </w:rPr>
+              <w:t>0.805</w:t>
+            </w:r>
+          </w:p>
+        </w:tc>
+        <w:tc>
+          <w:tcPr>
+            <w:tcW w:type="dxa" w:w="1234"/>
+          </w:tcPr>
+          <w:p>
+            <w:r/>
+            <w:r>
+              <w:rPr>
+                <w:b w:val="0"/>
+                <w:sz w:val="18"/>
+              </w:rPr>
+              <w:t>0.30</w:t>
+            </w:r>
+          </w:p>
+        </w:tc>
+        <w:tc>
+          <w:tcPr>
+            <w:tcW w:type="dxa" w:w="1234"/>
+          </w:tcPr>
+          <w:p>
+            <w:r/>
+            <w:r>
+              <w:rPr>
+                <w:b w:val="0"/>
+                <w:sz w:val="18"/>
+              </w:rPr>
+              <w:t>0.68</w:t>
+            </w:r>
+          </w:p>
+        </w:tc>
+        <w:tc>
+          <w:tcPr>
+            <w:tcW w:type="dxa" w:w="1234"/>
+          </w:tcPr>
+          <w:p>
+            <w:r/>
+            <w:r>
+              <w:rPr>
+                <w:b w:val="0"/>
+                <w:sz w:val="18"/>
+              </w:rPr>
+              <w:t>0.84</w:t>
+            </w:r>
+          </w:p>
+        </w:tc>
+        <w:tc>
+          <w:tcPr>
+            <w:tcW w:type="dxa" w:w="1234"/>
+          </w:tcPr>
+          <w:p>
+            <w:r/>
+            <w:r>
+              <w:rPr>
+                <w:b w:val="0"/>
+                <w:sz w:val="18"/>
+              </w:rPr>
+              <w:t>0.75</w:t>
+            </w:r>
+          </w:p>
+        </w:tc>
+        <w:tc>
+          <w:tcPr>
+            <w:tcW w:type="dxa" w:w="1234"/>
+          </w:tcPr>
+          <w:p>
+            <w:r/>
+            <w:r>
+              <w:rPr>
+                <w:b w:val="0"/>
+                <w:sz w:val="18"/>
+              </w:rPr>
+              <w:t>0.904</w:t>
+            </w:r>
+          </w:p>
+        </w:tc>
+      </w:tr>
+    </w:tbl>
+    <w:p>
+      <w:r>
+        <w:t>Each config rebuilds the dataset (AUG_OVERRIDE / ARMS_UP_KEEP_ORIG env hooks in pipeline/build_dataset.py), retrains, and is scored on test. D1 keeps chest-level mini_heart originals; D1b also widens the arm-elevation range; D2 raises n_per_sample 4→7; D3 softens the occlusion aug (hand_drop .10→.05, kp_dropout .05→.03). No variant beats the defaults — extra augmentation washes out the mini_heart boundary (0.73 → 0.16 at n_per_sample=7). The val split pins mini_heart at ~0.99 for every config and cannot tune the scarce classes. AugParams defaults retained.</w:t>
+      </w:r>
+    </w:p>
+    <w:p>
+      <w:pPr>
+        <w:pStyle w:val="Heading1"/>
+      </w:pPr>
+      <w:r>
+        <w:t>7. Track E — confidence thresholds for the idle fallback</w:t>
+      </w:r>
+    </w:p>
+    <w:tbl>
+      <w:tblPr>
+        <w:tblStyle w:val="LightGrid-Accent1"/>
+        <w:tblW w:type="auto" w:w="0"/>
+        <w:tblLook w:firstColumn="1" w:firstRow="1" w:lastColumn="0" w:lastRow="0" w:noHBand="0" w:noVBand="1" w:val="04A0"/>
+      </w:tblPr>
+      <w:tblGrid>
+        <w:gridCol w:w="1440"/>
+        <w:gridCol w:w="1440"/>
+        <w:gridCol w:w="1440"/>
+        <w:gridCol w:w="1440"/>
+        <w:gridCol w:w="1440"/>
+        <w:gridCol w:w="1440"/>
+      </w:tblGrid>
+      <w:tr>
+        <w:tc>
+          <w:tcPr>
+            <w:tcW w:type="dxa" w:w="1440"/>
+          </w:tcPr>
+          <w:p>
+            <w:r/>
+            <w:r>
+              <w:rPr>
+                <w:b/>
+                <w:sz w:val="18"/>
+              </w:rPr>
+              <w:t>split / rule</w:t>
+            </w:r>
+          </w:p>
+        </w:tc>
+        <w:tc>
+          <w:tcPr>
+            <w:tcW w:type="dxa" w:w="1440"/>
+          </w:tcPr>
+          <w:p>
+            <w:r/>
+            <w:r>
+              <w:rPr>
+                <w:b/>
+                <w:sz w:val="18"/>
+              </w:rPr>
+              <w:t>macro-F1</w:t>
+            </w:r>
+          </w:p>
+        </w:tc>
+        <w:tc>
+          <w:tcPr>
+            <w:tcW w:type="dxa" w:w="1440"/>
+          </w:tcPr>
+          <w:p>
+            <w:r/>
+            <w:r>
+              <w:rPr>
+                <w:b/>
+                <w:sz w:val="18"/>
+              </w:rPr>
+              <w:t>acc</w:t>
+            </w:r>
+          </w:p>
+        </w:tc>
+        <w:tc>
+          <w:tcPr>
+            <w:tcW w:type="dxa" w:w="1440"/>
+          </w:tcPr>
+          <w:p>
+            <w:r/>
+            <w:r>
+              <w:rPr>
+                <w:b/>
+                <w:sz w:val="18"/>
+              </w:rPr>
+              <w:t>idle P</w:t>
+            </w:r>
+          </w:p>
+        </w:tc>
+        <w:tc>
+          <w:tcPr>
+            <w:tcW w:type="dxa" w:w="1440"/>
+          </w:tcPr>
+          <w:p>
+            <w:r/>
+            <w:r>
+              <w:rPr>
+                <w:b/>
+                <w:sz w:val="18"/>
+              </w:rPr>
+              <w:t>idle R</w:t>
+            </w:r>
+          </w:p>
+        </w:tc>
+        <w:tc>
+          <w:tcPr>
+            <w:tcW w:type="dxa" w:w="1440"/>
+          </w:tcPr>
+          <w:p>
+            <w:r/>
+            <w:r>
+              <w:rPr>
+                <w:b/>
+                <w:sz w:val="18"/>
+              </w:rPr>
+              <w:t>→idle</w:t>
+            </w:r>
+          </w:p>
+        </w:tc>
+      </w:tr>
+      <w:tr>
+        <w:tc>
+          <w:tcPr>
+            <w:tcW w:type="dxa" w:w="1440"/>
+          </w:tcPr>
+          <w:p>
+            <w:r/>
+            <w:r>
+              <w:rPr>
+                <w:b w:val="0"/>
+                <w:sz w:val="18"/>
+              </w:rPr>
+              <w:t>val — no gate</w:t>
+            </w:r>
+          </w:p>
+        </w:tc>
+        <w:tc>
+          <w:tcPr>
+            <w:tcW w:type="dxa" w:w="1440"/>
+          </w:tcPr>
+          <w:p>
+            <w:r/>
+            <w:r>
+              <w:rPr>
+                <w:b w:val="0"/>
+                <w:sz w:val="18"/>
+              </w:rPr>
+              <w:t>0.747</w:t>
+            </w:r>
+          </w:p>
+        </w:tc>
+        <w:tc>
+          <w:tcPr>
+            <w:tcW w:type="dxa" w:w="1440"/>
+          </w:tcPr>
+          <w:p>
+            <w:r/>
+            <w:r>
+              <w:rPr>
+                <w:b w:val="0"/>
+                <w:sz w:val="18"/>
+              </w:rPr>
+              <w:t>0.776</w:t>
+            </w:r>
+          </w:p>
+        </w:tc>
+        <w:tc>
+          <w:tcPr>
+            <w:tcW w:type="dxa" w:w="1440"/>
+          </w:tcPr>
+          <w:p>
+            <w:r/>
+            <w:r>
+              <w:rPr>
+                <w:b w:val="0"/>
+                <w:sz w:val="18"/>
+              </w:rPr>
+              <w:t>0.98</w:t>
+            </w:r>
+          </w:p>
+        </w:tc>
+        <w:tc>
+          <w:tcPr>
+            <w:tcW w:type="dxa" w:w="1440"/>
+          </w:tcPr>
+          <w:p>
+            <w:r/>
+            <w:r>
+              <w:rPr>
+                <w:b w:val="0"/>
+                <w:sz w:val="18"/>
+              </w:rPr>
+              <w:t>0.54</w:t>
+            </w:r>
+          </w:p>
+        </w:tc>
+        <w:tc>
+          <w:tcPr>
+            <w:tcW w:type="dxa" w:w="1440"/>
+          </w:tcPr>
+          <w:p>
+            <w:r/>
+            <w:r>
+              <w:rPr>
+                <w:b w:val="0"/>
+                <w:sz w:val="18"/>
+              </w:rPr>
+              <w:t>0</w:t>
+            </w:r>
+          </w:p>
+        </w:tc>
+      </w:tr>
+      <w:tr>
+        <w:tc>
+          <w:tcPr>
+            <w:tcW w:type="dxa" w:w="1440"/>
+          </w:tcPr>
+          <w:p>
+            <w:r/>
+            <w:r>
+              <w:rPr>
+                <w:b w:val="0"/>
+                <w:sz w:val="18"/>
+              </w:rPr>
+              <w:t>val — per-class val T</w:t>
+            </w:r>
+          </w:p>
+        </w:tc>
+        <w:tc>
+          <w:tcPr>
+            <w:tcW w:type="dxa" w:w="1440"/>
+          </w:tcPr>
+          <w:p>
+            <w:r/>
+            <w:r>
+              <w:rPr>
+                <w:b w:val="0"/>
+                <w:sz w:val="18"/>
+              </w:rPr>
+              <w:t>0.750</w:t>
+            </w:r>
+          </w:p>
+        </w:tc>
+        <w:tc>
+          <w:tcPr>
+            <w:tcW w:type="dxa" w:w="1440"/>
+          </w:tcPr>
+          <w:p>
+            <w:r/>
+            <w:r>
+              <w:rPr>
+                <w:b w:val="0"/>
+                <w:sz w:val="18"/>
+              </w:rPr>
+              <w:t>0.768</w:t>
+            </w:r>
+          </w:p>
+        </w:tc>
+        <w:tc>
+          <w:tcPr>
+            <w:tcW w:type="dxa" w:w="1440"/>
+          </w:tcPr>
+          <w:p>
+            <w:r/>
+            <w:r>
+              <w:rPr>
+                <w:b w:val="0"/>
+                <w:sz w:val="18"/>
+              </w:rPr>
+              <w:t>0.71</w:t>
+            </w:r>
+          </w:p>
+        </w:tc>
+        <w:tc>
+          <w:tcPr>
+            <w:tcW w:type="dxa" w:w="1440"/>
+          </w:tcPr>
+          <w:p>
+            <w:r/>
+            <w:r>
+              <w:rPr>
+                <w:b w:val="0"/>
+                <w:sz w:val="18"/>
+              </w:rPr>
+              <w:t>0.74</w:t>
+            </w:r>
+          </w:p>
+        </w:tc>
+        <w:tc>
+          <w:tcPr>
+            <w:tcW w:type="dxa" w:w="1440"/>
+          </w:tcPr>
+          <w:p>
+            <w:r/>
+            <w:r>
+              <w:rPr>
+                <w:b w:val="0"/>
+                <w:sz w:val="18"/>
+              </w:rPr>
+              <w:t>448</w:t>
+            </w:r>
+          </w:p>
+        </w:tc>
+      </w:tr>
+      <w:tr>
+        <w:tc>
+          <w:tcPr>
+            <w:tcW w:type="dxa" w:w="1440"/>
+          </w:tcPr>
+          <w:p>
+            <w:r/>
+            <w:r>
+              <w:rPr>
+                <w:b w:val="0"/>
+                <w:sz w:val="18"/>
+              </w:rPr>
+              <w:t>val — global 0.20 floor</w:t>
+            </w:r>
+          </w:p>
+        </w:tc>
+        <w:tc>
+          <w:tcPr>
+            <w:tcW w:type="dxa" w:w="1440"/>
+          </w:tcPr>
+          <w:p>
+            <w:r/>
+            <w:r>
+              <w:rPr>
+                <w:b w:val="0"/>
+                <w:sz w:val="18"/>
+              </w:rPr>
+              <w:t>0.747</w:t>
+            </w:r>
+          </w:p>
+        </w:tc>
+        <w:tc>
+          <w:tcPr>
+            <w:tcW w:type="dxa" w:w="1440"/>
+          </w:tcPr>
+          <w:p>
+            <w:r/>
+            <w:r>
+              <w:rPr>
+                <w:b w:val="0"/>
+                <w:sz w:val="18"/>
+              </w:rPr>
+              <w:t>0.776</w:t>
+            </w:r>
+          </w:p>
+        </w:tc>
+        <w:tc>
+          <w:tcPr>
+            <w:tcW w:type="dxa" w:w="1440"/>
+          </w:tcPr>
+          <w:p>
+            <w:r/>
+            <w:r>
+              <w:rPr>
+                <w:b w:val="0"/>
+                <w:sz w:val="18"/>
+              </w:rPr>
+              <w:t>0.98</w:t>
+            </w:r>
+          </w:p>
+        </w:tc>
+        <w:tc>
+          <w:tcPr>
+            <w:tcW w:type="dxa" w:w="1440"/>
+          </w:tcPr>
+          <w:p>
+            <w:r/>
+            <w:r>
+              <w:rPr>
+                <w:b w:val="0"/>
+                <w:sz w:val="18"/>
+              </w:rPr>
+              <w:t>0.54</w:t>
+            </w:r>
+          </w:p>
+        </w:tc>
+        <w:tc>
+          <w:tcPr>
+            <w:tcW w:type="dxa" w:w="1440"/>
+          </w:tcPr>
+          <w:p>
+            <w:r/>
+            <w:r>
+              <w:rPr>
+                <w:b w:val="0"/>
+                <w:sz w:val="18"/>
+              </w:rPr>
+              <w:t>0</w:t>
+            </w:r>
+          </w:p>
+        </w:tc>
+      </w:tr>
+      <w:tr>
+        <w:tc>
+          <w:tcPr>
+            <w:tcW w:type="dxa" w:w="1440"/>
+          </w:tcPr>
+          <w:p>
+            <w:r/>
+            <w:r>
+              <w:rPr>
+                <w:b w:val="0"/>
+                <w:sz w:val="18"/>
+              </w:rPr>
+              <w:t>test — no gate</w:t>
+            </w:r>
+          </w:p>
+        </w:tc>
+        <w:tc>
+          <w:tcPr>
+            <w:tcW w:type="dxa" w:w="1440"/>
+          </w:tcPr>
+          <w:p>
+            <w:r/>
+            <w:r>
+              <w:rPr>
+                <w:b w:val="0"/>
+                <w:sz w:val="18"/>
+              </w:rPr>
+              <w:t>0.873</w:t>
+            </w:r>
+          </w:p>
+        </w:tc>
+        <w:tc>
+          <w:tcPr>
+            <w:tcW w:type="dxa" w:w="1440"/>
+          </w:tcPr>
+          <w:p>
+            <w:r/>
+            <w:r>
+              <w:rPr>
+                <w:b w:val="0"/>
+                <w:sz w:val="18"/>
+              </w:rPr>
+              <w:t>0.915</w:t>
+            </w:r>
+          </w:p>
+        </w:tc>
+        <w:tc>
+          <w:tcPr>
+            <w:tcW w:type="dxa" w:w="1440"/>
+          </w:tcPr>
+          <w:p>
+            <w:r/>
+            <w:r>
+              <w:rPr>
+                <w:b w:val="0"/>
+                <w:sz w:val="18"/>
+              </w:rPr>
+              <w:t>0.62</w:t>
+            </w:r>
+          </w:p>
+        </w:tc>
+        <w:tc>
+          <w:tcPr>
+            <w:tcW w:type="dxa" w:w="1440"/>
+          </w:tcPr>
+          <w:p>
+            <w:r/>
+            <w:r>
+              <w:rPr>
+                <w:b w:val="0"/>
+                <w:sz w:val="18"/>
+              </w:rPr>
+              <w:t>0.98</w:t>
+            </w:r>
+          </w:p>
+        </w:tc>
+        <w:tc>
+          <w:tcPr>
+            <w:tcW w:type="dxa" w:w="1440"/>
+          </w:tcPr>
+          <w:p>
+            <w:r/>
+            <w:r>
+              <w:rPr>
+                <w:b w:val="0"/>
+                <w:sz w:val="18"/>
+              </w:rPr>
+              <w:t>0</w:t>
+            </w:r>
+          </w:p>
+        </w:tc>
+      </w:tr>
+      <w:tr>
+        <w:tc>
+          <w:tcPr>
+            <w:tcW w:type="dxa" w:w="1440"/>
+          </w:tcPr>
+          <w:p>
+            <w:r/>
+            <w:r>
+              <w:rPr>
+                <w:b w:val="0"/>
+                <w:sz w:val="18"/>
+              </w:rPr>
+              <w:t>test — per-class val T</w:t>
+            </w:r>
+          </w:p>
+        </w:tc>
+        <w:tc>
+          <w:tcPr>
+            <w:tcW w:type="dxa" w:w="1440"/>
+          </w:tcPr>
+          <w:p>
+            <w:r/>
+            <w:r>
+              <w:rPr>
+                <w:b w:val="0"/>
+                <w:sz w:val="18"/>
+              </w:rPr>
+              <w:t>0.754</w:t>
+            </w:r>
+          </w:p>
+        </w:tc>
+        <w:tc>
+          <w:tcPr>
+            <w:tcW w:type="dxa" w:w="1440"/>
+          </w:tcPr>
+          <w:p>
+            <w:r/>
+            <w:r>
+              <w:rPr>
+                <w:b w:val="0"/>
+                <w:sz w:val="18"/>
+              </w:rPr>
+              <w:t>0.821</w:t>
+            </w:r>
+          </w:p>
+        </w:tc>
+        <w:tc>
+          <w:tcPr>
+            <w:tcW w:type="dxa" w:w="1440"/>
+          </w:tcPr>
+          <w:p>
+            <w:r/>
+            <w:r>
+              <w:rPr>
+                <w:b w:val="0"/>
+                <w:sz w:val="18"/>
+              </w:rPr>
+              <w:t>0.23</w:t>
+            </w:r>
+          </w:p>
+        </w:tc>
+        <w:tc>
+          <w:tcPr>
+            <w:tcW w:type="dxa" w:w="1440"/>
+          </w:tcPr>
+          <w:p>
+            <w:r/>
+            <w:r>
+              <w:rPr>
+                <w:b w:val="0"/>
+                <w:sz w:val="18"/>
+              </w:rPr>
+              <w:t>1.00</w:t>
+            </w:r>
+          </w:p>
+        </w:tc>
+        <w:tc>
+          <w:tcPr>
+            <w:tcW w:type="dxa" w:w="1440"/>
+          </w:tcPr>
+          <w:p>
+            <w:r/>
+            <w:r>
+              <w:rPr>
+                <w:b w:val="0"/>
+                <w:sz w:val="18"/>
+              </w:rPr>
+              <w:t>170</w:t>
+            </w:r>
+          </w:p>
+        </w:tc>
+      </w:tr>
+      <w:tr>
+        <w:tc>
+          <w:tcPr>
+            <w:tcW w:type="dxa" w:w="1440"/>
+          </w:tcPr>
+          <w:p>
+            <w:r/>
+            <w:r>
+              <w:rPr>
+                <w:b w:val="0"/>
+                <w:sz w:val="18"/>
+              </w:rPr>
+              <w:t>test — global 0.20 floor</w:t>
+            </w:r>
+          </w:p>
+        </w:tc>
+        <w:tc>
+          <w:tcPr>
+            <w:tcW w:type="dxa" w:w="1440"/>
+          </w:tcPr>
+          <w:p>
+            <w:r/>
+            <w:r>
+              <w:rPr>
+                <w:b w:val="0"/>
+                <w:sz w:val="18"/>
+              </w:rPr>
+              <w:t>0.872</w:t>
+            </w:r>
+          </w:p>
+        </w:tc>
+        <w:tc>
+          <w:tcPr>
+            <w:tcW w:type="dxa" w:w="1440"/>
+          </w:tcPr>
+          <w:p>
+            <w:r/>
+            <w:r>
+              <w:rPr>
+                <w:b w:val="0"/>
+                <w:sz w:val="18"/>
+              </w:rPr>
+              <w:t>0.915</w:t>
+            </w:r>
+          </w:p>
+        </w:tc>
+        <w:tc>
+          <w:tcPr>
+            <w:tcW w:type="dxa" w:w="1440"/>
+          </w:tcPr>
+          <w:p>
+            <w:r/>
+            <w:r>
+              <w:rPr>
+                <w:b w:val="0"/>
+                <w:sz w:val="18"/>
+              </w:rPr>
+              <w:t>0.61</w:t>
+            </w:r>
+          </w:p>
+        </w:tc>
+        <w:tc>
+          <w:tcPr>
+            <w:tcW w:type="dxa" w:w="1440"/>
+          </w:tcPr>
+          <w:p>
+            <w:r/>
+            <w:r>
+              <w:rPr>
+                <w:b w:val="0"/>
+                <w:sz w:val="18"/>
+              </w:rPr>
+              <w:t>0.98</w:t>
+            </w:r>
+          </w:p>
+        </w:tc>
+        <w:tc>
+          <w:tcPr>
+            <w:tcW w:type="dxa" w:w="1440"/>
+          </w:tcPr>
+          <w:p>
+            <w:r/>
+            <w:r>
+              <w:rPr>
+                <w:b w:val="0"/>
+                <w:sz w:val="18"/>
+              </w:rPr>
+              <w:t>1</w:t>
+            </w:r>
+          </w:p>
+        </w:tc>
+      </w:tr>
+    </w:tbl>
+    <w:p>
+      <w:r>
+        <w:t>Rule: if the max probability for the argmax class is below its threshold, emit idle instead. Per-class thresholds fit on val (keep 85 % of val true-positives) collapse the honest test split — val is the same webcam domain as train so its confidences run ~0.2 higher; applied to test, mini_heart is gated to F1 0 and idle precision drops to 0.23. On test the idle errors are real gestures misread as idle, so reject-to-idle can only make idle precision worse. Only a garbage floor (global 0.20, ~1 frame) is active; real thresholds need Phase 6 field confidences. classifier/thresholds.py stays as the re-tuning harness.</w:t>
+      </w:r>
+    </w:p>
+    <w:p>
+      <w:pPr>
+        <w:pStyle w:val="Heading1"/>
+      </w:pPr>
+      <w:r>
+        <w:t>8. Verdict</w:t>
+      </w:r>
+    </w:p>
+    <w:p>
+      <w:r>
+        <w:t>Locked classifier: MLP, features 'both' (189-d), seed 0 (classifier/models/mlp.joblib). Accuracy is tied with LightGBM inside 5-seed noise (real-eval 0.857 ± 0.016 vs 0.866); MLP wins on the deployment axes — 0.3 MB vs 31 MB, and a confidence gap (0.85 correct / 0.49 wrong) wide enough to drive the Phase 5 idle threshold without a separate calibration step.</w:t>
+      </w:r>
+    </w:p>
+    <w:p>
+      <w:r>
+        <w:t>Tracks B/D/E each tested one lever and each confirmed the current config: 'both' features beat the leaner alternative on stability, the AugParams defaults beat every variant tried, and val-fit confidence thresholds do not transfer to the cross-domain test split. The remaining weak classes (mini_heart 0.73, raise_*_hand 0.76, idle precision 0.62 on test) are data/feature-gap limited, not hyperparameter-limited — Phase 6 field recordings are the next real lever. Full rationale: docs/phase4_baseline.md.</w:t>
       </w:r>
     </w:p>
     <w:sectPr>

--- a/results/phase4/classifier_report.docx
+++ b/results/phase4/classifier_report.docx
@@ -25,7 +25,7 @@
           <w:color w:val="1A7F37"/>
           <w:sz w:val="24"/>
         </w:rPr>
-        <w:t>4 candidate classifiers trained on the same 12-class pipeline (train 52,738 / val 2,357 / test 1,254), scored by classifier/evaluate.py. LOCKED pick: MLP (features 'both', seed 0). LGBM is nominally top on raw real-eval (0.866) but MLP ties it within seed noise and wins on confidence separation + size (section 5).</w:t>
+        <w:t>8 candidate classifiers trained on the same 12-class pipeline (train 52,738 / val 2,357 / test 1,254), scored by classifier/evaluate.py. LOCKED pick: MLP (features 'both', seed 0). LGBM is nominally top on raw real-eval (0.866) but MLP ties it within seed noise and wins on confidence separation + size (section 5).</w:t>
       </w:r>
     </w:p>
     <w:p>
@@ -48,16 +48,20 @@
         <w:tblLook w:firstColumn="1" w:firstRow="1" w:lastColumn="0" w:lastRow="0" w:noHBand="0" w:noVBand="1" w:val="04A0"/>
       </w:tblPr>
       <w:tblGrid>
-        <w:gridCol w:w="1728"/>
-        <w:gridCol w:w="1728"/>
-        <w:gridCol w:w="1728"/>
-        <w:gridCol w:w="1728"/>
-        <w:gridCol w:w="1728"/>
+        <w:gridCol w:w="960"/>
+        <w:gridCol w:w="960"/>
+        <w:gridCol w:w="960"/>
+        <w:gridCol w:w="960"/>
+        <w:gridCol w:w="960"/>
+        <w:gridCol w:w="960"/>
+        <w:gridCol w:w="960"/>
+        <w:gridCol w:w="960"/>
+        <w:gridCol w:w="960"/>
       </w:tblGrid>
       <w:tr>
         <w:tc>
           <w:tcPr>
-            <w:tcW w:type="dxa" w:w="1728"/>
+            <w:tcW w:type="dxa" w:w="960"/>
           </w:tcPr>
           <w:p>
             <w:r/>
@@ -72,7 +76,7 @@
         </w:tc>
         <w:tc>
           <w:tcPr>
-            <w:tcW w:type="dxa" w:w="1728"/>
+            <w:tcW w:type="dxa" w:w="960"/>
           </w:tcPr>
           <w:p>
             <w:r/>
@@ -87,7 +91,7 @@
         </w:tc>
         <w:tc>
           <w:tcPr>
-            <w:tcW w:type="dxa" w:w="1728"/>
+            <w:tcW w:type="dxa" w:w="960"/>
           </w:tcPr>
           <w:p>
             <w:r/>
@@ -96,13 +100,43 @@
                 <w:b/>
                 <w:sz w:val="18"/>
               </w:rPr>
+              <w:t>CATBOOST</w:t>
+            </w:r>
+          </w:p>
+        </w:tc>
+        <w:tc>
+          <w:tcPr>
+            <w:tcW w:type="dxa" w:w="960"/>
+          </w:tcPr>
+          <w:p>
+            <w:r/>
+            <w:r>
+              <w:rPr>
+                <w:b/>
+                <w:sz w:val="18"/>
+              </w:rPr>
+              <w:t>HGB</w:t>
+            </w:r>
+          </w:p>
+        </w:tc>
+        <w:tc>
+          <w:tcPr>
+            <w:tcW w:type="dxa" w:w="960"/>
+          </w:tcPr>
+          <w:p>
+            <w:r/>
+            <w:r>
+              <w:rPr>
+                <w:b/>
+                <w:sz w:val="18"/>
+              </w:rPr>
               <w:t>RF</w:t>
             </w:r>
           </w:p>
         </w:tc>
         <w:tc>
           <w:tcPr>
-            <w:tcW w:type="dxa" w:w="1728"/>
+            <w:tcW w:type="dxa" w:w="960"/>
           </w:tcPr>
           <w:p>
             <w:r/>
@@ -111,13 +145,43 @@
                 <w:b/>
                 <w:sz w:val="18"/>
               </w:rPr>
+              <w:t>ET</w:t>
+            </w:r>
+          </w:p>
+        </w:tc>
+        <w:tc>
+          <w:tcPr>
+            <w:tcW w:type="dxa" w:w="960"/>
+          </w:tcPr>
+          <w:p>
+            <w:r/>
+            <w:r>
+              <w:rPr>
+                <w:b/>
+                <w:sz w:val="18"/>
+              </w:rPr>
+              <w:t>SVM</w:t>
+            </w:r>
+          </w:p>
+        </w:tc>
+        <w:tc>
+          <w:tcPr>
+            <w:tcW w:type="dxa" w:w="960"/>
+          </w:tcPr>
+          <w:p>
+            <w:r/>
+            <w:r>
+              <w:rPr>
+                <w:b/>
+                <w:sz w:val="18"/>
+              </w:rPr>
               <w:t>MLP</w:t>
             </w:r>
           </w:p>
         </w:tc>
         <w:tc>
           <w:tcPr>
-            <w:tcW w:type="dxa" w:w="1728"/>
+            <w:tcW w:type="dxa" w:w="960"/>
           </w:tcPr>
           <w:p>
             <w:r/>
@@ -134,7 +198,7 @@
       <w:tr>
         <w:tc>
           <w:tcPr>
-            <w:tcW w:type="dxa" w:w="1728"/>
+            <w:tcW w:type="dxa" w:w="960"/>
           </w:tcPr>
           <w:p>
             <w:r/>
@@ -149,7 +213,7 @@
         </w:tc>
         <w:tc>
           <w:tcPr>
-            <w:tcW w:type="dxa" w:w="1728"/>
+            <w:tcW w:type="dxa" w:w="960"/>
           </w:tcPr>
           <w:p>
             <w:r/>
@@ -164,7 +228,37 @@
         </w:tc>
         <w:tc>
           <w:tcPr>
-            <w:tcW w:type="dxa" w:w="1728"/>
+            <w:tcW w:type="dxa" w:w="960"/>
+          </w:tcPr>
+          <w:p>
+            <w:r/>
+            <w:r>
+              <w:rPr>
+                <w:b w:val="0"/>
+                <w:sz w:val="18"/>
+              </w:rPr>
+              <w:t>0.821</w:t>
+            </w:r>
+          </w:p>
+        </w:tc>
+        <w:tc>
+          <w:tcPr>
+            <w:tcW w:type="dxa" w:w="960"/>
+          </w:tcPr>
+          <w:p>
+            <w:r/>
+            <w:r>
+              <w:rPr>
+                <w:b w:val="0"/>
+                <w:sz w:val="18"/>
+              </w:rPr>
+              <w:t>0.843</w:t>
+            </w:r>
+          </w:p>
+        </w:tc>
+        <w:tc>
+          <w:tcPr>
+            <w:tcW w:type="dxa" w:w="960"/>
           </w:tcPr>
           <w:p>
             <w:r/>
@@ -179,7 +273,37 @@
         </w:tc>
         <w:tc>
           <w:tcPr>
-            <w:tcW w:type="dxa" w:w="1728"/>
+            <w:tcW w:type="dxa" w:w="960"/>
+          </w:tcPr>
+          <w:p>
+            <w:r/>
+            <w:r>
+              <w:rPr>
+                <w:b w:val="0"/>
+                <w:sz w:val="18"/>
+              </w:rPr>
+              <w:t>0.797</w:t>
+            </w:r>
+          </w:p>
+        </w:tc>
+        <w:tc>
+          <w:tcPr>
+            <w:tcW w:type="dxa" w:w="960"/>
+          </w:tcPr>
+          <w:p>
+            <w:r/>
+            <w:r>
+              <w:rPr>
+                <w:b w:val="0"/>
+                <w:sz w:val="18"/>
+              </w:rPr>
+              <w:t>0.811</w:t>
+            </w:r>
+          </w:p>
+        </w:tc>
+        <w:tc>
+          <w:tcPr>
+            <w:tcW w:type="dxa" w:w="960"/>
           </w:tcPr>
           <w:p>
             <w:r/>
@@ -194,7 +318,7 @@
         </w:tc>
         <w:tc>
           <w:tcPr>
-            <w:tcW w:type="dxa" w:w="1728"/>
+            <w:tcW w:type="dxa" w:w="960"/>
           </w:tcPr>
           <w:p>
             <w:r/>
@@ -211,7 +335,7 @@
       <w:tr>
         <w:tc>
           <w:tcPr>
-            <w:tcW w:type="dxa" w:w="1728"/>
+            <w:tcW w:type="dxa" w:w="960"/>
           </w:tcPr>
           <w:p>
             <w:r/>
@@ -226,7 +350,7 @@
         </w:tc>
         <w:tc>
           <w:tcPr>
-            <w:tcW w:type="dxa" w:w="1728"/>
+            <w:tcW w:type="dxa" w:w="960"/>
           </w:tcPr>
           <w:p>
             <w:r/>
@@ -241,7 +365,37 @@
         </w:tc>
         <w:tc>
           <w:tcPr>
-            <w:tcW w:type="dxa" w:w="1728"/>
+            <w:tcW w:type="dxa" w:w="960"/>
+          </w:tcPr>
+          <w:p>
+            <w:r/>
+            <w:r>
+              <w:rPr>
+                <w:b w:val="0"/>
+                <w:sz w:val="18"/>
+              </w:rPr>
+              <w:t>0.786</w:t>
+            </w:r>
+          </w:p>
+        </w:tc>
+        <w:tc>
+          <w:tcPr>
+            <w:tcW w:type="dxa" w:w="960"/>
+          </w:tcPr>
+          <w:p>
+            <w:r/>
+            <w:r>
+              <w:rPr>
+                <w:b w:val="0"/>
+                <w:sz w:val="18"/>
+              </w:rPr>
+              <w:t>0.811</w:t>
+            </w:r>
+          </w:p>
+        </w:tc>
+        <w:tc>
+          <w:tcPr>
+            <w:tcW w:type="dxa" w:w="960"/>
           </w:tcPr>
           <w:p>
             <w:r/>
@@ -256,7 +410,37 @@
         </w:tc>
         <w:tc>
           <w:tcPr>
-            <w:tcW w:type="dxa" w:w="1728"/>
+            <w:tcW w:type="dxa" w:w="960"/>
+          </w:tcPr>
+          <w:p>
+            <w:r/>
+            <w:r>
+              <w:rPr>
+                <w:b w:val="0"/>
+                <w:sz w:val="18"/>
+              </w:rPr>
+              <w:t>0.757</w:t>
+            </w:r>
+          </w:p>
+        </w:tc>
+        <w:tc>
+          <w:tcPr>
+            <w:tcW w:type="dxa" w:w="960"/>
+          </w:tcPr>
+          <w:p>
+            <w:r/>
+            <w:r>
+              <w:rPr>
+                <w:b w:val="0"/>
+                <w:sz w:val="18"/>
+              </w:rPr>
+              <w:t>0.775</w:t>
+            </w:r>
+          </w:p>
+        </w:tc>
+        <w:tc>
+          <w:tcPr>
+            <w:tcW w:type="dxa" w:w="960"/>
           </w:tcPr>
           <w:p>
             <w:r/>
@@ -271,7 +455,7 @@
         </w:tc>
         <w:tc>
           <w:tcPr>
-            <w:tcW w:type="dxa" w:w="1728"/>
+            <w:tcW w:type="dxa" w:w="960"/>
           </w:tcPr>
           <w:p>
             <w:r/>
@@ -288,7 +472,7 @@
       <w:tr>
         <w:tc>
           <w:tcPr>
-            <w:tcW w:type="dxa" w:w="1728"/>
+            <w:tcW w:type="dxa" w:w="960"/>
           </w:tcPr>
           <w:p>
             <w:r/>
@@ -303,7 +487,7 @@
         </w:tc>
         <w:tc>
           <w:tcPr>
-            <w:tcW w:type="dxa" w:w="1728"/>
+            <w:tcW w:type="dxa" w:w="960"/>
           </w:tcPr>
           <w:p>
             <w:r/>
@@ -318,7 +502,37 @@
         </w:tc>
         <w:tc>
           <w:tcPr>
-            <w:tcW w:type="dxa" w:w="1728"/>
+            <w:tcW w:type="dxa" w:w="960"/>
+          </w:tcPr>
+          <w:p>
+            <w:r/>
+            <w:r>
+              <w:rPr>
+                <w:b w:val="0"/>
+                <w:sz w:val="18"/>
+              </w:rPr>
+              <w:t>0.881</w:t>
+            </w:r>
+          </w:p>
+        </w:tc>
+        <w:tc>
+          <w:tcPr>
+            <w:tcW w:type="dxa" w:w="960"/>
+          </w:tcPr>
+          <w:p>
+            <w:r/>
+            <w:r>
+              <w:rPr>
+                <w:b w:val="0"/>
+                <w:sz w:val="18"/>
+              </w:rPr>
+              <w:t>0.899</w:t>
+            </w:r>
+          </w:p>
+        </w:tc>
+        <w:tc>
+          <w:tcPr>
+            <w:tcW w:type="dxa" w:w="960"/>
           </w:tcPr>
           <w:p>
             <w:r/>
@@ -333,7 +547,37 @@
         </w:tc>
         <w:tc>
           <w:tcPr>
-            <w:tcW w:type="dxa" w:w="1728"/>
+            <w:tcW w:type="dxa" w:w="960"/>
+          </w:tcPr>
+          <w:p>
+            <w:r/>
+            <w:r>
+              <w:rPr>
+                <w:b w:val="0"/>
+                <w:sz w:val="18"/>
+              </w:rPr>
+              <w:t>0.867</w:t>
+            </w:r>
+          </w:p>
+        </w:tc>
+        <w:tc>
+          <w:tcPr>
+            <w:tcW w:type="dxa" w:w="960"/>
+          </w:tcPr>
+          <w:p>
+            <w:r/>
+            <w:r>
+              <w:rPr>
+                <w:b w:val="0"/>
+                <w:sz w:val="18"/>
+              </w:rPr>
+              <w:t>0.848</w:t>
+            </w:r>
+          </w:p>
+        </w:tc>
+        <w:tc>
+          <w:tcPr>
+            <w:tcW w:type="dxa" w:w="960"/>
           </w:tcPr>
           <w:p>
             <w:r/>
@@ -348,7 +592,7 @@
         </w:tc>
         <w:tc>
           <w:tcPr>
-            <w:tcW w:type="dxa" w:w="1728"/>
+            <w:tcW w:type="dxa" w:w="960"/>
           </w:tcPr>
           <w:p>
             <w:r/>
@@ -365,7 +609,7 @@
       <w:tr>
         <w:tc>
           <w:tcPr>
-            <w:tcW w:type="dxa" w:w="1728"/>
+            <w:tcW w:type="dxa" w:w="960"/>
           </w:tcPr>
           <w:p>
             <w:r/>
@@ -380,7 +624,7 @@
         </w:tc>
         <w:tc>
           <w:tcPr>
-            <w:tcW w:type="dxa" w:w="1728"/>
+            <w:tcW w:type="dxa" w:w="960"/>
           </w:tcPr>
           <w:p>
             <w:r/>
@@ -395,7 +639,37 @@
         </w:tc>
         <w:tc>
           <w:tcPr>
-            <w:tcW w:type="dxa" w:w="1728"/>
+            <w:tcW w:type="dxa" w:w="960"/>
+          </w:tcPr>
+          <w:p>
+            <w:r/>
+            <w:r>
+              <w:rPr>
+                <w:b w:val="0"/>
+                <w:sz w:val="18"/>
+              </w:rPr>
+              <w:t>0.794</w:t>
+            </w:r>
+          </w:p>
+        </w:tc>
+        <w:tc>
+          <w:tcPr>
+            <w:tcW w:type="dxa" w:w="960"/>
+          </w:tcPr>
+          <w:p>
+            <w:r/>
+            <w:r>
+              <w:rPr>
+                <w:b w:val="0"/>
+                <w:sz w:val="18"/>
+              </w:rPr>
+              <w:t>0.835</w:t>
+            </w:r>
+          </w:p>
+        </w:tc>
+        <w:tc>
+          <w:tcPr>
+            <w:tcW w:type="dxa" w:w="960"/>
           </w:tcPr>
           <w:p>
             <w:r/>
@@ -410,7 +684,37 @@
         </w:tc>
         <w:tc>
           <w:tcPr>
-            <w:tcW w:type="dxa" w:w="1728"/>
+            <w:tcW w:type="dxa" w:w="960"/>
+          </w:tcPr>
+          <w:p>
+            <w:r/>
+            <w:r>
+              <w:rPr>
+                <w:b w:val="0"/>
+                <w:sz w:val="18"/>
+              </w:rPr>
+              <w:t>0.767</w:t>
+            </w:r>
+          </w:p>
+        </w:tc>
+        <w:tc>
+          <w:tcPr>
+            <w:tcW w:type="dxa" w:w="960"/>
+          </w:tcPr>
+          <w:p>
+            <w:r/>
+            <w:r>
+              <w:rPr>
+                <w:b w:val="0"/>
+                <w:sz w:val="18"/>
+              </w:rPr>
+              <w:t>0.810</w:t>
+            </w:r>
+          </w:p>
+        </w:tc>
+        <w:tc>
+          <w:tcPr>
+            <w:tcW w:type="dxa" w:w="960"/>
           </w:tcPr>
           <w:p>
             <w:r/>
@@ -425,7 +729,7 @@
         </w:tc>
         <w:tc>
           <w:tcPr>
-            <w:tcW w:type="dxa" w:w="1728"/>
+            <w:tcW w:type="dxa" w:w="960"/>
           </w:tcPr>
           <w:p>
             <w:r/>
@@ -442,7 +746,7 @@
       <w:tr>
         <w:tc>
           <w:tcPr>
-            <w:tcW w:type="dxa" w:w="1728"/>
+            <w:tcW w:type="dxa" w:w="960"/>
           </w:tcPr>
           <w:p>
             <w:r/>
@@ -457,7 +761,7 @@
         </w:tc>
         <w:tc>
           <w:tcPr>
-            <w:tcW w:type="dxa" w:w="1728"/>
+            <w:tcW w:type="dxa" w:w="960"/>
           </w:tcPr>
           <w:p>
             <w:r/>
@@ -472,7 +776,37 @@
         </w:tc>
         <w:tc>
           <w:tcPr>
-            <w:tcW w:type="dxa" w:w="1728"/>
+            <w:tcW w:type="dxa" w:w="960"/>
+          </w:tcPr>
+          <w:p>
+            <w:r/>
+            <w:r>
+              <w:rPr>
+                <w:b w:val="0"/>
+                <w:sz w:val="18"/>
+              </w:rPr>
+              <w:t>0.091</w:t>
+            </w:r>
+          </w:p>
+        </w:tc>
+        <w:tc>
+          <w:tcPr>
+            <w:tcW w:type="dxa" w:w="960"/>
+          </w:tcPr>
+          <w:p>
+            <w:r/>
+            <w:r>
+              <w:rPr>
+                <w:b w:val="0"/>
+                <w:sz w:val="18"/>
+              </w:rPr>
+              <w:t>0.022</w:t>
+            </w:r>
+          </w:p>
+        </w:tc>
+        <w:tc>
+          <w:tcPr>
+            <w:tcW w:type="dxa" w:w="960"/>
           </w:tcPr>
           <w:p>
             <w:r/>
@@ -487,7 +821,37 @@
         </w:tc>
         <w:tc>
           <w:tcPr>
-            <w:tcW w:type="dxa" w:w="1728"/>
+            <w:tcW w:type="dxa" w:w="960"/>
+          </w:tcPr>
+          <w:p>
+            <w:r/>
+            <w:r>
+              <w:rPr>
+                <w:b w:val="0"/>
+                <w:sz w:val="18"/>
+              </w:rPr>
+              <w:t>0.172</w:t>
+            </w:r>
+          </w:p>
+        </w:tc>
+        <w:tc>
+          <w:tcPr>
+            <w:tcW w:type="dxa" w:w="960"/>
+          </w:tcPr>
+          <w:p>
+            <w:r/>
+            <w:r>
+              <w:rPr>
+                <w:b w:val="0"/>
+                <w:sz w:val="18"/>
+              </w:rPr>
+              <w:t>0.056</w:t>
+            </w:r>
+          </w:p>
+        </w:tc>
+        <w:tc>
+          <w:tcPr>
+            <w:tcW w:type="dxa" w:w="960"/>
           </w:tcPr>
           <w:p>
             <w:r/>
@@ -502,7 +866,7 @@
         </w:tc>
         <w:tc>
           <w:tcPr>
-            <w:tcW w:type="dxa" w:w="1728"/>
+            <w:tcW w:type="dxa" w:w="960"/>
           </w:tcPr>
           <w:p>
             <w:r/>
@@ -519,7 +883,7 @@
       <w:tr>
         <w:tc>
           <w:tcPr>
-            <w:tcW w:type="dxa" w:w="1728"/>
+            <w:tcW w:type="dxa" w:w="960"/>
           </w:tcPr>
           <w:p>
             <w:r/>
@@ -534,7 +898,7 @@
         </w:tc>
         <w:tc>
           <w:tcPr>
-            <w:tcW w:type="dxa" w:w="1728"/>
+            <w:tcW w:type="dxa" w:w="960"/>
           </w:tcPr>
           <w:p>
             <w:r/>
@@ -549,7 +913,37 @@
         </w:tc>
         <w:tc>
           <w:tcPr>
-            <w:tcW w:type="dxa" w:w="1728"/>
+            <w:tcW w:type="dxa" w:w="960"/>
+          </w:tcPr>
+          <w:p>
+            <w:r/>
+            <w:r>
+              <w:rPr>
+                <w:b w:val="0"/>
+                <w:sz w:val="18"/>
+              </w:rPr>
+              <w:t>0.846</w:t>
+            </w:r>
+          </w:p>
+        </w:tc>
+        <w:tc>
+          <w:tcPr>
+            <w:tcW w:type="dxa" w:w="960"/>
+          </w:tcPr>
+          <w:p>
+            <w:r/>
+            <w:r>
+              <w:rPr>
+                <w:b w:val="0"/>
+                <w:sz w:val="18"/>
+              </w:rPr>
+              <w:t>0.943</w:t>
+            </w:r>
+          </w:p>
+        </w:tc>
+        <w:tc>
+          <w:tcPr>
+            <w:tcW w:type="dxa" w:w="960"/>
           </w:tcPr>
           <w:p>
             <w:r/>
@@ -564,7 +958,37 @@
         </w:tc>
         <w:tc>
           <w:tcPr>
-            <w:tcW w:type="dxa" w:w="1728"/>
+            <w:tcW w:type="dxa" w:w="960"/>
+          </w:tcPr>
+          <w:p>
+            <w:r/>
+            <w:r>
+              <w:rPr>
+                <w:b w:val="0"/>
+                <w:sz w:val="18"/>
+              </w:rPr>
+              <w:t>0.730</w:t>
+            </w:r>
+          </w:p>
+        </w:tc>
+        <w:tc>
+          <w:tcPr>
+            <w:tcW w:type="dxa" w:w="960"/>
+          </w:tcPr>
+          <w:p>
+            <w:r/>
+            <w:r>
+              <w:rPr>
+                <w:b w:val="0"/>
+                <w:sz w:val="18"/>
+              </w:rPr>
+              <w:t>0.843</w:t>
+            </w:r>
+          </w:p>
+        </w:tc>
+        <w:tc>
+          <w:tcPr>
+            <w:tcW w:type="dxa" w:w="960"/>
           </w:tcPr>
           <w:p>
             <w:r/>
@@ -579,7 +1003,7 @@
         </w:tc>
         <w:tc>
           <w:tcPr>
-            <w:tcW w:type="dxa" w:w="1728"/>
+            <w:tcW w:type="dxa" w:w="960"/>
           </w:tcPr>
           <w:p>
             <w:r/>
@@ -596,7 +1020,7 @@
       <w:tr>
         <w:tc>
           <w:tcPr>
-            <w:tcW w:type="dxa" w:w="1728"/>
+            <w:tcW w:type="dxa" w:w="960"/>
           </w:tcPr>
           <w:p>
             <w:r/>
@@ -611,7 +1035,7 @@
         </w:tc>
         <w:tc>
           <w:tcPr>
-            <w:tcW w:type="dxa" w:w="1728"/>
+            <w:tcW w:type="dxa" w:w="960"/>
           </w:tcPr>
           <w:p>
             <w:r/>
@@ -626,7 +1050,37 @@
         </w:tc>
         <w:tc>
           <w:tcPr>
-            <w:tcW w:type="dxa" w:w="1728"/>
+            <w:tcW w:type="dxa" w:w="960"/>
+          </w:tcPr>
+          <w:p>
+            <w:r/>
+            <w:r>
+              <w:rPr>
+                <w:b w:val="0"/>
+                <w:sz w:val="18"/>
+              </w:rPr>
+              <w:t>0.444</w:t>
+            </w:r>
+          </w:p>
+        </w:tc>
+        <w:tc>
+          <w:tcPr>
+            <w:tcW w:type="dxa" w:w="960"/>
+          </w:tcPr>
+          <w:p>
+            <w:r/>
+            <w:r>
+              <w:rPr>
+                <w:b w:val="0"/>
+                <w:sz w:val="18"/>
+              </w:rPr>
+              <w:t>0.671</w:t>
+            </w:r>
+          </w:p>
+        </w:tc>
+        <w:tc>
+          <w:tcPr>
+            <w:tcW w:type="dxa" w:w="960"/>
           </w:tcPr>
           <w:p>
             <w:r/>
@@ -641,7 +1095,37 @@
         </w:tc>
         <w:tc>
           <w:tcPr>
-            <w:tcW w:type="dxa" w:w="1728"/>
+            <w:tcW w:type="dxa" w:w="960"/>
+          </w:tcPr>
+          <w:p>
+            <w:r/>
+            <w:r>
+              <w:rPr>
+                <w:b w:val="0"/>
+                <w:sz w:val="18"/>
+              </w:rPr>
+              <w:t>0.471</w:t>
+            </w:r>
+          </w:p>
+        </w:tc>
+        <w:tc>
+          <w:tcPr>
+            <w:tcW w:type="dxa" w:w="960"/>
+          </w:tcPr>
+          <w:p>
+            <w:r/>
+            <w:r>
+              <w:rPr>
+                <w:b w:val="0"/>
+                <w:sz w:val="18"/>
+              </w:rPr>
+              <w:t>0.537</w:t>
+            </w:r>
+          </w:p>
+        </w:tc>
+        <w:tc>
+          <w:tcPr>
+            <w:tcW w:type="dxa" w:w="960"/>
           </w:tcPr>
           <w:p>
             <w:r/>
@@ -656,7 +1140,7 @@
         </w:tc>
         <w:tc>
           <w:tcPr>
-            <w:tcW w:type="dxa" w:w="1728"/>
+            <w:tcW w:type="dxa" w:w="960"/>
           </w:tcPr>
           <w:p>
             <w:r/>
@@ -673,7 +1157,7 @@
       <w:tr>
         <w:tc>
           <w:tcPr>
-            <w:tcW w:type="dxa" w:w="1728"/>
+            <w:tcW w:type="dxa" w:w="960"/>
           </w:tcPr>
           <w:p>
             <w:r/>
@@ -688,7 +1172,7 @@
         </w:tc>
         <w:tc>
           <w:tcPr>
-            <w:tcW w:type="dxa" w:w="1728"/>
+            <w:tcW w:type="dxa" w:w="960"/>
           </w:tcPr>
           <w:p>
             <w:r/>
@@ -703,7 +1187,37 @@
         </w:tc>
         <w:tc>
           <w:tcPr>
-            <w:tcW w:type="dxa" w:w="1728"/>
+            <w:tcW w:type="dxa" w:w="960"/>
+          </w:tcPr>
+          <w:p>
+            <w:r/>
+            <w:r>
+              <w:rPr>
+                <w:b w:val="0"/>
+                <w:sz w:val="18"/>
+              </w:rPr>
+              <w:t>3</w:t>
+            </w:r>
+          </w:p>
+        </w:tc>
+        <w:tc>
+          <w:tcPr>
+            <w:tcW w:type="dxa" w:w="960"/>
+          </w:tcPr>
+          <w:p>
+            <w:r/>
+            <w:r>
+              <w:rPr>
+                <w:b w:val="0"/>
+                <w:sz w:val="18"/>
+              </w:rPr>
+              <w:t>23</w:t>
+            </w:r>
+          </w:p>
+        </w:tc>
+        <w:tc>
+          <w:tcPr>
+            <w:tcW w:type="dxa" w:w="960"/>
           </w:tcPr>
           <w:p>
             <w:r/>
@@ -718,7 +1232,37 @@
         </w:tc>
         <w:tc>
           <w:tcPr>
-            <w:tcW w:type="dxa" w:w="1728"/>
+            <w:tcW w:type="dxa" w:w="960"/>
+          </w:tcPr>
+          <w:p>
+            <w:r/>
+            <w:r>
+              <w:rPr>
+                <w:b w:val="0"/>
+                <w:sz w:val="18"/>
+              </w:rPr>
+              <w:t>998</w:t>
+            </w:r>
+          </w:p>
+        </w:tc>
+        <w:tc>
+          <w:tcPr>
+            <w:tcW w:type="dxa" w:w="960"/>
+          </w:tcPr>
+          <w:p>
+            <w:r/>
+            <w:r>
+              <w:rPr>
+                <w:b w:val="0"/>
+                <w:sz w:val="18"/>
+              </w:rPr>
+              <w:t>11</w:t>
+            </w:r>
+          </w:p>
+        </w:tc>
+        <w:tc>
+          <w:tcPr>
+            <w:tcW w:type="dxa" w:w="960"/>
           </w:tcPr>
           <w:p>
             <w:r/>
@@ -733,7 +1277,7 @@
         </w:tc>
         <w:tc>
           <w:tcPr>
-            <w:tcW w:type="dxa" w:w="1728"/>
+            <w:tcW w:type="dxa" w:w="960"/>
           </w:tcPr>
           <w:p>
             <w:r/>
@@ -750,7 +1294,7 @@
       <w:tr>
         <w:tc>
           <w:tcPr>
-            <w:tcW w:type="dxa" w:w="1728"/>
+            <w:tcW w:type="dxa" w:w="960"/>
           </w:tcPr>
           <w:p>
             <w:r/>
@@ -765,7 +1309,7 @@
         </w:tc>
         <w:tc>
           <w:tcPr>
-            <w:tcW w:type="dxa" w:w="1728"/>
+            <w:tcW w:type="dxa" w:w="960"/>
           </w:tcPr>
           <w:p>
             <w:r/>
@@ -780,7 +1324,37 @@
         </w:tc>
         <w:tc>
           <w:tcPr>
-            <w:tcW w:type="dxa" w:w="1728"/>
+            <w:tcW w:type="dxa" w:w="960"/>
+          </w:tcPr>
+          <w:p>
+            <w:r/>
+            <w:r>
+              <w:rPr>
+                <w:b w:val="0"/>
+                <w:sz w:val="18"/>
+              </w:rPr>
+              <w:t>307</w:t>
+            </w:r>
+          </w:p>
+        </w:tc>
+        <w:tc>
+          <w:tcPr>
+            <w:tcW w:type="dxa" w:w="960"/>
+          </w:tcPr>
+          <w:p>
+            <w:r/>
+            <w:r>
+              <w:rPr>
+                <w:b w:val="0"/>
+                <w:sz w:val="18"/>
+              </w:rPr>
+              <w:t>160</w:t>
+            </w:r>
+          </w:p>
+        </w:tc>
+        <w:tc>
+          <w:tcPr>
+            <w:tcW w:type="dxa" w:w="960"/>
           </w:tcPr>
           <w:p>
             <w:r/>
@@ -795,7 +1369,37 @@
         </w:tc>
         <w:tc>
           <w:tcPr>
-            <w:tcW w:type="dxa" w:w="1728"/>
+            <w:tcW w:type="dxa" w:w="960"/>
+          </w:tcPr>
+          <w:p>
+            <w:r/>
+            <w:r>
+              <w:rPr>
+                <w:b w:val="0"/>
+                <w:sz w:val="18"/>
+              </w:rPr>
+              <w:t>29</w:t>
+            </w:r>
+          </w:p>
+        </w:tc>
+        <w:tc>
+          <w:tcPr>
+            <w:tcW w:type="dxa" w:w="960"/>
+          </w:tcPr>
+          <w:p>
+            <w:r/>
+            <w:r>
+              <w:rPr>
+                <w:b w:val="0"/>
+                <w:sz w:val="18"/>
+              </w:rPr>
+              <w:t>80</w:t>
+            </w:r>
+          </w:p>
+        </w:tc>
+        <w:tc>
+          <w:tcPr>
+            <w:tcW w:type="dxa" w:w="960"/>
           </w:tcPr>
           <w:p>
             <w:r/>
@@ -810,7 +1414,7 @@
         </w:tc>
         <w:tc>
           <w:tcPr>
-            <w:tcW w:type="dxa" w:w="1728"/>
+            <w:tcW w:type="dxa" w:w="960"/>
           </w:tcPr>
           <w:p>
             <w:r/>
@@ -876,7 +1480,7 @@
     </w:p>
     <w:p>
       <w:r>
-        <w:t>Paper-style cost/quality scatter: x = model size on disk (log scale, smaller is better), y = real-eval macro-F1 (higher is better), bubble area = confidence separation (mean conf when correct minus when wrong — the bigger the bubble the more usable the Phase 5 idle threshold). Points on the green dashed line are Pareto-optimal (nothing beats them on both axes); the gold star is the locked pick. LightGBM edges MLP on F1 but at 100x the size and a third of the confidence spread; RandomForest is off the frontier entirely — LightGBM beats it on F1 at 12x smaller.</w:t>
+        <w:t>Paper-style cost/quality scatter: x = model size on disk (log scale, smaller is better), y = real-eval macro-F1 (higher is better), bubble area = confidence separation (mean conf when correct minus when wrong — the bigger the bubble the more usable the Phase 5 idle threshold). Points on the green dashed line are Pareto-optimal (nothing beats them on both axes); the gold star is the locked pick. Only LightGBM and MLP sit on the frontier: LightGBM edges MLP on F1 but at 100x the size and a third of the confidence spread. Every other candidate — including CatBoost and HistGradientBoosting, run to close the GBDT-family gap — is dominated: 3–11 real-eval points behind LightGBM at equal or larger size. The GBDT family does not cluster (section 8).</w:t>
       </w:r>
     </w:p>
     <w:p>
@@ -930,16 +1534,20 @@
         <w:tblLook w:firstColumn="1" w:firstRow="1" w:lastColumn="0" w:lastRow="0" w:noHBand="0" w:noVBand="1" w:val="04A0"/>
       </w:tblPr>
       <w:tblGrid>
-        <w:gridCol w:w="1728"/>
-        <w:gridCol w:w="1728"/>
-        <w:gridCol w:w="1728"/>
-        <w:gridCol w:w="1728"/>
-        <w:gridCol w:w="1728"/>
+        <w:gridCol w:w="960"/>
+        <w:gridCol w:w="960"/>
+        <w:gridCol w:w="960"/>
+        <w:gridCol w:w="960"/>
+        <w:gridCol w:w="960"/>
+        <w:gridCol w:w="960"/>
+        <w:gridCol w:w="960"/>
+        <w:gridCol w:w="960"/>
+        <w:gridCol w:w="960"/>
       </w:tblGrid>
       <w:tr>
         <w:tc>
           <w:tcPr>
-            <w:tcW w:type="dxa" w:w="1728"/>
+            <w:tcW w:type="dxa" w:w="960"/>
           </w:tcPr>
           <w:p>
             <w:r/>
@@ -954,7 +1562,7 @@
         </w:tc>
         <w:tc>
           <w:tcPr>
-            <w:tcW w:type="dxa" w:w="1728"/>
+            <w:tcW w:type="dxa" w:w="960"/>
           </w:tcPr>
           <w:p>
             <w:r/>
@@ -969,7 +1577,7 @@
         </w:tc>
         <w:tc>
           <w:tcPr>
-            <w:tcW w:type="dxa" w:w="1728"/>
+            <w:tcW w:type="dxa" w:w="960"/>
           </w:tcPr>
           <w:p>
             <w:r/>
@@ -978,13 +1586,43 @@
                 <w:b/>
                 <w:sz w:val="18"/>
               </w:rPr>
+              <w:t>CATBOOST</w:t>
+            </w:r>
+          </w:p>
+        </w:tc>
+        <w:tc>
+          <w:tcPr>
+            <w:tcW w:type="dxa" w:w="960"/>
+          </w:tcPr>
+          <w:p>
+            <w:r/>
+            <w:r>
+              <w:rPr>
+                <w:b/>
+                <w:sz w:val="18"/>
+              </w:rPr>
+              <w:t>HGB</w:t>
+            </w:r>
+          </w:p>
+        </w:tc>
+        <w:tc>
+          <w:tcPr>
+            <w:tcW w:type="dxa" w:w="960"/>
+          </w:tcPr>
+          <w:p>
+            <w:r/>
+            <w:r>
+              <w:rPr>
+                <w:b/>
+                <w:sz w:val="18"/>
+              </w:rPr>
               <w:t>RF</w:t>
             </w:r>
           </w:p>
         </w:tc>
         <w:tc>
           <w:tcPr>
-            <w:tcW w:type="dxa" w:w="1728"/>
+            <w:tcW w:type="dxa" w:w="960"/>
           </w:tcPr>
           <w:p>
             <w:r/>
@@ -993,13 +1631,43 @@
                 <w:b/>
                 <w:sz w:val="18"/>
               </w:rPr>
+              <w:t>ET</w:t>
+            </w:r>
+          </w:p>
+        </w:tc>
+        <w:tc>
+          <w:tcPr>
+            <w:tcW w:type="dxa" w:w="960"/>
+          </w:tcPr>
+          <w:p>
+            <w:r/>
+            <w:r>
+              <w:rPr>
+                <w:b/>
+                <w:sz w:val="18"/>
+              </w:rPr>
+              <w:t>SVM</w:t>
+            </w:r>
+          </w:p>
+        </w:tc>
+        <w:tc>
+          <w:tcPr>
+            <w:tcW w:type="dxa" w:w="960"/>
+          </w:tcPr>
+          <w:p>
+            <w:r/>
+            <w:r>
+              <w:rPr>
+                <w:b/>
+                <w:sz w:val="18"/>
+              </w:rPr>
               <w:t>MLP</w:t>
             </w:r>
           </w:p>
         </w:tc>
         <w:tc>
           <w:tcPr>
-            <w:tcW w:type="dxa" w:w="1728"/>
+            <w:tcW w:type="dxa" w:w="960"/>
           </w:tcPr>
           <w:p>
             <w:r/>
@@ -1016,7 +1684,7 @@
       <w:tr>
         <w:tc>
           <w:tcPr>
-            <w:tcW w:type="dxa" w:w="1728"/>
+            <w:tcW w:type="dxa" w:w="960"/>
           </w:tcPr>
           <w:p>
             <w:r/>
@@ -1031,7 +1699,7 @@
         </w:tc>
         <w:tc>
           <w:tcPr>
-            <w:tcW w:type="dxa" w:w="1728"/>
+            <w:tcW w:type="dxa" w:w="960"/>
           </w:tcPr>
           <w:p>
             <w:r/>
@@ -1046,7 +1714,37 @@
         </w:tc>
         <w:tc>
           <w:tcPr>
-            <w:tcW w:type="dxa" w:w="1728"/>
+            <w:tcW w:type="dxa" w:w="960"/>
+          </w:tcPr>
+          <w:p>
+            <w:r/>
+            <w:r>
+              <w:rPr>
+                <w:b w:val="0"/>
+                <w:sz w:val="18"/>
+              </w:rPr>
+              <w:t>0.67</w:t>
+            </w:r>
+          </w:p>
+        </w:tc>
+        <w:tc>
+          <w:tcPr>
+            <w:tcW w:type="dxa" w:w="960"/>
+          </w:tcPr>
+          <w:p>
+            <w:r/>
+            <w:r>
+              <w:rPr>
+                <w:b w:val="0"/>
+                <w:sz w:val="18"/>
+              </w:rPr>
+              <w:t>0.60</w:t>
+            </w:r>
+          </w:p>
+        </w:tc>
+        <w:tc>
+          <w:tcPr>
+            <w:tcW w:type="dxa" w:w="960"/>
           </w:tcPr>
           <w:p>
             <w:r/>
@@ -1061,7 +1759,37 @@
         </w:tc>
         <w:tc>
           <w:tcPr>
-            <w:tcW w:type="dxa" w:w="1728"/>
+            <w:tcW w:type="dxa" w:w="960"/>
+          </w:tcPr>
+          <w:p>
+            <w:r/>
+            <w:r>
+              <w:rPr>
+                <w:b w:val="0"/>
+                <w:sz w:val="18"/>
+              </w:rPr>
+              <w:t>0.19</w:t>
+            </w:r>
+          </w:p>
+        </w:tc>
+        <w:tc>
+          <w:tcPr>
+            <w:tcW w:type="dxa" w:w="960"/>
+          </w:tcPr>
+          <w:p>
+            <w:r/>
+            <w:r>
+              <w:rPr>
+                <w:b w:val="0"/>
+                <w:sz w:val="18"/>
+              </w:rPr>
+              <w:t>0.43</w:t>
+            </w:r>
+          </w:p>
+        </w:tc>
+        <w:tc>
+          <w:tcPr>
+            <w:tcW w:type="dxa" w:w="960"/>
           </w:tcPr>
           <w:p>
             <w:r/>
@@ -1076,7 +1804,7 @@
         </w:tc>
         <w:tc>
           <w:tcPr>
-            <w:tcW w:type="dxa" w:w="1728"/>
+            <w:tcW w:type="dxa" w:w="960"/>
           </w:tcPr>
           <w:p>
             <w:r/>
@@ -1093,7 +1821,7 @@
       <w:tr>
         <w:tc>
           <w:tcPr>
-            <w:tcW w:type="dxa" w:w="1728"/>
+            <w:tcW w:type="dxa" w:w="960"/>
           </w:tcPr>
           <w:p>
             <w:r/>
@@ -1108,7 +1836,7 @@
         </w:tc>
         <w:tc>
           <w:tcPr>
-            <w:tcW w:type="dxa" w:w="1728"/>
+            <w:tcW w:type="dxa" w:w="960"/>
           </w:tcPr>
           <w:p>
             <w:r/>
@@ -1123,7 +1851,37 @@
         </w:tc>
         <w:tc>
           <w:tcPr>
-            <w:tcW w:type="dxa" w:w="1728"/>
+            <w:tcW w:type="dxa" w:w="960"/>
+          </w:tcPr>
+          <w:p>
+            <w:r/>
+            <w:r>
+              <w:rPr>
+                <w:b w:val="0"/>
+                <w:sz w:val="18"/>
+              </w:rPr>
+              <w:t>0.74</w:t>
+            </w:r>
+          </w:p>
+        </w:tc>
+        <w:tc>
+          <w:tcPr>
+            <w:tcW w:type="dxa" w:w="960"/>
+          </w:tcPr>
+          <w:p>
+            <w:r/>
+            <w:r>
+              <w:rPr>
+                <w:b w:val="0"/>
+                <w:sz w:val="18"/>
+              </w:rPr>
+              <w:t>0.76</w:t>
+            </w:r>
+          </w:p>
+        </w:tc>
+        <w:tc>
+          <w:tcPr>
+            <w:tcW w:type="dxa" w:w="960"/>
           </w:tcPr>
           <w:p>
             <w:r/>
@@ -1138,7 +1896,22 @@
         </w:tc>
         <w:tc>
           <w:tcPr>
-            <w:tcW w:type="dxa" w:w="1728"/>
+            <w:tcW w:type="dxa" w:w="960"/>
+          </w:tcPr>
+          <w:p>
+            <w:r/>
+            <w:r>
+              <w:rPr>
+                <w:b w:val="0"/>
+                <w:sz w:val="18"/>
+              </w:rPr>
+              <w:t>0.74</w:t>
+            </w:r>
+          </w:p>
+        </w:tc>
+        <w:tc>
+          <w:tcPr>
+            <w:tcW w:type="dxa" w:w="960"/>
           </w:tcPr>
           <w:p>
             <w:r/>
@@ -1153,7 +1926,22 @@
         </w:tc>
         <w:tc>
           <w:tcPr>
-            <w:tcW w:type="dxa" w:w="1728"/>
+            <w:tcW w:type="dxa" w:w="960"/>
+          </w:tcPr>
+          <w:p>
+            <w:r/>
+            <w:r>
+              <w:rPr>
+                <w:b w:val="0"/>
+                <w:sz w:val="18"/>
+              </w:rPr>
+              <w:t>0.76</w:t>
+            </w:r>
+          </w:p>
+        </w:tc>
+        <w:tc>
+          <w:tcPr>
+            <w:tcW w:type="dxa" w:w="960"/>
           </w:tcPr>
           <w:p>
             <w:r/>
@@ -1170,7 +1958,7 @@
       <w:tr>
         <w:tc>
           <w:tcPr>
-            <w:tcW w:type="dxa" w:w="1728"/>
+            <w:tcW w:type="dxa" w:w="960"/>
           </w:tcPr>
           <w:p>
             <w:r/>
@@ -1185,7 +1973,7 @@
         </w:tc>
         <w:tc>
           <w:tcPr>
-            <w:tcW w:type="dxa" w:w="1728"/>
+            <w:tcW w:type="dxa" w:w="960"/>
           </w:tcPr>
           <w:p>
             <w:r/>
@@ -1200,7 +1988,37 @@
         </w:tc>
         <w:tc>
           <w:tcPr>
-            <w:tcW w:type="dxa" w:w="1728"/>
+            <w:tcW w:type="dxa" w:w="960"/>
+          </w:tcPr>
+          <w:p>
+            <w:r/>
+            <w:r>
+              <w:rPr>
+                <w:b w:val="0"/>
+                <w:sz w:val="18"/>
+              </w:rPr>
+              <w:t>0.66</w:t>
+            </w:r>
+          </w:p>
+        </w:tc>
+        <w:tc>
+          <w:tcPr>
+            <w:tcW w:type="dxa" w:w="960"/>
+          </w:tcPr>
+          <w:p>
+            <w:r/>
+            <w:r>
+              <w:rPr>
+                <w:b w:val="0"/>
+                <w:sz w:val="18"/>
+              </w:rPr>
+              <w:t>0.82</w:t>
+            </w:r>
+          </w:p>
+        </w:tc>
+        <w:tc>
+          <w:tcPr>
+            <w:tcW w:type="dxa" w:w="960"/>
           </w:tcPr>
           <w:p>
             <w:r/>
@@ -1215,7 +2033,37 @@
         </w:tc>
         <w:tc>
           <w:tcPr>
-            <w:tcW w:type="dxa" w:w="1728"/>
+            <w:tcW w:type="dxa" w:w="960"/>
+          </w:tcPr>
+          <w:p>
+            <w:r/>
+            <w:r>
+              <w:rPr>
+                <w:b w:val="0"/>
+                <w:sz w:val="18"/>
+              </w:rPr>
+              <w:t>0.79</w:t>
+            </w:r>
+          </w:p>
+        </w:tc>
+        <w:tc>
+          <w:tcPr>
+            <w:tcW w:type="dxa" w:w="960"/>
+          </w:tcPr>
+          <w:p>
+            <w:r/>
+            <w:r>
+              <w:rPr>
+                <w:b w:val="0"/>
+                <w:sz w:val="18"/>
+              </w:rPr>
+              <w:t>0.76</w:t>
+            </w:r>
+          </w:p>
+        </w:tc>
+        <w:tc>
+          <w:tcPr>
+            <w:tcW w:type="dxa" w:w="960"/>
           </w:tcPr>
           <w:p>
             <w:r/>
@@ -1230,7 +2078,7 @@
         </w:tc>
         <w:tc>
           <w:tcPr>
-            <w:tcW w:type="dxa" w:w="1728"/>
+            <w:tcW w:type="dxa" w:w="960"/>
           </w:tcPr>
           <w:p>
             <w:r/>
@@ -1247,7 +2095,7 @@
       <w:tr>
         <w:tc>
           <w:tcPr>
-            <w:tcW w:type="dxa" w:w="1728"/>
+            <w:tcW w:type="dxa" w:w="960"/>
           </w:tcPr>
           <w:p>
             <w:r/>
@@ -1262,7 +2110,7 @@
         </w:tc>
         <w:tc>
           <w:tcPr>
-            <w:tcW w:type="dxa" w:w="1728"/>
+            <w:tcW w:type="dxa" w:w="960"/>
           </w:tcPr>
           <w:p>
             <w:r/>
@@ -1277,7 +2125,37 @@
         </w:tc>
         <w:tc>
           <w:tcPr>
-            <w:tcW w:type="dxa" w:w="1728"/>
+            <w:tcW w:type="dxa" w:w="960"/>
+          </w:tcPr>
+          <w:p>
+            <w:r/>
+            <w:r>
+              <w:rPr>
+                <w:b w:val="0"/>
+                <w:sz w:val="18"/>
+              </w:rPr>
+              <w:t>0.91</w:t>
+            </w:r>
+          </w:p>
+        </w:tc>
+        <w:tc>
+          <w:tcPr>
+            <w:tcW w:type="dxa" w:w="960"/>
+          </w:tcPr>
+          <w:p>
+            <w:r/>
+            <w:r>
+              <w:rPr>
+                <w:b w:val="0"/>
+                <w:sz w:val="18"/>
+              </w:rPr>
+              <w:t>0.95</w:t>
+            </w:r>
+          </w:p>
+        </w:tc>
+        <w:tc>
+          <w:tcPr>
+            <w:tcW w:type="dxa" w:w="960"/>
           </w:tcPr>
           <w:p>
             <w:r/>
@@ -1292,7 +2170,37 @@
         </w:tc>
         <w:tc>
           <w:tcPr>
-            <w:tcW w:type="dxa" w:w="1728"/>
+            <w:tcW w:type="dxa" w:w="960"/>
+          </w:tcPr>
+          <w:p>
+            <w:r/>
+            <w:r>
+              <w:rPr>
+                <w:b w:val="0"/>
+                <w:sz w:val="18"/>
+              </w:rPr>
+              <w:t>0.89</w:t>
+            </w:r>
+          </w:p>
+        </w:tc>
+        <w:tc>
+          <w:tcPr>
+            <w:tcW w:type="dxa" w:w="960"/>
+          </w:tcPr>
+          <w:p>
+            <w:r/>
+            <w:r>
+              <w:rPr>
+                <w:b w:val="0"/>
+                <w:sz w:val="18"/>
+              </w:rPr>
+              <w:t>0.86</w:t>
+            </w:r>
+          </w:p>
+        </w:tc>
+        <w:tc>
+          <w:tcPr>
+            <w:tcW w:type="dxa" w:w="960"/>
           </w:tcPr>
           <w:p>
             <w:r/>
@@ -1307,7 +2215,7 @@
         </w:tc>
         <w:tc>
           <w:tcPr>
-            <w:tcW w:type="dxa" w:w="1728"/>
+            <w:tcW w:type="dxa" w:w="960"/>
           </w:tcPr>
           <w:p>
             <w:r/>
@@ -1324,7 +2232,7 @@
       <w:tr>
         <w:tc>
           <w:tcPr>
-            <w:tcW w:type="dxa" w:w="1728"/>
+            <w:tcW w:type="dxa" w:w="960"/>
           </w:tcPr>
           <w:p>
             <w:r/>
@@ -1339,7 +2247,7 @@
         </w:tc>
         <w:tc>
           <w:tcPr>
-            <w:tcW w:type="dxa" w:w="1728"/>
+            <w:tcW w:type="dxa" w:w="960"/>
           </w:tcPr>
           <w:p>
             <w:r/>
@@ -1354,7 +2262,7 @@
         </w:tc>
         <w:tc>
           <w:tcPr>
-            <w:tcW w:type="dxa" w:w="1728"/>
+            <w:tcW w:type="dxa" w:w="960"/>
           </w:tcPr>
           <w:p>
             <w:r/>
@@ -1369,7 +2277,7 @@
         </w:tc>
         <w:tc>
           <w:tcPr>
-            <w:tcW w:type="dxa" w:w="1728"/>
+            <w:tcW w:type="dxa" w:w="960"/>
           </w:tcPr>
           <w:p>
             <w:r/>
@@ -1384,7 +2292,67 @@
         </w:tc>
         <w:tc>
           <w:tcPr>
-            <w:tcW w:type="dxa" w:w="1728"/>
+            <w:tcW w:type="dxa" w:w="960"/>
+          </w:tcPr>
+          <w:p>
+            <w:r/>
+            <w:r>
+              <w:rPr>
+                <w:b w:val="0"/>
+                <w:sz w:val="18"/>
+              </w:rPr>
+              <w:t>1.00</w:t>
+            </w:r>
+          </w:p>
+        </w:tc>
+        <w:tc>
+          <w:tcPr>
+            <w:tcW w:type="dxa" w:w="960"/>
+          </w:tcPr>
+          <w:p>
+            <w:r/>
+            <w:r>
+              <w:rPr>
+                <w:b w:val="0"/>
+                <w:sz w:val="18"/>
+              </w:rPr>
+              <w:t>1.00</w:t>
+            </w:r>
+          </w:p>
+        </w:tc>
+        <w:tc>
+          <w:tcPr>
+            <w:tcW w:type="dxa" w:w="960"/>
+          </w:tcPr>
+          <w:p>
+            <w:r/>
+            <w:r>
+              <w:rPr>
+                <w:b w:val="0"/>
+                <w:sz w:val="18"/>
+              </w:rPr>
+              <w:t>0.98</w:t>
+            </w:r>
+          </w:p>
+        </w:tc>
+        <w:tc>
+          <w:tcPr>
+            <w:tcW w:type="dxa" w:w="960"/>
+          </w:tcPr>
+          <w:p>
+            <w:r/>
+            <w:r>
+              <w:rPr>
+                <w:b w:val="0"/>
+                <w:sz w:val="18"/>
+              </w:rPr>
+              <w:t>1.00</w:t>
+            </w:r>
+          </w:p>
+        </w:tc>
+        <w:tc>
+          <w:tcPr>
+            <w:tcW w:type="dxa" w:w="960"/>
           </w:tcPr>
           <w:p>
             <w:r/>
@@ -1401,7 +2369,7 @@
       <w:tr>
         <w:tc>
           <w:tcPr>
-            <w:tcW w:type="dxa" w:w="1728"/>
+            <w:tcW w:type="dxa" w:w="960"/>
           </w:tcPr>
           <w:p>
             <w:r/>
@@ -1416,7 +2384,7 @@
         </w:tc>
         <w:tc>
           <w:tcPr>
-            <w:tcW w:type="dxa" w:w="1728"/>
+            <w:tcW w:type="dxa" w:w="960"/>
           </w:tcPr>
           <w:p>
             <w:r/>
@@ -1431,7 +2399,37 @@
         </w:tc>
         <w:tc>
           <w:tcPr>
-            <w:tcW w:type="dxa" w:w="1728"/>
+            <w:tcW w:type="dxa" w:w="960"/>
+          </w:tcPr>
+          <w:p>
+            <w:r/>
+            <w:r>
+              <w:rPr>
+                <w:b w:val="0"/>
+                <w:sz w:val="18"/>
+              </w:rPr>
+              <w:t>0.81</w:t>
+            </w:r>
+          </w:p>
+        </w:tc>
+        <w:tc>
+          <w:tcPr>
+            <w:tcW w:type="dxa" w:w="960"/>
+          </w:tcPr>
+          <w:p>
+            <w:r/>
+            <w:r>
+              <w:rPr>
+                <w:b w:val="0"/>
+                <w:sz w:val="18"/>
+              </w:rPr>
+              <w:t>0.94</w:t>
+            </w:r>
+          </w:p>
+        </w:tc>
+        <w:tc>
+          <w:tcPr>
+            <w:tcW w:type="dxa" w:w="960"/>
           </w:tcPr>
           <w:p>
             <w:r/>
@@ -1446,7 +2444,37 @@
         </w:tc>
         <w:tc>
           <w:tcPr>
-            <w:tcW w:type="dxa" w:w="1728"/>
+            <w:tcW w:type="dxa" w:w="960"/>
+          </w:tcPr>
+          <w:p>
+            <w:r/>
+            <w:r>
+              <w:rPr>
+                <w:b w:val="0"/>
+                <w:sz w:val="18"/>
+              </w:rPr>
+              <w:t>0.85</w:t>
+            </w:r>
+          </w:p>
+        </w:tc>
+        <w:tc>
+          <w:tcPr>
+            <w:tcW w:type="dxa" w:w="960"/>
+          </w:tcPr>
+          <w:p>
+            <w:r/>
+            <w:r>
+              <w:rPr>
+                <w:b w:val="0"/>
+                <w:sz w:val="18"/>
+              </w:rPr>
+              <w:t>0.88</w:t>
+            </w:r>
+          </w:p>
+        </w:tc>
+        <w:tc>
+          <w:tcPr>
+            <w:tcW w:type="dxa" w:w="960"/>
           </w:tcPr>
           <w:p>
             <w:r/>
@@ -1461,7 +2489,7 @@
         </w:tc>
         <w:tc>
           <w:tcPr>
-            <w:tcW w:type="dxa" w:w="1728"/>
+            <w:tcW w:type="dxa" w:w="960"/>
           </w:tcPr>
           <w:p>
             <w:r/>
@@ -1478,7 +2506,7 @@
       <w:tr>
         <w:tc>
           <w:tcPr>
-            <w:tcW w:type="dxa" w:w="1728"/>
+            <w:tcW w:type="dxa" w:w="960"/>
           </w:tcPr>
           <w:p>
             <w:r/>
@@ -1493,7 +2521,7 @@
         </w:tc>
         <w:tc>
           <w:tcPr>
-            <w:tcW w:type="dxa" w:w="1728"/>
+            <w:tcW w:type="dxa" w:w="960"/>
           </w:tcPr>
           <w:p>
             <w:r/>
@@ -1508,7 +2536,22 @@
         </w:tc>
         <w:tc>
           <w:tcPr>
-            <w:tcW w:type="dxa" w:w="1728"/>
+            <w:tcW w:type="dxa" w:w="960"/>
+          </w:tcPr>
+          <w:p>
+            <w:r/>
+            <w:r>
+              <w:rPr>
+                <w:b w:val="0"/>
+                <w:sz w:val="18"/>
+              </w:rPr>
+              <w:t>0.77</w:t>
+            </w:r>
+          </w:p>
+        </w:tc>
+        <w:tc>
+          <w:tcPr>
+            <w:tcW w:type="dxa" w:w="960"/>
           </w:tcPr>
           <w:p>
             <w:r/>
@@ -1523,7 +2566,7 @@
         </w:tc>
         <w:tc>
           <w:tcPr>
-            <w:tcW w:type="dxa" w:w="1728"/>
+            <w:tcW w:type="dxa" w:w="960"/>
           </w:tcPr>
           <w:p>
             <w:r/>
@@ -1538,7 +2581,52 @@
         </w:tc>
         <w:tc>
           <w:tcPr>
-            <w:tcW w:type="dxa" w:w="1728"/>
+            <w:tcW w:type="dxa" w:w="960"/>
+          </w:tcPr>
+          <w:p>
+            <w:r/>
+            <w:r>
+              <w:rPr>
+                <w:b w:val="0"/>
+                <w:sz w:val="18"/>
+              </w:rPr>
+              <w:t>0.78</w:t>
+            </w:r>
+          </w:p>
+        </w:tc>
+        <w:tc>
+          <w:tcPr>
+            <w:tcW w:type="dxa" w:w="960"/>
+          </w:tcPr>
+          <w:p>
+            <w:r/>
+            <w:r>
+              <w:rPr>
+                <w:b w:val="0"/>
+                <w:sz w:val="18"/>
+              </w:rPr>
+              <w:t>0.80</w:t>
+            </w:r>
+          </w:p>
+        </w:tc>
+        <w:tc>
+          <w:tcPr>
+            <w:tcW w:type="dxa" w:w="960"/>
+          </w:tcPr>
+          <w:p>
+            <w:r/>
+            <w:r>
+              <w:rPr>
+                <w:b w:val="0"/>
+                <w:sz w:val="18"/>
+              </w:rPr>
+              <w:t>0.78</w:t>
+            </w:r>
+          </w:p>
+        </w:tc>
+        <w:tc>
+          <w:tcPr>
+            <w:tcW w:type="dxa" w:w="960"/>
           </w:tcPr>
           <w:p>
             <w:r/>
@@ -1555,7 +2643,7 @@
       <w:tr>
         <w:tc>
           <w:tcPr>
-            <w:tcW w:type="dxa" w:w="1728"/>
+            <w:tcW w:type="dxa" w:w="960"/>
           </w:tcPr>
           <w:p>
             <w:r/>
@@ -1570,7 +2658,7 @@
         </w:tc>
         <w:tc>
           <w:tcPr>
-            <w:tcW w:type="dxa" w:w="1728"/>
+            <w:tcW w:type="dxa" w:w="960"/>
           </w:tcPr>
           <w:p>
             <w:r/>
@@ -1585,7 +2673,37 @@
         </w:tc>
         <w:tc>
           <w:tcPr>
-            <w:tcW w:type="dxa" w:w="1728"/>
+            <w:tcW w:type="dxa" w:w="960"/>
+          </w:tcPr>
+          <w:p>
+            <w:r/>
+            <w:r>
+              <w:rPr>
+                <w:b w:val="0"/>
+                <w:sz w:val="18"/>
+              </w:rPr>
+              <w:t>0.95</w:t>
+            </w:r>
+          </w:p>
+        </w:tc>
+        <w:tc>
+          <w:tcPr>
+            <w:tcW w:type="dxa" w:w="960"/>
+          </w:tcPr>
+          <w:p>
+            <w:r/>
+            <w:r>
+              <w:rPr>
+                <w:b w:val="0"/>
+                <w:sz w:val="18"/>
+              </w:rPr>
+              <w:t>0.98</w:t>
+            </w:r>
+          </w:p>
+        </w:tc>
+        <w:tc>
+          <w:tcPr>
+            <w:tcW w:type="dxa" w:w="960"/>
           </w:tcPr>
           <w:p>
             <w:r/>
@@ -1600,7 +2718,37 @@
         </w:tc>
         <w:tc>
           <w:tcPr>
-            <w:tcW w:type="dxa" w:w="1728"/>
+            <w:tcW w:type="dxa" w:w="960"/>
+          </w:tcPr>
+          <w:p>
+            <w:r/>
+            <w:r>
+              <w:rPr>
+                <w:b w:val="0"/>
+                <w:sz w:val="18"/>
+              </w:rPr>
+              <w:t>0.94</w:t>
+            </w:r>
+          </w:p>
+        </w:tc>
+        <w:tc>
+          <w:tcPr>
+            <w:tcW w:type="dxa" w:w="960"/>
+          </w:tcPr>
+          <w:p>
+            <w:r/>
+            <w:r>
+              <w:rPr>
+                <w:b w:val="0"/>
+                <w:sz w:val="18"/>
+              </w:rPr>
+              <w:t>0.93</w:t>
+            </w:r>
+          </w:p>
+        </w:tc>
+        <w:tc>
+          <w:tcPr>
+            <w:tcW w:type="dxa" w:w="960"/>
           </w:tcPr>
           <w:p>
             <w:r/>
@@ -1615,7 +2763,7 @@
         </w:tc>
         <w:tc>
           <w:tcPr>
-            <w:tcW w:type="dxa" w:w="1728"/>
+            <w:tcW w:type="dxa" w:w="960"/>
           </w:tcPr>
           <w:p>
             <w:r/>
@@ -1632,7 +2780,7 @@
       <w:tr>
         <w:tc>
           <w:tcPr>
-            <w:tcW w:type="dxa" w:w="1728"/>
+            <w:tcW w:type="dxa" w:w="960"/>
           </w:tcPr>
           <w:p>
             <w:r/>
@@ -1647,7 +2795,7 @@
         </w:tc>
         <w:tc>
           <w:tcPr>
-            <w:tcW w:type="dxa" w:w="1728"/>
+            <w:tcW w:type="dxa" w:w="960"/>
           </w:tcPr>
           <w:p>
             <w:r/>
@@ -1662,7 +2810,37 @@
         </w:tc>
         <w:tc>
           <w:tcPr>
-            <w:tcW w:type="dxa" w:w="1728"/>
+            <w:tcW w:type="dxa" w:w="960"/>
+          </w:tcPr>
+          <w:p>
+            <w:r/>
+            <w:r>
+              <w:rPr>
+                <w:b w:val="0"/>
+                <w:sz w:val="18"/>
+              </w:rPr>
+              <w:t>0.97</w:t>
+            </w:r>
+          </w:p>
+        </w:tc>
+        <w:tc>
+          <w:tcPr>
+            <w:tcW w:type="dxa" w:w="960"/>
+          </w:tcPr>
+          <w:p>
+            <w:r/>
+            <w:r>
+              <w:rPr>
+                <w:b w:val="0"/>
+                <w:sz w:val="18"/>
+              </w:rPr>
+              <w:t>0.99</w:t>
+            </w:r>
+          </w:p>
+        </w:tc>
+        <w:tc>
+          <w:tcPr>
+            <w:tcW w:type="dxa" w:w="960"/>
           </w:tcPr>
           <w:p>
             <w:r/>
@@ -1677,7 +2855,37 @@
         </w:tc>
         <w:tc>
           <w:tcPr>
-            <w:tcW w:type="dxa" w:w="1728"/>
+            <w:tcW w:type="dxa" w:w="960"/>
+          </w:tcPr>
+          <w:p>
+            <w:r/>
+            <w:r>
+              <w:rPr>
+                <w:b w:val="0"/>
+                <w:sz w:val="18"/>
+              </w:rPr>
+              <w:t>0.97</w:t>
+            </w:r>
+          </w:p>
+        </w:tc>
+        <w:tc>
+          <w:tcPr>
+            <w:tcW w:type="dxa" w:w="960"/>
+          </w:tcPr>
+          <w:p>
+            <w:r/>
+            <w:r>
+              <w:rPr>
+                <w:b w:val="0"/>
+                <w:sz w:val="18"/>
+              </w:rPr>
+              <w:t>0.98</w:t>
+            </w:r>
+          </w:p>
+        </w:tc>
+        <w:tc>
+          <w:tcPr>
+            <w:tcW w:type="dxa" w:w="960"/>
           </w:tcPr>
           <w:p>
             <w:r/>
@@ -1692,7 +2900,7 @@
         </w:tc>
         <w:tc>
           <w:tcPr>
-            <w:tcW w:type="dxa" w:w="1728"/>
+            <w:tcW w:type="dxa" w:w="960"/>
           </w:tcPr>
           <w:p>
             <w:r/>
@@ -1709,7 +2917,7 @@
       <w:tr>
         <w:tc>
           <w:tcPr>
-            <w:tcW w:type="dxa" w:w="1728"/>
+            <w:tcW w:type="dxa" w:w="960"/>
           </w:tcPr>
           <w:p>
             <w:r/>
@@ -1724,7 +2932,7 @@
         </w:tc>
         <w:tc>
           <w:tcPr>
-            <w:tcW w:type="dxa" w:w="1728"/>
+            <w:tcW w:type="dxa" w:w="960"/>
           </w:tcPr>
           <w:p>
             <w:r/>
@@ -1739,7 +2947,37 @@
         </w:tc>
         <w:tc>
           <w:tcPr>
-            <w:tcW w:type="dxa" w:w="1728"/>
+            <w:tcW w:type="dxa" w:w="960"/>
+          </w:tcPr>
+          <w:p>
+            <w:r/>
+            <w:r>
+              <w:rPr>
+                <w:b w:val="0"/>
+                <w:sz w:val="18"/>
+              </w:rPr>
+              <w:t>0.53</w:t>
+            </w:r>
+          </w:p>
+        </w:tc>
+        <w:tc>
+          <w:tcPr>
+            <w:tcW w:type="dxa" w:w="960"/>
+          </w:tcPr>
+          <w:p>
+            <w:r/>
+            <w:r>
+              <w:rPr>
+                <w:b w:val="0"/>
+                <w:sz w:val="18"/>
+              </w:rPr>
+              <w:t>0.47</w:t>
+            </w:r>
+          </w:p>
+        </w:tc>
+        <w:tc>
+          <w:tcPr>
+            <w:tcW w:type="dxa" w:w="960"/>
           </w:tcPr>
           <w:p>
             <w:r/>
@@ -1754,7 +2992,37 @@
         </w:tc>
         <w:tc>
           <w:tcPr>
-            <w:tcW w:type="dxa" w:w="1728"/>
+            <w:tcW w:type="dxa" w:w="960"/>
+          </w:tcPr>
+          <w:p>
+            <w:r/>
+            <w:r>
+              <w:rPr>
+                <w:b w:val="0"/>
+                <w:sz w:val="18"/>
+              </w:rPr>
+              <w:t>0.59</w:t>
+            </w:r>
+          </w:p>
+        </w:tc>
+        <w:tc>
+          <w:tcPr>
+            <w:tcW w:type="dxa" w:w="960"/>
+          </w:tcPr>
+          <w:p>
+            <w:r/>
+            <w:r>
+              <w:rPr>
+                <w:b w:val="0"/>
+                <w:sz w:val="18"/>
+              </w:rPr>
+              <w:t>0.45</w:t>
+            </w:r>
+          </w:p>
+        </w:tc>
+        <w:tc>
+          <w:tcPr>
+            <w:tcW w:type="dxa" w:w="960"/>
           </w:tcPr>
           <w:p>
             <w:r/>
@@ -1769,7 +3037,7 @@
         </w:tc>
         <w:tc>
           <w:tcPr>
-            <w:tcW w:type="dxa" w:w="1728"/>
+            <w:tcW w:type="dxa" w:w="960"/>
           </w:tcPr>
           <w:p>
             <w:r/>
@@ -1786,7 +3054,7 @@
       <w:tr>
         <w:tc>
           <w:tcPr>
-            <w:tcW w:type="dxa" w:w="1728"/>
+            <w:tcW w:type="dxa" w:w="960"/>
           </w:tcPr>
           <w:p>
             <w:r/>
@@ -1801,7 +3069,7 @@
         </w:tc>
         <w:tc>
           <w:tcPr>
-            <w:tcW w:type="dxa" w:w="1728"/>
+            <w:tcW w:type="dxa" w:w="960"/>
           </w:tcPr>
           <w:p>
             <w:r/>
@@ -1816,7 +3084,22 @@
         </w:tc>
         <w:tc>
           <w:tcPr>
-            <w:tcW w:type="dxa" w:w="1728"/>
+            <w:tcW w:type="dxa" w:w="960"/>
+          </w:tcPr>
+          <w:p>
+            <w:r/>
+            <w:r>
+              <w:rPr>
+                <w:b w:val="0"/>
+                <w:sz w:val="18"/>
+              </w:rPr>
+              <w:t>0.86</w:t>
+            </w:r>
+          </w:p>
+        </w:tc>
+        <w:tc>
+          <w:tcPr>
+            <w:tcW w:type="dxa" w:w="960"/>
           </w:tcPr>
           <w:p>
             <w:r/>
@@ -1831,7 +3114,52 @@
         </w:tc>
         <w:tc>
           <w:tcPr>
-            <w:tcW w:type="dxa" w:w="1728"/>
+            <w:tcW w:type="dxa" w:w="960"/>
+          </w:tcPr>
+          <w:p>
+            <w:r/>
+            <w:r>
+              <w:rPr>
+                <w:b w:val="0"/>
+                <w:sz w:val="18"/>
+              </w:rPr>
+              <w:t>0.82</w:t>
+            </w:r>
+          </w:p>
+        </w:tc>
+        <w:tc>
+          <w:tcPr>
+            <w:tcW w:type="dxa" w:w="960"/>
+          </w:tcPr>
+          <w:p>
+            <w:r/>
+            <w:r>
+              <w:rPr>
+                <w:b w:val="0"/>
+                <w:sz w:val="18"/>
+              </w:rPr>
+              <w:t>0.82</w:t>
+            </w:r>
+          </w:p>
+        </w:tc>
+        <w:tc>
+          <w:tcPr>
+            <w:tcW w:type="dxa" w:w="960"/>
+          </w:tcPr>
+          <w:p>
+            <w:r/>
+            <w:r>
+              <w:rPr>
+                <w:b w:val="0"/>
+                <w:sz w:val="18"/>
+              </w:rPr>
+              <w:t>0.90</w:t>
+            </w:r>
+          </w:p>
+        </w:tc>
+        <w:tc>
+          <w:tcPr>
+            <w:tcW w:type="dxa" w:w="960"/>
           </w:tcPr>
           <w:p>
             <w:r/>
@@ -1846,7 +3174,7 @@
         </w:tc>
         <w:tc>
           <w:tcPr>
-            <w:tcW w:type="dxa" w:w="1728"/>
+            <w:tcW w:type="dxa" w:w="960"/>
           </w:tcPr>
           <w:p>
             <w:r/>
@@ -1863,7 +3191,7 @@
       <w:tr>
         <w:tc>
           <w:tcPr>
-            <w:tcW w:type="dxa" w:w="1728"/>
+            <w:tcW w:type="dxa" w:w="960"/>
           </w:tcPr>
           <w:p>
             <w:r/>
@@ -1878,7 +3206,7 @@
         </w:tc>
         <w:tc>
           <w:tcPr>
-            <w:tcW w:type="dxa" w:w="1728"/>
+            <w:tcW w:type="dxa" w:w="960"/>
           </w:tcPr>
           <w:p>
             <w:r/>
@@ -1893,7 +3221,7 @@
         </w:tc>
         <w:tc>
           <w:tcPr>
-            <w:tcW w:type="dxa" w:w="1728"/>
+            <w:tcW w:type="dxa" w:w="960"/>
           </w:tcPr>
           <w:p>
             <w:r/>
@@ -1908,7 +3236,7 @@
         </w:tc>
         <w:tc>
           <w:tcPr>
-            <w:tcW w:type="dxa" w:w="1728"/>
+            <w:tcW w:type="dxa" w:w="960"/>
           </w:tcPr>
           <w:p>
             <w:r/>
@@ -1923,7 +3251,67 @@
         </w:tc>
         <w:tc>
           <w:tcPr>
-            <w:tcW w:type="dxa" w:w="1728"/>
+            <w:tcW w:type="dxa" w:w="960"/>
+          </w:tcPr>
+          <w:p>
+            <w:r/>
+            <w:r>
+              <w:rPr>
+                <w:b w:val="0"/>
+                <w:sz w:val="18"/>
+              </w:rPr>
+              <w:t>1.00</w:t>
+            </w:r>
+          </w:p>
+        </w:tc>
+        <w:tc>
+          <w:tcPr>
+            <w:tcW w:type="dxa" w:w="960"/>
+          </w:tcPr>
+          <w:p>
+            <w:r/>
+            <w:r>
+              <w:rPr>
+                <w:b w:val="0"/>
+                <w:sz w:val="18"/>
+              </w:rPr>
+              <w:t>1.00</w:t>
+            </w:r>
+          </w:p>
+        </w:tc>
+        <w:tc>
+          <w:tcPr>
+            <w:tcW w:type="dxa" w:w="960"/>
+          </w:tcPr>
+          <w:p>
+            <w:r/>
+            <w:r>
+              <w:rPr>
+                <w:b w:val="0"/>
+                <w:sz w:val="18"/>
+              </w:rPr>
+              <w:t>1.00</w:t>
+            </w:r>
+          </w:p>
+        </w:tc>
+        <w:tc>
+          <w:tcPr>
+            <w:tcW w:type="dxa" w:w="960"/>
+          </w:tcPr>
+          <w:p>
+            <w:r/>
+            <w:r>
+              <w:rPr>
+                <w:b w:val="0"/>
+                <w:sz w:val="18"/>
+              </w:rPr>
+              <w:t>1.00</w:t>
+            </w:r>
+          </w:p>
+        </w:tc>
+        <w:tc>
+          <w:tcPr>
+            <w:tcW w:type="dxa" w:w="960"/>
           </w:tcPr>
           <w:p>
             <w:r/>
@@ -2099,6 +3487,100 @@
                 <w:b w:val="0"/>
                 <w:sz w:val="18"/>
               </w:rPr>
+              <w:t>CATBOOST</w:t>
+            </w:r>
+          </w:p>
+        </w:tc>
+        <w:tc>
+          <w:tcPr>
+            <w:tcW w:type="dxa" w:w="2880"/>
+          </w:tcPr>
+          <w:p>
+            <w:r/>
+            <w:r>
+              <w:rPr>
+                <w:b w:val="0"/>
+                <w:sz w:val="18"/>
+              </w:rPr>
+              <w:t>0.997</w:t>
+            </w:r>
+          </w:p>
+        </w:tc>
+        <w:tc>
+          <w:tcPr>
+            <w:tcW w:type="dxa" w:w="2880"/>
+          </w:tcPr>
+          <w:p>
+            <w:r/>
+            <w:r>
+              <w:rPr>
+                <w:b w:val="0"/>
+                <w:sz w:val="18"/>
+              </w:rPr>
+              <w:t>1.0</w:t>
+            </w:r>
+          </w:p>
+        </w:tc>
+      </w:tr>
+      <w:tr>
+        <w:tc>
+          <w:tcPr>
+            <w:tcW w:type="dxa" w:w="2880"/>
+          </w:tcPr>
+          <w:p>
+            <w:r/>
+            <w:r>
+              <w:rPr>
+                <w:b w:val="0"/>
+                <w:sz w:val="18"/>
+              </w:rPr>
+              <w:t>HGB</w:t>
+            </w:r>
+          </w:p>
+        </w:tc>
+        <w:tc>
+          <w:tcPr>
+            <w:tcW w:type="dxa" w:w="2880"/>
+          </w:tcPr>
+          <w:p>
+            <w:r/>
+            <w:r>
+              <w:rPr>
+                <w:b w:val="0"/>
+                <w:sz w:val="18"/>
+              </w:rPr>
+              <w:t>0.94</w:t>
+            </w:r>
+          </w:p>
+        </w:tc>
+        <w:tc>
+          <w:tcPr>
+            <w:tcW w:type="dxa" w:w="2880"/>
+          </w:tcPr>
+          <w:p>
+            <w:r/>
+            <w:r>
+              <w:rPr>
+                <w:b w:val="0"/>
+                <w:sz w:val="18"/>
+              </w:rPr>
+              <w:t>1.0</w:t>
+            </w:r>
+          </w:p>
+        </w:tc>
+      </w:tr>
+      <w:tr>
+        <w:tc>
+          <w:tcPr>
+            <w:tcW w:type="dxa" w:w="2880"/>
+          </w:tcPr>
+          <w:p>
+            <w:r/>
+            <w:r>
+              <w:rPr>
+                <w:b w:val="0"/>
+                <w:sz w:val="18"/>
+              </w:rPr>
               <w:t>RF</w:t>
             </w:r>
           </w:p>
@@ -2130,6 +3612,100 @@
                 <w:sz w:val="18"/>
               </w:rPr>
               <w:t>0.9</w:t>
+            </w:r>
+          </w:p>
+        </w:tc>
+      </w:tr>
+      <w:tr>
+        <w:tc>
+          <w:tcPr>
+            <w:tcW w:type="dxa" w:w="2880"/>
+          </w:tcPr>
+          <w:p>
+            <w:r/>
+            <w:r>
+              <w:rPr>
+                <w:b w:val="0"/>
+                <w:sz w:val="18"/>
+              </w:rPr>
+              <w:t>ET</w:t>
+            </w:r>
+          </w:p>
+        </w:tc>
+        <w:tc>
+          <w:tcPr>
+            <w:tcW w:type="dxa" w:w="2880"/>
+          </w:tcPr>
+          <w:p>
+            <w:r/>
+            <w:r>
+              <w:rPr>
+                <w:b w:val="0"/>
+                <w:sz w:val="18"/>
+              </w:rPr>
+              <w:t>0.994</w:t>
+            </w:r>
+          </w:p>
+        </w:tc>
+        <w:tc>
+          <w:tcPr>
+            <w:tcW w:type="dxa" w:w="2880"/>
+          </w:tcPr>
+          <w:p>
+            <w:r/>
+            <w:r>
+              <w:rPr>
+                <w:b w:val="0"/>
+                <w:sz w:val="18"/>
+              </w:rPr>
+              <w:t>0.95</w:t>
+            </w:r>
+          </w:p>
+        </w:tc>
+      </w:tr>
+      <w:tr>
+        <w:tc>
+          <w:tcPr>
+            <w:tcW w:type="dxa" w:w="2880"/>
+          </w:tcPr>
+          <w:p>
+            <w:r/>
+            <w:r>
+              <w:rPr>
+                <w:b w:val="0"/>
+                <w:sz w:val="18"/>
+              </w:rPr>
+              <w:t>SVM</w:t>
+            </w:r>
+          </w:p>
+        </w:tc>
+        <w:tc>
+          <w:tcPr>
+            <w:tcW w:type="dxa" w:w="2880"/>
+          </w:tcPr>
+          <w:p>
+            <w:r/>
+            <w:r>
+              <w:rPr>
+                <w:b w:val="0"/>
+                <w:sz w:val="18"/>
+              </w:rPr>
+              <w:t>0.825</w:t>
+            </w:r>
+          </w:p>
+        </w:tc>
+        <w:tc>
+          <w:tcPr>
+            <w:tcW w:type="dxa" w:w="2880"/>
+          </w:tcPr>
+          <w:p>
+            <w:r/>
+            <w:r>
+              <w:rPr>
+                <w:b w:val="0"/>
+                <w:sz w:val="18"/>
+              </w:rPr>
+              <w:t>0.817</w:t>
             </w:r>
           </w:p>
         </w:tc>
@@ -5404,6 +6980,11 @@
     <w:p>
       <w:r>
         <w:t>Locked classifier: MLP, features 'both' (189-d), seed 0 (classifier/models/mlp.joblib). Accuracy is tied with LightGBM inside 5-seed noise (real-eval 0.857 ± 0.016 vs 0.866); MLP wins on the deployment axes — 0.3 MB vs 31 MB, and a confidence gap (0.85 correct / 0.49 wrong) wide enough to drive the Phase 5 idle threshold without a separate calibration step.</w:t>
+      </w:r>
+    </w:p>
+    <w:p>
+      <w:r>
+        <w:t>All 8 candidates were trained and scored (section 1), including CatBoost, HistGradientBoosting, RBF-SVM and ExtraTrees — the four an earlier session had left unrun. They do not change the pick: the GBDT family does not cluster around LightGBM as had been assumed (CatBoost −8, HGB −5.5 real-eval points at the screening configs), and none of the four beats LightGBM or MLP on any axis that matters. HGB is the best-calibrated model of the lot (ECE 0.022) but trails MLP on both accuracy and confidence spread.</w:t>
       </w:r>
     </w:p>
     <w:p>

--- a/results/phase4/classifier_report.docx
+++ b/results/phase4/classifier_report.docx
@@ -25,7 +25,7 @@
           <w:color w:val="1A7F37"/>
           <w:sz w:val="24"/>
         </w:rPr>
-        <w:t>8 candidate classifiers trained on the same 12-class pipeline (train 52,738 / val 2,357 / test 1,254), scored by classifier/evaluate.py. LOCKED pick: MLP (features 'both', seed 0). LGBM is nominally top on raw real-eval (0.866) but MLP ties it within seed noise and wins on confidence separation + size (section 5).</w:t>
+        <w:t>9 candidate classifiers trained on the same 12-class pipeline (train 52,738 / val 2,357 / test 1,254), scored by classifier/evaluate.py. LOCKED pick: MLP (features 'both', seed 0). SEMLP is nominally top on raw real-eval (0.871) but MLP ties it within seed noise and wins on confidence separation + size (section 5).</w:t>
       </w:r>
     </w:p>
     <w:p>
@@ -48,20 +48,21 @@
         <w:tblLook w:firstColumn="1" w:firstRow="1" w:lastColumn="0" w:lastRow="0" w:noHBand="0" w:noVBand="1" w:val="04A0"/>
       </w:tblPr>
       <w:tblGrid>
-        <w:gridCol w:w="960"/>
-        <w:gridCol w:w="960"/>
-        <w:gridCol w:w="960"/>
-        <w:gridCol w:w="960"/>
-        <w:gridCol w:w="960"/>
-        <w:gridCol w:w="960"/>
-        <w:gridCol w:w="960"/>
-        <w:gridCol w:w="960"/>
-        <w:gridCol w:w="960"/>
+        <w:gridCol w:w="864"/>
+        <w:gridCol w:w="864"/>
+        <w:gridCol w:w="864"/>
+        <w:gridCol w:w="864"/>
+        <w:gridCol w:w="864"/>
+        <w:gridCol w:w="864"/>
+        <w:gridCol w:w="864"/>
+        <w:gridCol w:w="864"/>
+        <w:gridCol w:w="864"/>
+        <w:gridCol w:w="864"/>
       </w:tblGrid>
       <w:tr>
         <w:tc>
           <w:tcPr>
-            <w:tcW w:type="dxa" w:w="960"/>
+            <w:tcW w:type="dxa" w:w="864"/>
           </w:tcPr>
           <w:p>
             <w:r/>
@@ -76,7 +77,7 @@
         </w:tc>
         <w:tc>
           <w:tcPr>
-            <w:tcW w:type="dxa" w:w="960"/>
+            <w:tcW w:type="dxa" w:w="864"/>
           </w:tcPr>
           <w:p>
             <w:r/>
@@ -91,7 +92,7 @@
         </w:tc>
         <w:tc>
           <w:tcPr>
-            <w:tcW w:type="dxa" w:w="960"/>
+            <w:tcW w:type="dxa" w:w="864"/>
           </w:tcPr>
           <w:p>
             <w:r/>
@@ -106,7 +107,7 @@
         </w:tc>
         <w:tc>
           <w:tcPr>
-            <w:tcW w:type="dxa" w:w="960"/>
+            <w:tcW w:type="dxa" w:w="864"/>
           </w:tcPr>
           <w:p>
             <w:r/>
@@ -121,7 +122,7 @@
         </w:tc>
         <w:tc>
           <w:tcPr>
-            <w:tcW w:type="dxa" w:w="960"/>
+            <w:tcW w:type="dxa" w:w="864"/>
           </w:tcPr>
           <w:p>
             <w:r/>
@@ -136,7 +137,7 @@
         </w:tc>
         <w:tc>
           <w:tcPr>
-            <w:tcW w:type="dxa" w:w="960"/>
+            <w:tcW w:type="dxa" w:w="864"/>
           </w:tcPr>
           <w:p>
             <w:r/>
@@ -151,7 +152,7 @@
         </w:tc>
         <w:tc>
           <w:tcPr>
-            <w:tcW w:type="dxa" w:w="960"/>
+            <w:tcW w:type="dxa" w:w="864"/>
           </w:tcPr>
           <w:p>
             <w:r/>
@@ -166,7 +167,7 @@
         </w:tc>
         <w:tc>
           <w:tcPr>
-            <w:tcW w:type="dxa" w:w="960"/>
+            <w:tcW w:type="dxa" w:w="864"/>
           </w:tcPr>
           <w:p>
             <w:r/>
@@ -181,7 +182,22 @@
         </w:tc>
         <w:tc>
           <w:tcPr>
-            <w:tcW w:type="dxa" w:w="960"/>
+            <w:tcW w:type="dxa" w:w="864"/>
+          </w:tcPr>
+          <w:p>
+            <w:r/>
+            <w:r>
+              <w:rPr>
+                <w:b/>
+                <w:sz w:val="18"/>
+              </w:rPr>
+              <w:t>SEMLP</w:t>
+            </w:r>
+          </w:p>
+        </w:tc>
+        <w:tc>
+          <w:tcPr>
+            <w:tcW w:type="dxa" w:w="864"/>
           </w:tcPr>
           <w:p>
             <w:r/>
@@ -198,7 +214,7 @@
       <w:tr>
         <w:tc>
           <w:tcPr>
-            <w:tcW w:type="dxa" w:w="960"/>
+            <w:tcW w:type="dxa" w:w="864"/>
           </w:tcPr>
           <w:p>
             <w:r/>
@@ -213,7 +229,7 @@
         </w:tc>
         <w:tc>
           <w:tcPr>
-            <w:tcW w:type="dxa" w:w="960"/>
+            <w:tcW w:type="dxa" w:w="864"/>
           </w:tcPr>
           <w:p>
             <w:r/>
@@ -228,7 +244,7 @@
         </w:tc>
         <w:tc>
           <w:tcPr>
-            <w:tcW w:type="dxa" w:w="960"/>
+            <w:tcW w:type="dxa" w:w="864"/>
           </w:tcPr>
           <w:p>
             <w:r/>
@@ -243,7 +259,7 @@
         </w:tc>
         <w:tc>
           <w:tcPr>
-            <w:tcW w:type="dxa" w:w="960"/>
+            <w:tcW w:type="dxa" w:w="864"/>
           </w:tcPr>
           <w:p>
             <w:r/>
@@ -258,7 +274,7 @@
         </w:tc>
         <w:tc>
           <w:tcPr>
-            <w:tcW w:type="dxa" w:w="960"/>
+            <w:tcW w:type="dxa" w:w="864"/>
           </w:tcPr>
           <w:p>
             <w:r/>
@@ -273,7 +289,7 @@
         </w:tc>
         <w:tc>
           <w:tcPr>
-            <w:tcW w:type="dxa" w:w="960"/>
+            <w:tcW w:type="dxa" w:w="864"/>
           </w:tcPr>
           <w:p>
             <w:r/>
@@ -288,7 +304,7 @@
         </w:tc>
         <w:tc>
           <w:tcPr>
-            <w:tcW w:type="dxa" w:w="960"/>
+            <w:tcW w:type="dxa" w:w="864"/>
           </w:tcPr>
           <w:p>
             <w:r/>
@@ -303,7 +319,7 @@
         </w:tc>
         <w:tc>
           <w:tcPr>
-            <w:tcW w:type="dxa" w:w="960"/>
+            <w:tcW w:type="dxa" w:w="864"/>
           </w:tcPr>
           <w:p>
             <w:r/>
@@ -318,7 +334,22 @@
         </w:tc>
         <w:tc>
           <w:tcPr>
-            <w:tcW w:type="dxa" w:w="960"/>
+            <w:tcW w:type="dxa" w:w="864"/>
+          </w:tcPr>
+          <w:p>
+            <w:r/>
+            <w:r>
+              <w:rPr>
+                <w:b w:val="0"/>
+                <w:sz w:val="18"/>
+              </w:rPr>
+              <w:t>0.892</w:t>
+            </w:r>
+          </w:p>
+        </w:tc>
+        <w:tc>
+          <w:tcPr>
+            <w:tcW w:type="dxa" w:w="864"/>
           </w:tcPr>
           <w:p>
             <w:r/>
@@ -335,7 +366,7 @@
       <w:tr>
         <w:tc>
           <w:tcPr>
-            <w:tcW w:type="dxa" w:w="960"/>
+            <w:tcW w:type="dxa" w:w="864"/>
           </w:tcPr>
           <w:p>
             <w:r/>
@@ -350,7 +381,7 @@
         </w:tc>
         <w:tc>
           <w:tcPr>
-            <w:tcW w:type="dxa" w:w="960"/>
+            <w:tcW w:type="dxa" w:w="864"/>
           </w:tcPr>
           <w:p>
             <w:r/>
@@ -365,7 +396,7 @@
         </w:tc>
         <w:tc>
           <w:tcPr>
-            <w:tcW w:type="dxa" w:w="960"/>
+            <w:tcW w:type="dxa" w:w="864"/>
           </w:tcPr>
           <w:p>
             <w:r/>
@@ -380,7 +411,7 @@
         </w:tc>
         <w:tc>
           <w:tcPr>
-            <w:tcW w:type="dxa" w:w="960"/>
+            <w:tcW w:type="dxa" w:w="864"/>
           </w:tcPr>
           <w:p>
             <w:r/>
@@ -395,7 +426,7 @@
         </w:tc>
         <w:tc>
           <w:tcPr>
-            <w:tcW w:type="dxa" w:w="960"/>
+            <w:tcW w:type="dxa" w:w="864"/>
           </w:tcPr>
           <w:p>
             <w:r/>
@@ -410,7 +441,7 @@
         </w:tc>
         <w:tc>
           <w:tcPr>
-            <w:tcW w:type="dxa" w:w="960"/>
+            <w:tcW w:type="dxa" w:w="864"/>
           </w:tcPr>
           <w:p>
             <w:r/>
@@ -425,7 +456,7 @@
         </w:tc>
         <w:tc>
           <w:tcPr>
-            <w:tcW w:type="dxa" w:w="960"/>
+            <w:tcW w:type="dxa" w:w="864"/>
           </w:tcPr>
           <w:p>
             <w:r/>
@@ -440,7 +471,7 @@
         </w:tc>
         <w:tc>
           <w:tcPr>
-            <w:tcW w:type="dxa" w:w="960"/>
+            <w:tcW w:type="dxa" w:w="864"/>
           </w:tcPr>
           <w:p>
             <w:r/>
@@ -455,7 +486,22 @@
         </w:tc>
         <w:tc>
           <w:tcPr>
-            <w:tcW w:type="dxa" w:w="960"/>
+            <w:tcW w:type="dxa" w:w="864"/>
+          </w:tcPr>
+          <w:p>
+            <w:r/>
+            <w:r>
+              <w:rPr>
+                <w:b w:val="0"/>
+                <w:sz w:val="18"/>
+              </w:rPr>
+              <w:t>0.871</w:t>
+            </w:r>
+          </w:p>
+        </w:tc>
+        <w:tc>
+          <w:tcPr>
+            <w:tcW w:type="dxa" w:w="864"/>
           </w:tcPr>
           <w:p>
             <w:r/>
@@ -472,7 +518,7 @@
       <w:tr>
         <w:tc>
           <w:tcPr>
-            <w:tcW w:type="dxa" w:w="960"/>
+            <w:tcW w:type="dxa" w:w="864"/>
           </w:tcPr>
           <w:p>
             <w:r/>
@@ -487,7 +533,7 @@
         </w:tc>
         <w:tc>
           <w:tcPr>
-            <w:tcW w:type="dxa" w:w="960"/>
+            <w:tcW w:type="dxa" w:w="864"/>
           </w:tcPr>
           <w:p>
             <w:r/>
@@ -502,7 +548,7 @@
         </w:tc>
         <w:tc>
           <w:tcPr>
-            <w:tcW w:type="dxa" w:w="960"/>
+            <w:tcW w:type="dxa" w:w="864"/>
           </w:tcPr>
           <w:p>
             <w:r/>
@@ -517,7 +563,7 @@
         </w:tc>
         <w:tc>
           <w:tcPr>
-            <w:tcW w:type="dxa" w:w="960"/>
+            <w:tcW w:type="dxa" w:w="864"/>
           </w:tcPr>
           <w:p>
             <w:r/>
@@ -532,7 +578,7 @@
         </w:tc>
         <w:tc>
           <w:tcPr>
-            <w:tcW w:type="dxa" w:w="960"/>
+            <w:tcW w:type="dxa" w:w="864"/>
           </w:tcPr>
           <w:p>
             <w:r/>
@@ -547,7 +593,7 @@
         </w:tc>
         <w:tc>
           <w:tcPr>
-            <w:tcW w:type="dxa" w:w="960"/>
+            <w:tcW w:type="dxa" w:w="864"/>
           </w:tcPr>
           <w:p>
             <w:r/>
@@ -562,7 +608,7 @@
         </w:tc>
         <w:tc>
           <w:tcPr>
-            <w:tcW w:type="dxa" w:w="960"/>
+            <w:tcW w:type="dxa" w:w="864"/>
           </w:tcPr>
           <w:p>
             <w:r/>
@@ -577,7 +623,7 @@
         </w:tc>
         <w:tc>
           <w:tcPr>
-            <w:tcW w:type="dxa" w:w="960"/>
+            <w:tcW w:type="dxa" w:w="864"/>
           </w:tcPr>
           <w:p>
             <w:r/>
@@ -592,7 +638,22 @@
         </w:tc>
         <w:tc>
           <w:tcPr>
-            <w:tcW w:type="dxa" w:w="960"/>
+            <w:tcW w:type="dxa" w:w="864"/>
+          </w:tcPr>
+          <w:p>
+            <w:r/>
+            <w:r>
+              <w:rPr>
+                <w:b w:val="0"/>
+                <w:sz w:val="18"/>
+              </w:rPr>
+              <w:t>0.931</w:t>
+            </w:r>
+          </w:p>
+        </w:tc>
+        <w:tc>
+          <w:tcPr>
+            <w:tcW w:type="dxa" w:w="864"/>
           </w:tcPr>
           <w:p>
             <w:r/>
@@ -609,7 +670,7 @@
       <w:tr>
         <w:tc>
           <w:tcPr>
-            <w:tcW w:type="dxa" w:w="960"/>
+            <w:tcW w:type="dxa" w:w="864"/>
           </w:tcPr>
           <w:p>
             <w:r/>
@@ -624,7 +685,7 @@
         </w:tc>
         <w:tc>
           <w:tcPr>
-            <w:tcW w:type="dxa" w:w="960"/>
+            <w:tcW w:type="dxa" w:w="864"/>
           </w:tcPr>
           <w:p>
             <w:r/>
@@ -639,7 +700,7 @@
         </w:tc>
         <w:tc>
           <w:tcPr>
-            <w:tcW w:type="dxa" w:w="960"/>
+            <w:tcW w:type="dxa" w:w="864"/>
           </w:tcPr>
           <w:p>
             <w:r/>
@@ -654,7 +715,7 @@
         </w:tc>
         <w:tc>
           <w:tcPr>
-            <w:tcW w:type="dxa" w:w="960"/>
+            <w:tcW w:type="dxa" w:w="864"/>
           </w:tcPr>
           <w:p>
             <w:r/>
@@ -669,7 +730,7 @@
         </w:tc>
         <w:tc>
           <w:tcPr>
-            <w:tcW w:type="dxa" w:w="960"/>
+            <w:tcW w:type="dxa" w:w="864"/>
           </w:tcPr>
           <w:p>
             <w:r/>
@@ -684,7 +745,7 @@
         </w:tc>
         <w:tc>
           <w:tcPr>
-            <w:tcW w:type="dxa" w:w="960"/>
+            <w:tcW w:type="dxa" w:w="864"/>
           </w:tcPr>
           <w:p>
             <w:r/>
@@ -699,7 +760,7 @@
         </w:tc>
         <w:tc>
           <w:tcPr>
-            <w:tcW w:type="dxa" w:w="960"/>
+            <w:tcW w:type="dxa" w:w="864"/>
           </w:tcPr>
           <w:p>
             <w:r/>
@@ -714,7 +775,7 @@
         </w:tc>
         <w:tc>
           <w:tcPr>
-            <w:tcW w:type="dxa" w:w="960"/>
+            <w:tcW w:type="dxa" w:w="864"/>
           </w:tcPr>
           <w:p>
             <w:r/>
@@ -729,7 +790,22 @@
         </w:tc>
         <w:tc>
           <w:tcPr>
-            <w:tcW w:type="dxa" w:w="960"/>
+            <w:tcW w:type="dxa" w:w="864"/>
+          </w:tcPr>
+          <w:p>
+            <w:r/>
+            <w:r>
+              <w:rPr>
+                <w:b w:val="0"/>
+                <w:sz w:val="18"/>
+              </w:rPr>
+              <w:t>0.878</w:t>
+            </w:r>
+          </w:p>
+        </w:tc>
+        <w:tc>
+          <w:tcPr>
+            <w:tcW w:type="dxa" w:w="864"/>
           </w:tcPr>
           <w:p>
             <w:r/>
@@ -746,7 +822,7 @@
       <w:tr>
         <w:tc>
           <w:tcPr>
-            <w:tcW w:type="dxa" w:w="960"/>
+            <w:tcW w:type="dxa" w:w="864"/>
           </w:tcPr>
           <w:p>
             <w:r/>
@@ -761,7 +837,7 @@
         </w:tc>
         <w:tc>
           <w:tcPr>
-            <w:tcW w:type="dxa" w:w="960"/>
+            <w:tcW w:type="dxa" w:w="864"/>
           </w:tcPr>
           <w:p>
             <w:r/>
@@ -776,7 +852,7 @@
         </w:tc>
         <w:tc>
           <w:tcPr>
-            <w:tcW w:type="dxa" w:w="960"/>
+            <w:tcW w:type="dxa" w:w="864"/>
           </w:tcPr>
           <w:p>
             <w:r/>
@@ -791,7 +867,7 @@
         </w:tc>
         <w:tc>
           <w:tcPr>
-            <w:tcW w:type="dxa" w:w="960"/>
+            <w:tcW w:type="dxa" w:w="864"/>
           </w:tcPr>
           <w:p>
             <w:r/>
@@ -806,7 +882,7 @@
         </w:tc>
         <w:tc>
           <w:tcPr>
-            <w:tcW w:type="dxa" w:w="960"/>
+            <w:tcW w:type="dxa" w:w="864"/>
           </w:tcPr>
           <w:p>
             <w:r/>
@@ -821,7 +897,7 @@
         </w:tc>
         <w:tc>
           <w:tcPr>
-            <w:tcW w:type="dxa" w:w="960"/>
+            <w:tcW w:type="dxa" w:w="864"/>
           </w:tcPr>
           <w:p>
             <w:r/>
@@ -836,7 +912,7 @@
         </w:tc>
         <w:tc>
           <w:tcPr>
-            <w:tcW w:type="dxa" w:w="960"/>
+            <w:tcW w:type="dxa" w:w="864"/>
           </w:tcPr>
           <w:p>
             <w:r/>
@@ -851,7 +927,7 @@
         </w:tc>
         <w:tc>
           <w:tcPr>
-            <w:tcW w:type="dxa" w:w="960"/>
+            <w:tcW w:type="dxa" w:w="864"/>
           </w:tcPr>
           <w:p>
             <w:r/>
@@ -866,7 +942,22 @@
         </w:tc>
         <w:tc>
           <w:tcPr>
-            <w:tcW w:type="dxa" w:w="960"/>
+            <w:tcW w:type="dxa" w:w="864"/>
+          </w:tcPr>
+          <w:p>
+            <w:r/>
+            <w:r>
+              <w:rPr>
+                <w:b w:val="0"/>
+                <w:sz w:val="18"/>
+              </w:rPr>
+              <w:t>0.113</w:t>
+            </w:r>
+          </w:p>
+        </w:tc>
+        <w:tc>
+          <w:tcPr>
+            <w:tcW w:type="dxa" w:w="864"/>
           </w:tcPr>
           <w:p>
             <w:r/>
@@ -883,7 +974,7 @@
       <w:tr>
         <w:tc>
           <w:tcPr>
-            <w:tcW w:type="dxa" w:w="960"/>
+            <w:tcW w:type="dxa" w:w="864"/>
           </w:tcPr>
           <w:p>
             <w:r/>
@@ -898,7 +989,7 @@
         </w:tc>
         <w:tc>
           <w:tcPr>
-            <w:tcW w:type="dxa" w:w="960"/>
+            <w:tcW w:type="dxa" w:w="864"/>
           </w:tcPr>
           <w:p>
             <w:r/>
@@ -913,7 +1004,7 @@
         </w:tc>
         <w:tc>
           <w:tcPr>
-            <w:tcW w:type="dxa" w:w="960"/>
+            <w:tcW w:type="dxa" w:w="864"/>
           </w:tcPr>
           <w:p>
             <w:r/>
@@ -928,7 +1019,7 @@
         </w:tc>
         <w:tc>
           <w:tcPr>
-            <w:tcW w:type="dxa" w:w="960"/>
+            <w:tcW w:type="dxa" w:w="864"/>
           </w:tcPr>
           <w:p>
             <w:r/>
@@ -943,7 +1034,7 @@
         </w:tc>
         <w:tc>
           <w:tcPr>
-            <w:tcW w:type="dxa" w:w="960"/>
+            <w:tcW w:type="dxa" w:w="864"/>
           </w:tcPr>
           <w:p>
             <w:r/>
@@ -958,7 +1049,7 @@
         </w:tc>
         <w:tc>
           <w:tcPr>
-            <w:tcW w:type="dxa" w:w="960"/>
+            <w:tcW w:type="dxa" w:w="864"/>
           </w:tcPr>
           <w:p>
             <w:r/>
@@ -973,7 +1064,7 @@
         </w:tc>
         <w:tc>
           <w:tcPr>
-            <w:tcW w:type="dxa" w:w="960"/>
+            <w:tcW w:type="dxa" w:w="864"/>
           </w:tcPr>
           <w:p>
             <w:r/>
@@ -988,7 +1079,7 @@
         </w:tc>
         <w:tc>
           <w:tcPr>
-            <w:tcW w:type="dxa" w:w="960"/>
+            <w:tcW w:type="dxa" w:w="864"/>
           </w:tcPr>
           <w:p>
             <w:r/>
@@ -1003,7 +1094,22 @@
         </w:tc>
         <w:tc>
           <w:tcPr>
-            <w:tcW w:type="dxa" w:w="960"/>
+            <w:tcW w:type="dxa" w:w="864"/>
+          </w:tcPr>
+          <w:p>
+            <w:r/>
+            <w:r>
+              <w:rPr>
+                <w:b w:val="0"/>
+                <w:sz w:val="18"/>
+              </w:rPr>
+              <w:t>0.858</w:t>
+            </w:r>
+          </w:p>
+        </w:tc>
+        <w:tc>
+          <w:tcPr>
+            <w:tcW w:type="dxa" w:w="864"/>
           </w:tcPr>
           <w:p>
             <w:r/>
@@ -1020,7 +1126,7 @@
       <w:tr>
         <w:tc>
           <w:tcPr>
-            <w:tcW w:type="dxa" w:w="960"/>
+            <w:tcW w:type="dxa" w:w="864"/>
           </w:tcPr>
           <w:p>
             <w:r/>
@@ -1035,7 +1141,7 @@
         </w:tc>
         <w:tc>
           <w:tcPr>
-            <w:tcW w:type="dxa" w:w="960"/>
+            <w:tcW w:type="dxa" w:w="864"/>
           </w:tcPr>
           <w:p>
             <w:r/>
@@ -1050,7 +1156,7 @@
         </w:tc>
         <w:tc>
           <w:tcPr>
-            <w:tcW w:type="dxa" w:w="960"/>
+            <w:tcW w:type="dxa" w:w="864"/>
           </w:tcPr>
           <w:p>
             <w:r/>
@@ -1065,7 +1171,7 @@
         </w:tc>
         <w:tc>
           <w:tcPr>
-            <w:tcW w:type="dxa" w:w="960"/>
+            <w:tcW w:type="dxa" w:w="864"/>
           </w:tcPr>
           <w:p>
             <w:r/>
@@ -1080,7 +1186,7 @@
         </w:tc>
         <w:tc>
           <w:tcPr>
-            <w:tcW w:type="dxa" w:w="960"/>
+            <w:tcW w:type="dxa" w:w="864"/>
           </w:tcPr>
           <w:p>
             <w:r/>
@@ -1095,7 +1201,7 @@
         </w:tc>
         <w:tc>
           <w:tcPr>
-            <w:tcW w:type="dxa" w:w="960"/>
+            <w:tcW w:type="dxa" w:w="864"/>
           </w:tcPr>
           <w:p>
             <w:r/>
@@ -1110,7 +1216,7 @@
         </w:tc>
         <w:tc>
           <w:tcPr>
-            <w:tcW w:type="dxa" w:w="960"/>
+            <w:tcW w:type="dxa" w:w="864"/>
           </w:tcPr>
           <w:p>
             <w:r/>
@@ -1125,7 +1231,7 @@
         </w:tc>
         <w:tc>
           <w:tcPr>
-            <w:tcW w:type="dxa" w:w="960"/>
+            <w:tcW w:type="dxa" w:w="864"/>
           </w:tcPr>
           <w:p>
             <w:r/>
@@ -1140,7 +1246,22 @@
         </w:tc>
         <w:tc>
           <w:tcPr>
-            <w:tcW w:type="dxa" w:w="960"/>
+            <w:tcW w:type="dxa" w:w="864"/>
+          </w:tcPr>
+          <w:p>
+            <w:r/>
+            <w:r>
+              <w:rPr>
+                <w:b w:val="0"/>
+                <w:sz w:val="18"/>
+              </w:rPr>
+              <w:t>0.506</w:t>
+            </w:r>
+          </w:p>
+        </w:tc>
+        <w:tc>
+          <w:tcPr>
+            <w:tcW w:type="dxa" w:w="864"/>
           </w:tcPr>
           <w:p>
             <w:r/>
@@ -1157,7 +1278,7 @@
       <w:tr>
         <w:tc>
           <w:tcPr>
-            <w:tcW w:type="dxa" w:w="960"/>
+            <w:tcW w:type="dxa" w:w="864"/>
           </w:tcPr>
           <w:p>
             <w:r/>
@@ -1172,7 +1293,7 @@
         </w:tc>
         <w:tc>
           <w:tcPr>
-            <w:tcW w:type="dxa" w:w="960"/>
+            <w:tcW w:type="dxa" w:w="864"/>
           </w:tcPr>
           <w:p>
             <w:r/>
@@ -1187,7 +1308,7 @@
         </w:tc>
         <w:tc>
           <w:tcPr>
-            <w:tcW w:type="dxa" w:w="960"/>
+            <w:tcW w:type="dxa" w:w="864"/>
           </w:tcPr>
           <w:p>
             <w:r/>
@@ -1202,7 +1323,7 @@
         </w:tc>
         <w:tc>
           <w:tcPr>
-            <w:tcW w:type="dxa" w:w="960"/>
+            <w:tcW w:type="dxa" w:w="864"/>
           </w:tcPr>
           <w:p>
             <w:r/>
@@ -1217,7 +1338,7 @@
         </w:tc>
         <w:tc>
           <w:tcPr>
-            <w:tcW w:type="dxa" w:w="960"/>
+            <w:tcW w:type="dxa" w:w="864"/>
           </w:tcPr>
           <w:p>
             <w:r/>
@@ -1232,7 +1353,7 @@
         </w:tc>
         <w:tc>
           <w:tcPr>
-            <w:tcW w:type="dxa" w:w="960"/>
+            <w:tcW w:type="dxa" w:w="864"/>
           </w:tcPr>
           <w:p>
             <w:r/>
@@ -1247,7 +1368,7 @@
         </w:tc>
         <w:tc>
           <w:tcPr>
-            <w:tcW w:type="dxa" w:w="960"/>
+            <w:tcW w:type="dxa" w:w="864"/>
           </w:tcPr>
           <w:p>
             <w:r/>
@@ -1262,7 +1383,7 @@
         </w:tc>
         <w:tc>
           <w:tcPr>
-            <w:tcW w:type="dxa" w:w="960"/>
+            <w:tcW w:type="dxa" w:w="864"/>
           </w:tcPr>
           <w:p>
             <w:r/>
@@ -1277,7 +1398,22 @@
         </w:tc>
         <w:tc>
           <w:tcPr>
-            <w:tcW w:type="dxa" w:w="960"/>
+            <w:tcW w:type="dxa" w:w="864"/>
+          </w:tcPr>
+          <w:p>
+            <w:r/>
+            <w:r>
+              <w:rPr>
+                <w:b w:val="0"/>
+                <w:sz w:val="18"/>
+              </w:rPr>
+              <w:t>&lt;1</w:t>
+            </w:r>
+          </w:p>
+        </w:tc>
+        <w:tc>
+          <w:tcPr>
+            <w:tcW w:type="dxa" w:w="864"/>
           </w:tcPr>
           <w:p>
             <w:r/>
@@ -1294,7 +1430,7 @@
       <w:tr>
         <w:tc>
           <w:tcPr>
-            <w:tcW w:type="dxa" w:w="960"/>
+            <w:tcW w:type="dxa" w:w="864"/>
           </w:tcPr>
           <w:p>
             <w:r/>
@@ -1309,7 +1445,7 @@
         </w:tc>
         <w:tc>
           <w:tcPr>
-            <w:tcW w:type="dxa" w:w="960"/>
+            <w:tcW w:type="dxa" w:w="864"/>
           </w:tcPr>
           <w:p>
             <w:r/>
@@ -1324,7 +1460,7 @@
         </w:tc>
         <w:tc>
           <w:tcPr>
-            <w:tcW w:type="dxa" w:w="960"/>
+            <w:tcW w:type="dxa" w:w="864"/>
           </w:tcPr>
           <w:p>
             <w:r/>
@@ -1339,7 +1475,7 @@
         </w:tc>
         <w:tc>
           <w:tcPr>
-            <w:tcW w:type="dxa" w:w="960"/>
+            <w:tcW w:type="dxa" w:w="864"/>
           </w:tcPr>
           <w:p>
             <w:r/>
@@ -1354,7 +1490,7 @@
         </w:tc>
         <w:tc>
           <w:tcPr>
-            <w:tcW w:type="dxa" w:w="960"/>
+            <w:tcW w:type="dxa" w:w="864"/>
           </w:tcPr>
           <w:p>
             <w:r/>
@@ -1369,7 +1505,7 @@
         </w:tc>
         <w:tc>
           <w:tcPr>
-            <w:tcW w:type="dxa" w:w="960"/>
+            <w:tcW w:type="dxa" w:w="864"/>
           </w:tcPr>
           <w:p>
             <w:r/>
@@ -1384,7 +1520,7 @@
         </w:tc>
         <w:tc>
           <w:tcPr>
-            <w:tcW w:type="dxa" w:w="960"/>
+            <w:tcW w:type="dxa" w:w="864"/>
           </w:tcPr>
           <w:p>
             <w:r/>
@@ -1399,7 +1535,7 @@
         </w:tc>
         <w:tc>
           <w:tcPr>
-            <w:tcW w:type="dxa" w:w="960"/>
+            <w:tcW w:type="dxa" w:w="864"/>
           </w:tcPr>
           <w:p>
             <w:r/>
@@ -1414,7 +1550,22 @@
         </w:tc>
         <w:tc>
           <w:tcPr>
-            <w:tcW w:type="dxa" w:w="960"/>
+            <w:tcW w:type="dxa" w:w="864"/>
+          </w:tcPr>
+          <w:p>
+            <w:r/>
+            <w:r>
+              <w:rPr>
+                <w:b w:val="0"/>
+                <w:sz w:val="18"/>
+              </w:rPr>
+              <w:t>89</w:t>
+            </w:r>
+          </w:p>
+        </w:tc>
+        <w:tc>
+          <w:tcPr>
+            <w:tcW w:type="dxa" w:w="864"/>
           </w:tcPr>
           <w:p>
             <w:r/>
@@ -1480,7 +1631,7 @@
     </w:p>
     <w:p>
       <w:r>
-        <w:t>Paper-style cost/quality scatter: x = model size on disk (log scale, smaller is better), y = real-eval macro-F1 (higher is better), bubble area = confidence separation (mean conf when correct minus when wrong — the bigger the bubble the more usable the Phase 5 idle threshold). Points on the green dashed line are Pareto-optimal (nothing beats them on both axes); the gold star is the locked pick. Only LightGBM and MLP sit on the frontier: LightGBM edges MLP on F1 but at 100x the size and a third of the confidence spread. Every other candidate — including CatBoost and HistGradientBoosting, run to close the GBDT-family gap — is dominated: 3–11 real-eval points behind LightGBM at equal or larger size. The GBDT family does not cluster (section 8).</w:t>
+        <w:t>Paper-style cost/quality scatter: x = model size on disk (log scale, smaller is better), y = real-eval macro-F1 (higher is better), bubble area = confidence separation (mean conf when correct minus when wrong — the bigger the bubble the more usable the Phase 5 idle threshold). Points on the green dashed line are Pareto-optimal (nothing beats them on both axes); the gold star is the locked pick. The frontier is LogReg → MLP/SE-MLP (statistically tied, overlapping) → LightGBM: LightGBM edges the MLPs on F1 but at 100x the size and a third of the confidence spread. Every other candidate — including CatBoost and HistGradientBoosting, run to close the GBDT-family gap — is dominated: 3–11 real-eval points behind LightGBM at equal or larger size. The GBDT family does not cluster (section 8); the SE gate does not help (section 4b).</w:t>
       </w:r>
     </w:p>
     <w:p>
@@ -1534,20 +1685,21 @@
         <w:tblLook w:firstColumn="1" w:firstRow="1" w:lastColumn="0" w:lastRow="0" w:noHBand="0" w:noVBand="1" w:val="04A0"/>
       </w:tblPr>
       <w:tblGrid>
-        <w:gridCol w:w="960"/>
-        <w:gridCol w:w="960"/>
-        <w:gridCol w:w="960"/>
-        <w:gridCol w:w="960"/>
-        <w:gridCol w:w="960"/>
-        <w:gridCol w:w="960"/>
-        <w:gridCol w:w="960"/>
-        <w:gridCol w:w="960"/>
-        <w:gridCol w:w="960"/>
+        <w:gridCol w:w="864"/>
+        <w:gridCol w:w="864"/>
+        <w:gridCol w:w="864"/>
+        <w:gridCol w:w="864"/>
+        <w:gridCol w:w="864"/>
+        <w:gridCol w:w="864"/>
+        <w:gridCol w:w="864"/>
+        <w:gridCol w:w="864"/>
+        <w:gridCol w:w="864"/>
+        <w:gridCol w:w="864"/>
       </w:tblGrid>
       <w:tr>
         <w:tc>
           <w:tcPr>
-            <w:tcW w:type="dxa" w:w="960"/>
+            <w:tcW w:type="dxa" w:w="864"/>
           </w:tcPr>
           <w:p>
             <w:r/>
@@ -1562,7 +1714,7 @@
         </w:tc>
         <w:tc>
           <w:tcPr>
-            <w:tcW w:type="dxa" w:w="960"/>
+            <w:tcW w:type="dxa" w:w="864"/>
           </w:tcPr>
           <w:p>
             <w:r/>
@@ -1577,7 +1729,7 @@
         </w:tc>
         <w:tc>
           <w:tcPr>
-            <w:tcW w:type="dxa" w:w="960"/>
+            <w:tcW w:type="dxa" w:w="864"/>
           </w:tcPr>
           <w:p>
             <w:r/>
@@ -1592,7 +1744,7 @@
         </w:tc>
         <w:tc>
           <w:tcPr>
-            <w:tcW w:type="dxa" w:w="960"/>
+            <w:tcW w:type="dxa" w:w="864"/>
           </w:tcPr>
           <w:p>
             <w:r/>
@@ -1607,7 +1759,7 @@
         </w:tc>
         <w:tc>
           <w:tcPr>
-            <w:tcW w:type="dxa" w:w="960"/>
+            <w:tcW w:type="dxa" w:w="864"/>
           </w:tcPr>
           <w:p>
             <w:r/>
@@ -1622,7 +1774,7 @@
         </w:tc>
         <w:tc>
           <w:tcPr>
-            <w:tcW w:type="dxa" w:w="960"/>
+            <w:tcW w:type="dxa" w:w="864"/>
           </w:tcPr>
           <w:p>
             <w:r/>
@@ -1637,7 +1789,7 @@
         </w:tc>
         <w:tc>
           <w:tcPr>
-            <w:tcW w:type="dxa" w:w="960"/>
+            <w:tcW w:type="dxa" w:w="864"/>
           </w:tcPr>
           <w:p>
             <w:r/>
@@ -1652,7 +1804,7 @@
         </w:tc>
         <w:tc>
           <w:tcPr>
-            <w:tcW w:type="dxa" w:w="960"/>
+            <w:tcW w:type="dxa" w:w="864"/>
           </w:tcPr>
           <w:p>
             <w:r/>
@@ -1667,7 +1819,22 @@
         </w:tc>
         <w:tc>
           <w:tcPr>
-            <w:tcW w:type="dxa" w:w="960"/>
+            <w:tcW w:type="dxa" w:w="864"/>
+          </w:tcPr>
+          <w:p>
+            <w:r/>
+            <w:r>
+              <w:rPr>
+                <w:b/>
+                <w:sz w:val="18"/>
+              </w:rPr>
+              <w:t>SEMLP</w:t>
+            </w:r>
+          </w:p>
+        </w:tc>
+        <w:tc>
+          <w:tcPr>
+            <w:tcW w:type="dxa" w:w="864"/>
           </w:tcPr>
           <w:p>
             <w:r/>
@@ -1684,7 +1851,7 @@
       <w:tr>
         <w:tc>
           <w:tcPr>
-            <w:tcW w:type="dxa" w:w="960"/>
+            <w:tcW w:type="dxa" w:w="864"/>
           </w:tcPr>
           <w:p>
             <w:r/>
@@ -1699,7 +1866,7 @@
         </w:tc>
         <w:tc>
           <w:tcPr>
-            <w:tcW w:type="dxa" w:w="960"/>
+            <w:tcW w:type="dxa" w:w="864"/>
           </w:tcPr>
           <w:p>
             <w:r/>
@@ -1714,7 +1881,7 @@
         </w:tc>
         <w:tc>
           <w:tcPr>
-            <w:tcW w:type="dxa" w:w="960"/>
+            <w:tcW w:type="dxa" w:w="864"/>
           </w:tcPr>
           <w:p>
             <w:r/>
@@ -1729,7 +1896,7 @@
         </w:tc>
         <w:tc>
           <w:tcPr>
-            <w:tcW w:type="dxa" w:w="960"/>
+            <w:tcW w:type="dxa" w:w="864"/>
           </w:tcPr>
           <w:p>
             <w:r/>
@@ -1744,7 +1911,7 @@
         </w:tc>
         <w:tc>
           <w:tcPr>
-            <w:tcW w:type="dxa" w:w="960"/>
+            <w:tcW w:type="dxa" w:w="864"/>
           </w:tcPr>
           <w:p>
             <w:r/>
@@ -1759,7 +1926,7 @@
         </w:tc>
         <w:tc>
           <w:tcPr>
-            <w:tcW w:type="dxa" w:w="960"/>
+            <w:tcW w:type="dxa" w:w="864"/>
           </w:tcPr>
           <w:p>
             <w:r/>
@@ -1774,7 +1941,7 @@
         </w:tc>
         <w:tc>
           <w:tcPr>
-            <w:tcW w:type="dxa" w:w="960"/>
+            <w:tcW w:type="dxa" w:w="864"/>
           </w:tcPr>
           <w:p>
             <w:r/>
@@ -1789,7 +1956,7 @@
         </w:tc>
         <w:tc>
           <w:tcPr>
-            <w:tcW w:type="dxa" w:w="960"/>
+            <w:tcW w:type="dxa" w:w="864"/>
           </w:tcPr>
           <w:p>
             <w:r/>
@@ -1804,7 +1971,22 @@
         </w:tc>
         <w:tc>
           <w:tcPr>
-            <w:tcW w:type="dxa" w:w="960"/>
+            <w:tcW w:type="dxa" w:w="864"/>
+          </w:tcPr>
+          <w:p>
+            <w:r/>
+            <w:r>
+              <w:rPr>
+                <w:b w:val="0"/>
+                <w:sz w:val="18"/>
+              </w:rPr>
+              <w:t>0.80</w:t>
+            </w:r>
+          </w:p>
+        </w:tc>
+        <w:tc>
+          <w:tcPr>
+            <w:tcW w:type="dxa" w:w="864"/>
           </w:tcPr>
           <w:p>
             <w:r/>
@@ -1821,7 +2003,7 @@
       <w:tr>
         <w:tc>
           <w:tcPr>
-            <w:tcW w:type="dxa" w:w="960"/>
+            <w:tcW w:type="dxa" w:w="864"/>
           </w:tcPr>
           <w:p>
             <w:r/>
@@ -1836,7 +2018,7 @@
         </w:tc>
         <w:tc>
           <w:tcPr>
-            <w:tcW w:type="dxa" w:w="960"/>
+            <w:tcW w:type="dxa" w:w="864"/>
           </w:tcPr>
           <w:p>
             <w:r/>
@@ -1851,7 +2033,7 @@
         </w:tc>
         <w:tc>
           <w:tcPr>
-            <w:tcW w:type="dxa" w:w="960"/>
+            <w:tcW w:type="dxa" w:w="864"/>
           </w:tcPr>
           <w:p>
             <w:r/>
@@ -1866,7 +2048,7 @@
         </w:tc>
         <w:tc>
           <w:tcPr>
-            <w:tcW w:type="dxa" w:w="960"/>
+            <w:tcW w:type="dxa" w:w="864"/>
           </w:tcPr>
           <w:p>
             <w:r/>
@@ -1881,7 +2063,7 @@
         </w:tc>
         <w:tc>
           <w:tcPr>
-            <w:tcW w:type="dxa" w:w="960"/>
+            <w:tcW w:type="dxa" w:w="864"/>
           </w:tcPr>
           <w:p>
             <w:r/>
@@ -1896,7 +2078,7 @@
         </w:tc>
         <w:tc>
           <w:tcPr>
-            <w:tcW w:type="dxa" w:w="960"/>
+            <w:tcW w:type="dxa" w:w="864"/>
           </w:tcPr>
           <w:p>
             <w:r/>
@@ -1911,7 +2093,7 @@
         </w:tc>
         <w:tc>
           <w:tcPr>
-            <w:tcW w:type="dxa" w:w="960"/>
+            <w:tcW w:type="dxa" w:w="864"/>
           </w:tcPr>
           <w:p>
             <w:r/>
@@ -1926,7 +2108,7 @@
         </w:tc>
         <w:tc>
           <w:tcPr>
-            <w:tcW w:type="dxa" w:w="960"/>
+            <w:tcW w:type="dxa" w:w="864"/>
           </w:tcPr>
           <w:p>
             <w:r/>
@@ -1941,7 +2123,22 @@
         </w:tc>
         <w:tc>
           <w:tcPr>
-            <w:tcW w:type="dxa" w:w="960"/>
+            <w:tcW w:type="dxa" w:w="864"/>
+          </w:tcPr>
+          <w:p>
+            <w:r/>
+            <w:r>
+              <w:rPr>
+                <w:b w:val="0"/>
+                <w:sz w:val="18"/>
+              </w:rPr>
+              <w:t>0.75</w:t>
+            </w:r>
+          </w:p>
+        </w:tc>
+        <w:tc>
+          <w:tcPr>
+            <w:tcW w:type="dxa" w:w="864"/>
           </w:tcPr>
           <w:p>
             <w:r/>
@@ -1958,7 +2155,7 @@
       <w:tr>
         <w:tc>
           <w:tcPr>
-            <w:tcW w:type="dxa" w:w="960"/>
+            <w:tcW w:type="dxa" w:w="864"/>
           </w:tcPr>
           <w:p>
             <w:r/>
@@ -1973,7 +2170,7 @@
         </w:tc>
         <w:tc>
           <w:tcPr>
-            <w:tcW w:type="dxa" w:w="960"/>
+            <w:tcW w:type="dxa" w:w="864"/>
           </w:tcPr>
           <w:p>
             <w:r/>
@@ -1988,7 +2185,7 @@
         </w:tc>
         <w:tc>
           <w:tcPr>
-            <w:tcW w:type="dxa" w:w="960"/>
+            <w:tcW w:type="dxa" w:w="864"/>
           </w:tcPr>
           <w:p>
             <w:r/>
@@ -2003,7 +2200,7 @@
         </w:tc>
         <w:tc>
           <w:tcPr>
-            <w:tcW w:type="dxa" w:w="960"/>
+            <w:tcW w:type="dxa" w:w="864"/>
           </w:tcPr>
           <w:p>
             <w:r/>
@@ -2018,7 +2215,7 @@
         </w:tc>
         <w:tc>
           <w:tcPr>
-            <w:tcW w:type="dxa" w:w="960"/>
+            <w:tcW w:type="dxa" w:w="864"/>
           </w:tcPr>
           <w:p>
             <w:r/>
@@ -2033,7 +2230,7 @@
         </w:tc>
         <w:tc>
           <w:tcPr>
-            <w:tcW w:type="dxa" w:w="960"/>
+            <w:tcW w:type="dxa" w:w="864"/>
           </w:tcPr>
           <w:p>
             <w:r/>
@@ -2048,7 +2245,7 @@
         </w:tc>
         <w:tc>
           <w:tcPr>
-            <w:tcW w:type="dxa" w:w="960"/>
+            <w:tcW w:type="dxa" w:w="864"/>
           </w:tcPr>
           <w:p>
             <w:r/>
@@ -2063,7 +2260,7 @@
         </w:tc>
         <w:tc>
           <w:tcPr>
-            <w:tcW w:type="dxa" w:w="960"/>
+            <w:tcW w:type="dxa" w:w="864"/>
           </w:tcPr>
           <w:p>
             <w:r/>
@@ -2078,7 +2275,22 @@
         </w:tc>
         <w:tc>
           <w:tcPr>
-            <w:tcW w:type="dxa" w:w="960"/>
+            <w:tcW w:type="dxa" w:w="864"/>
+          </w:tcPr>
+          <w:p>
+            <w:r/>
+            <w:r>
+              <w:rPr>
+                <w:b w:val="0"/>
+                <w:sz w:val="18"/>
+              </w:rPr>
+              <w:t>0.85</w:t>
+            </w:r>
+          </w:p>
+        </w:tc>
+        <w:tc>
+          <w:tcPr>
+            <w:tcW w:type="dxa" w:w="864"/>
           </w:tcPr>
           <w:p>
             <w:r/>
@@ -2095,7 +2307,7 @@
       <w:tr>
         <w:tc>
           <w:tcPr>
-            <w:tcW w:type="dxa" w:w="960"/>
+            <w:tcW w:type="dxa" w:w="864"/>
           </w:tcPr>
           <w:p>
             <w:r/>
@@ -2110,7 +2322,7 @@
         </w:tc>
         <w:tc>
           <w:tcPr>
-            <w:tcW w:type="dxa" w:w="960"/>
+            <w:tcW w:type="dxa" w:w="864"/>
           </w:tcPr>
           <w:p>
             <w:r/>
@@ -2125,7 +2337,7 @@
         </w:tc>
         <w:tc>
           <w:tcPr>
-            <w:tcW w:type="dxa" w:w="960"/>
+            <w:tcW w:type="dxa" w:w="864"/>
           </w:tcPr>
           <w:p>
             <w:r/>
@@ -2140,7 +2352,7 @@
         </w:tc>
         <w:tc>
           <w:tcPr>
-            <w:tcW w:type="dxa" w:w="960"/>
+            <w:tcW w:type="dxa" w:w="864"/>
           </w:tcPr>
           <w:p>
             <w:r/>
@@ -2155,7 +2367,7 @@
         </w:tc>
         <w:tc>
           <w:tcPr>
-            <w:tcW w:type="dxa" w:w="960"/>
+            <w:tcW w:type="dxa" w:w="864"/>
           </w:tcPr>
           <w:p>
             <w:r/>
@@ -2170,7 +2382,7 @@
         </w:tc>
         <w:tc>
           <w:tcPr>
-            <w:tcW w:type="dxa" w:w="960"/>
+            <w:tcW w:type="dxa" w:w="864"/>
           </w:tcPr>
           <w:p>
             <w:r/>
@@ -2185,7 +2397,7 @@
         </w:tc>
         <w:tc>
           <w:tcPr>
-            <w:tcW w:type="dxa" w:w="960"/>
+            <w:tcW w:type="dxa" w:w="864"/>
           </w:tcPr>
           <w:p>
             <w:r/>
@@ -2200,7 +2412,7 @@
         </w:tc>
         <w:tc>
           <w:tcPr>
-            <w:tcW w:type="dxa" w:w="960"/>
+            <w:tcW w:type="dxa" w:w="864"/>
           </w:tcPr>
           <w:p>
             <w:r/>
@@ -2215,7 +2427,22 @@
         </w:tc>
         <w:tc>
           <w:tcPr>
-            <w:tcW w:type="dxa" w:w="960"/>
+            <w:tcW w:type="dxa" w:w="864"/>
+          </w:tcPr>
+          <w:p>
+            <w:r/>
+            <w:r>
+              <w:rPr>
+                <w:b w:val="0"/>
+                <w:sz w:val="18"/>
+              </w:rPr>
+              <w:t>0.97</w:t>
+            </w:r>
+          </w:p>
+        </w:tc>
+        <w:tc>
+          <w:tcPr>
+            <w:tcW w:type="dxa" w:w="864"/>
           </w:tcPr>
           <w:p>
             <w:r/>
@@ -2232,7 +2459,7 @@
       <w:tr>
         <w:tc>
           <w:tcPr>
-            <w:tcW w:type="dxa" w:w="960"/>
+            <w:tcW w:type="dxa" w:w="864"/>
           </w:tcPr>
           <w:p>
             <w:r/>
@@ -2247,7 +2474,7 @@
         </w:tc>
         <w:tc>
           <w:tcPr>
-            <w:tcW w:type="dxa" w:w="960"/>
+            <w:tcW w:type="dxa" w:w="864"/>
           </w:tcPr>
           <w:p>
             <w:r/>
@@ -2262,7 +2489,7 @@
         </w:tc>
         <w:tc>
           <w:tcPr>
-            <w:tcW w:type="dxa" w:w="960"/>
+            <w:tcW w:type="dxa" w:w="864"/>
           </w:tcPr>
           <w:p>
             <w:r/>
@@ -2277,7 +2504,7 @@
         </w:tc>
         <w:tc>
           <w:tcPr>
-            <w:tcW w:type="dxa" w:w="960"/>
+            <w:tcW w:type="dxa" w:w="864"/>
           </w:tcPr>
           <w:p>
             <w:r/>
@@ -2292,7 +2519,7 @@
         </w:tc>
         <w:tc>
           <w:tcPr>
-            <w:tcW w:type="dxa" w:w="960"/>
+            <w:tcW w:type="dxa" w:w="864"/>
           </w:tcPr>
           <w:p>
             <w:r/>
@@ -2307,7 +2534,7 @@
         </w:tc>
         <w:tc>
           <w:tcPr>
-            <w:tcW w:type="dxa" w:w="960"/>
+            <w:tcW w:type="dxa" w:w="864"/>
           </w:tcPr>
           <w:p>
             <w:r/>
@@ -2322,7 +2549,7 @@
         </w:tc>
         <w:tc>
           <w:tcPr>
-            <w:tcW w:type="dxa" w:w="960"/>
+            <w:tcW w:type="dxa" w:w="864"/>
           </w:tcPr>
           <w:p>
             <w:r/>
@@ -2337,7 +2564,7 @@
         </w:tc>
         <w:tc>
           <w:tcPr>
-            <w:tcW w:type="dxa" w:w="960"/>
+            <w:tcW w:type="dxa" w:w="864"/>
           </w:tcPr>
           <w:p>
             <w:r/>
@@ -2352,7 +2579,22 @@
         </w:tc>
         <w:tc>
           <w:tcPr>
-            <w:tcW w:type="dxa" w:w="960"/>
+            <w:tcW w:type="dxa" w:w="864"/>
+          </w:tcPr>
+          <w:p>
+            <w:r/>
+            <w:r>
+              <w:rPr>
+                <w:b w:val="0"/>
+                <w:sz w:val="18"/>
+              </w:rPr>
+              <w:t>1.00</w:t>
+            </w:r>
+          </w:p>
+        </w:tc>
+        <w:tc>
+          <w:tcPr>
+            <w:tcW w:type="dxa" w:w="864"/>
           </w:tcPr>
           <w:p>
             <w:r/>
@@ -2369,7 +2611,7 @@
       <w:tr>
         <w:tc>
           <w:tcPr>
-            <w:tcW w:type="dxa" w:w="960"/>
+            <w:tcW w:type="dxa" w:w="864"/>
           </w:tcPr>
           <w:p>
             <w:r/>
@@ -2384,7 +2626,7 @@
         </w:tc>
         <w:tc>
           <w:tcPr>
-            <w:tcW w:type="dxa" w:w="960"/>
+            <w:tcW w:type="dxa" w:w="864"/>
           </w:tcPr>
           <w:p>
             <w:r/>
@@ -2399,7 +2641,7 @@
         </w:tc>
         <w:tc>
           <w:tcPr>
-            <w:tcW w:type="dxa" w:w="960"/>
+            <w:tcW w:type="dxa" w:w="864"/>
           </w:tcPr>
           <w:p>
             <w:r/>
@@ -2414,7 +2656,7 @@
         </w:tc>
         <w:tc>
           <w:tcPr>
-            <w:tcW w:type="dxa" w:w="960"/>
+            <w:tcW w:type="dxa" w:w="864"/>
           </w:tcPr>
           <w:p>
             <w:r/>
@@ -2429,7 +2671,7 @@
         </w:tc>
         <w:tc>
           <w:tcPr>
-            <w:tcW w:type="dxa" w:w="960"/>
+            <w:tcW w:type="dxa" w:w="864"/>
           </w:tcPr>
           <w:p>
             <w:r/>
@@ -2444,7 +2686,7 @@
         </w:tc>
         <w:tc>
           <w:tcPr>
-            <w:tcW w:type="dxa" w:w="960"/>
+            <w:tcW w:type="dxa" w:w="864"/>
           </w:tcPr>
           <w:p>
             <w:r/>
@@ -2459,7 +2701,7 @@
         </w:tc>
         <w:tc>
           <w:tcPr>
-            <w:tcW w:type="dxa" w:w="960"/>
+            <w:tcW w:type="dxa" w:w="864"/>
           </w:tcPr>
           <w:p>
             <w:r/>
@@ -2474,7 +2716,7 @@
         </w:tc>
         <w:tc>
           <w:tcPr>
-            <w:tcW w:type="dxa" w:w="960"/>
+            <w:tcW w:type="dxa" w:w="864"/>
           </w:tcPr>
           <w:p>
             <w:r/>
@@ -2489,7 +2731,22 @@
         </w:tc>
         <w:tc>
           <w:tcPr>
-            <w:tcW w:type="dxa" w:w="960"/>
+            <w:tcW w:type="dxa" w:w="864"/>
+          </w:tcPr>
+          <w:p>
+            <w:r/>
+            <w:r>
+              <w:rPr>
+                <w:b w:val="0"/>
+                <w:sz w:val="18"/>
+              </w:rPr>
+              <w:t>0.97</w:t>
+            </w:r>
+          </w:p>
+        </w:tc>
+        <w:tc>
+          <w:tcPr>
+            <w:tcW w:type="dxa" w:w="864"/>
           </w:tcPr>
           <w:p>
             <w:r/>
@@ -2506,7 +2763,7 @@
       <w:tr>
         <w:tc>
           <w:tcPr>
-            <w:tcW w:type="dxa" w:w="960"/>
+            <w:tcW w:type="dxa" w:w="864"/>
           </w:tcPr>
           <w:p>
             <w:r/>
@@ -2521,7 +2778,7 @@
         </w:tc>
         <w:tc>
           <w:tcPr>
-            <w:tcW w:type="dxa" w:w="960"/>
+            <w:tcW w:type="dxa" w:w="864"/>
           </w:tcPr>
           <w:p>
             <w:r/>
@@ -2536,7 +2793,7 @@
         </w:tc>
         <w:tc>
           <w:tcPr>
-            <w:tcW w:type="dxa" w:w="960"/>
+            <w:tcW w:type="dxa" w:w="864"/>
           </w:tcPr>
           <w:p>
             <w:r/>
@@ -2551,7 +2808,7 @@
         </w:tc>
         <w:tc>
           <w:tcPr>
-            <w:tcW w:type="dxa" w:w="960"/>
+            <w:tcW w:type="dxa" w:w="864"/>
           </w:tcPr>
           <w:p>
             <w:r/>
@@ -2566,7 +2823,7 @@
         </w:tc>
         <w:tc>
           <w:tcPr>
-            <w:tcW w:type="dxa" w:w="960"/>
+            <w:tcW w:type="dxa" w:w="864"/>
           </w:tcPr>
           <w:p>
             <w:r/>
@@ -2581,7 +2838,7 @@
         </w:tc>
         <w:tc>
           <w:tcPr>
-            <w:tcW w:type="dxa" w:w="960"/>
+            <w:tcW w:type="dxa" w:w="864"/>
           </w:tcPr>
           <w:p>
             <w:r/>
@@ -2596,7 +2853,7 @@
         </w:tc>
         <w:tc>
           <w:tcPr>
-            <w:tcW w:type="dxa" w:w="960"/>
+            <w:tcW w:type="dxa" w:w="864"/>
           </w:tcPr>
           <w:p>
             <w:r/>
@@ -2611,7 +2868,7 @@
         </w:tc>
         <w:tc>
           <w:tcPr>
-            <w:tcW w:type="dxa" w:w="960"/>
+            <w:tcW w:type="dxa" w:w="864"/>
           </w:tcPr>
           <w:p>
             <w:r/>
@@ -2626,7 +2883,22 @@
         </w:tc>
         <w:tc>
           <w:tcPr>
-            <w:tcW w:type="dxa" w:w="960"/>
+            <w:tcW w:type="dxa" w:w="864"/>
+          </w:tcPr>
+          <w:p>
+            <w:r/>
+            <w:r>
+              <w:rPr>
+                <w:b w:val="0"/>
+                <w:sz w:val="18"/>
+              </w:rPr>
+              <w:t>0.78</w:t>
+            </w:r>
+          </w:p>
+        </w:tc>
+        <w:tc>
+          <w:tcPr>
+            <w:tcW w:type="dxa" w:w="864"/>
           </w:tcPr>
           <w:p>
             <w:r/>
@@ -2643,7 +2915,7 @@
       <w:tr>
         <w:tc>
           <w:tcPr>
-            <w:tcW w:type="dxa" w:w="960"/>
+            <w:tcW w:type="dxa" w:w="864"/>
           </w:tcPr>
           <w:p>
             <w:r/>
@@ -2658,7 +2930,7 @@
         </w:tc>
         <w:tc>
           <w:tcPr>
-            <w:tcW w:type="dxa" w:w="960"/>
+            <w:tcW w:type="dxa" w:w="864"/>
           </w:tcPr>
           <w:p>
             <w:r/>
@@ -2673,7 +2945,7 @@
         </w:tc>
         <w:tc>
           <w:tcPr>
-            <w:tcW w:type="dxa" w:w="960"/>
+            <w:tcW w:type="dxa" w:w="864"/>
           </w:tcPr>
           <w:p>
             <w:r/>
@@ -2688,7 +2960,7 @@
         </w:tc>
         <w:tc>
           <w:tcPr>
-            <w:tcW w:type="dxa" w:w="960"/>
+            <w:tcW w:type="dxa" w:w="864"/>
           </w:tcPr>
           <w:p>
             <w:r/>
@@ -2703,7 +2975,7 @@
         </w:tc>
         <w:tc>
           <w:tcPr>
-            <w:tcW w:type="dxa" w:w="960"/>
+            <w:tcW w:type="dxa" w:w="864"/>
           </w:tcPr>
           <w:p>
             <w:r/>
@@ -2718,7 +2990,7 @@
         </w:tc>
         <w:tc>
           <w:tcPr>
-            <w:tcW w:type="dxa" w:w="960"/>
+            <w:tcW w:type="dxa" w:w="864"/>
           </w:tcPr>
           <w:p>
             <w:r/>
@@ -2733,7 +3005,7 @@
         </w:tc>
         <w:tc>
           <w:tcPr>
-            <w:tcW w:type="dxa" w:w="960"/>
+            <w:tcW w:type="dxa" w:w="864"/>
           </w:tcPr>
           <w:p>
             <w:r/>
@@ -2748,7 +3020,7 @@
         </w:tc>
         <w:tc>
           <w:tcPr>
-            <w:tcW w:type="dxa" w:w="960"/>
+            <w:tcW w:type="dxa" w:w="864"/>
           </w:tcPr>
           <w:p>
             <w:r/>
@@ -2763,7 +3035,22 @@
         </w:tc>
         <w:tc>
           <w:tcPr>
-            <w:tcW w:type="dxa" w:w="960"/>
+            <w:tcW w:type="dxa" w:w="864"/>
+          </w:tcPr>
+          <w:p>
+            <w:r/>
+            <w:r>
+              <w:rPr>
+                <w:b w:val="0"/>
+                <w:sz w:val="18"/>
+              </w:rPr>
+              <w:t>0.96</w:t>
+            </w:r>
+          </w:p>
+        </w:tc>
+        <w:tc>
+          <w:tcPr>
+            <w:tcW w:type="dxa" w:w="864"/>
           </w:tcPr>
           <w:p>
             <w:r/>
@@ -2780,7 +3067,7 @@
       <w:tr>
         <w:tc>
           <w:tcPr>
-            <w:tcW w:type="dxa" w:w="960"/>
+            <w:tcW w:type="dxa" w:w="864"/>
           </w:tcPr>
           <w:p>
             <w:r/>
@@ -2795,7 +3082,7 @@
         </w:tc>
         <w:tc>
           <w:tcPr>
-            <w:tcW w:type="dxa" w:w="960"/>
+            <w:tcW w:type="dxa" w:w="864"/>
           </w:tcPr>
           <w:p>
             <w:r/>
@@ -2810,7 +3097,7 @@
         </w:tc>
         <w:tc>
           <w:tcPr>
-            <w:tcW w:type="dxa" w:w="960"/>
+            <w:tcW w:type="dxa" w:w="864"/>
           </w:tcPr>
           <w:p>
             <w:r/>
@@ -2825,7 +3112,7 @@
         </w:tc>
         <w:tc>
           <w:tcPr>
-            <w:tcW w:type="dxa" w:w="960"/>
+            <w:tcW w:type="dxa" w:w="864"/>
           </w:tcPr>
           <w:p>
             <w:r/>
@@ -2840,7 +3127,7 @@
         </w:tc>
         <w:tc>
           <w:tcPr>
-            <w:tcW w:type="dxa" w:w="960"/>
+            <w:tcW w:type="dxa" w:w="864"/>
           </w:tcPr>
           <w:p>
             <w:r/>
@@ -2855,7 +3142,7 @@
         </w:tc>
         <w:tc>
           <w:tcPr>
-            <w:tcW w:type="dxa" w:w="960"/>
+            <w:tcW w:type="dxa" w:w="864"/>
           </w:tcPr>
           <w:p>
             <w:r/>
@@ -2870,7 +3157,7 @@
         </w:tc>
         <w:tc>
           <w:tcPr>
-            <w:tcW w:type="dxa" w:w="960"/>
+            <w:tcW w:type="dxa" w:w="864"/>
           </w:tcPr>
           <w:p>
             <w:r/>
@@ -2885,7 +3172,7 @@
         </w:tc>
         <w:tc>
           <w:tcPr>
-            <w:tcW w:type="dxa" w:w="960"/>
+            <w:tcW w:type="dxa" w:w="864"/>
           </w:tcPr>
           <w:p>
             <w:r/>
@@ -2900,7 +3187,22 @@
         </w:tc>
         <w:tc>
           <w:tcPr>
-            <w:tcW w:type="dxa" w:w="960"/>
+            <w:tcW w:type="dxa" w:w="864"/>
+          </w:tcPr>
+          <w:p>
+            <w:r/>
+            <w:r>
+              <w:rPr>
+                <w:b w:val="0"/>
+                <w:sz w:val="18"/>
+              </w:rPr>
+              <w:t>0.98</w:t>
+            </w:r>
+          </w:p>
+        </w:tc>
+        <w:tc>
+          <w:tcPr>
+            <w:tcW w:type="dxa" w:w="864"/>
           </w:tcPr>
           <w:p>
             <w:r/>
@@ -2917,7 +3219,7 @@
       <w:tr>
         <w:tc>
           <w:tcPr>
-            <w:tcW w:type="dxa" w:w="960"/>
+            <w:tcW w:type="dxa" w:w="864"/>
           </w:tcPr>
           <w:p>
             <w:r/>
@@ -2932,7 +3234,7 @@
         </w:tc>
         <w:tc>
           <w:tcPr>
-            <w:tcW w:type="dxa" w:w="960"/>
+            <w:tcW w:type="dxa" w:w="864"/>
           </w:tcPr>
           <w:p>
             <w:r/>
@@ -2947,7 +3249,7 @@
         </w:tc>
         <w:tc>
           <w:tcPr>
-            <w:tcW w:type="dxa" w:w="960"/>
+            <w:tcW w:type="dxa" w:w="864"/>
           </w:tcPr>
           <w:p>
             <w:r/>
@@ -2962,7 +3264,7 @@
         </w:tc>
         <w:tc>
           <w:tcPr>
-            <w:tcW w:type="dxa" w:w="960"/>
+            <w:tcW w:type="dxa" w:w="864"/>
           </w:tcPr>
           <w:p>
             <w:r/>
@@ -2977,7 +3279,7 @@
         </w:tc>
         <w:tc>
           <w:tcPr>
-            <w:tcW w:type="dxa" w:w="960"/>
+            <w:tcW w:type="dxa" w:w="864"/>
           </w:tcPr>
           <w:p>
             <w:r/>
@@ -2992,7 +3294,7 @@
         </w:tc>
         <w:tc>
           <w:tcPr>
-            <w:tcW w:type="dxa" w:w="960"/>
+            <w:tcW w:type="dxa" w:w="864"/>
           </w:tcPr>
           <w:p>
             <w:r/>
@@ -3007,7 +3309,7 @@
         </w:tc>
         <w:tc>
           <w:tcPr>
-            <w:tcW w:type="dxa" w:w="960"/>
+            <w:tcW w:type="dxa" w:w="864"/>
           </w:tcPr>
           <w:p>
             <w:r/>
@@ -3022,7 +3324,7 @@
         </w:tc>
         <w:tc>
           <w:tcPr>
-            <w:tcW w:type="dxa" w:w="960"/>
+            <w:tcW w:type="dxa" w:w="864"/>
           </w:tcPr>
           <w:p>
             <w:r/>
@@ -3037,7 +3339,22 @@
         </w:tc>
         <w:tc>
           <w:tcPr>
-            <w:tcW w:type="dxa" w:w="960"/>
+            <w:tcW w:type="dxa" w:w="864"/>
+          </w:tcPr>
+          <w:p>
+            <w:r/>
+            <w:r>
+              <w:rPr>
+                <w:b w:val="0"/>
+                <w:sz w:val="18"/>
+              </w:rPr>
+              <w:t>0.78</w:t>
+            </w:r>
+          </w:p>
+        </w:tc>
+        <w:tc>
+          <w:tcPr>
+            <w:tcW w:type="dxa" w:w="864"/>
           </w:tcPr>
           <w:p>
             <w:r/>
@@ -3054,7 +3371,7 @@
       <w:tr>
         <w:tc>
           <w:tcPr>
-            <w:tcW w:type="dxa" w:w="960"/>
+            <w:tcW w:type="dxa" w:w="864"/>
           </w:tcPr>
           <w:p>
             <w:r/>
@@ -3069,7 +3386,7 @@
         </w:tc>
         <w:tc>
           <w:tcPr>
-            <w:tcW w:type="dxa" w:w="960"/>
+            <w:tcW w:type="dxa" w:w="864"/>
           </w:tcPr>
           <w:p>
             <w:r/>
@@ -3084,7 +3401,7 @@
         </w:tc>
         <w:tc>
           <w:tcPr>
-            <w:tcW w:type="dxa" w:w="960"/>
+            <w:tcW w:type="dxa" w:w="864"/>
           </w:tcPr>
           <w:p>
             <w:r/>
@@ -3099,7 +3416,7 @@
         </w:tc>
         <w:tc>
           <w:tcPr>
-            <w:tcW w:type="dxa" w:w="960"/>
+            <w:tcW w:type="dxa" w:w="864"/>
           </w:tcPr>
           <w:p>
             <w:r/>
@@ -3114,7 +3431,7 @@
         </w:tc>
         <w:tc>
           <w:tcPr>
-            <w:tcW w:type="dxa" w:w="960"/>
+            <w:tcW w:type="dxa" w:w="864"/>
           </w:tcPr>
           <w:p>
             <w:r/>
@@ -3129,7 +3446,7 @@
         </w:tc>
         <w:tc>
           <w:tcPr>
-            <w:tcW w:type="dxa" w:w="960"/>
+            <w:tcW w:type="dxa" w:w="864"/>
           </w:tcPr>
           <w:p>
             <w:r/>
@@ -3144,7 +3461,7 @@
         </w:tc>
         <w:tc>
           <w:tcPr>
-            <w:tcW w:type="dxa" w:w="960"/>
+            <w:tcW w:type="dxa" w:w="864"/>
           </w:tcPr>
           <w:p>
             <w:r/>
@@ -3159,7 +3476,7 @@
         </w:tc>
         <w:tc>
           <w:tcPr>
-            <w:tcW w:type="dxa" w:w="960"/>
+            <w:tcW w:type="dxa" w:w="864"/>
           </w:tcPr>
           <w:p>
             <w:r/>
@@ -3174,7 +3491,22 @@
         </w:tc>
         <w:tc>
           <w:tcPr>
-            <w:tcW w:type="dxa" w:w="960"/>
+            <w:tcW w:type="dxa" w:w="864"/>
+          </w:tcPr>
+          <w:p>
+            <w:r/>
+            <w:r>
+              <w:rPr>
+                <w:b w:val="0"/>
+                <w:sz w:val="18"/>
+              </w:rPr>
+              <w:t>0.86</w:t>
+            </w:r>
+          </w:p>
+        </w:tc>
+        <w:tc>
+          <w:tcPr>
+            <w:tcW w:type="dxa" w:w="864"/>
           </w:tcPr>
           <w:p>
             <w:r/>
@@ -3191,7 +3523,7 @@
       <w:tr>
         <w:tc>
           <w:tcPr>
-            <w:tcW w:type="dxa" w:w="960"/>
+            <w:tcW w:type="dxa" w:w="864"/>
           </w:tcPr>
           <w:p>
             <w:r/>
@@ -3206,7 +3538,7 @@
         </w:tc>
         <w:tc>
           <w:tcPr>
-            <w:tcW w:type="dxa" w:w="960"/>
+            <w:tcW w:type="dxa" w:w="864"/>
           </w:tcPr>
           <w:p>
             <w:r/>
@@ -3221,7 +3553,7 @@
         </w:tc>
         <w:tc>
           <w:tcPr>
-            <w:tcW w:type="dxa" w:w="960"/>
+            <w:tcW w:type="dxa" w:w="864"/>
           </w:tcPr>
           <w:p>
             <w:r/>
@@ -3236,7 +3568,7 @@
         </w:tc>
         <w:tc>
           <w:tcPr>
-            <w:tcW w:type="dxa" w:w="960"/>
+            <w:tcW w:type="dxa" w:w="864"/>
           </w:tcPr>
           <w:p>
             <w:r/>
@@ -3251,7 +3583,7 @@
         </w:tc>
         <w:tc>
           <w:tcPr>
-            <w:tcW w:type="dxa" w:w="960"/>
+            <w:tcW w:type="dxa" w:w="864"/>
           </w:tcPr>
           <w:p>
             <w:r/>
@@ -3266,7 +3598,7 @@
         </w:tc>
         <w:tc>
           <w:tcPr>
-            <w:tcW w:type="dxa" w:w="960"/>
+            <w:tcW w:type="dxa" w:w="864"/>
           </w:tcPr>
           <w:p>
             <w:r/>
@@ -3281,7 +3613,7 @@
         </w:tc>
         <w:tc>
           <w:tcPr>
-            <w:tcW w:type="dxa" w:w="960"/>
+            <w:tcW w:type="dxa" w:w="864"/>
           </w:tcPr>
           <w:p>
             <w:r/>
@@ -3296,7 +3628,7 @@
         </w:tc>
         <w:tc>
           <w:tcPr>
-            <w:tcW w:type="dxa" w:w="960"/>
+            <w:tcW w:type="dxa" w:w="864"/>
           </w:tcPr>
           <w:p>
             <w:r/>
@@ -3311,7 +3643,22 @@
         </w:tc>
         <w:tc>
           <w:tcPr>
-            <w:tcW w:type="dxa" w:w="960"/>
+            <w:tcW w:type="dxa" w:w="864"/>
+          </w:tcPr>
+          <w:p>
+            <w:r/>
+            <w:r>
+              <w:rPr>
+                <w:b w:val="0"/>
+                <w:sz w:val="18"/>
+              </w:rPr>
+              <w:t>1.00</w:t>
+            </w:r>
+          </w:p>
+        </w:tc>
+        <w:tc>
+          <w:tcPr>
+            <w:tcW w:type="dxa" w:w="864"/>
           </w:tcPr>
           <w:p>
             <w:r/>
@@ -3738,6 +4085,53 @@
                 <w:sz w:val="18"/>
               </w:rPr>
               <w:t>0.971</w:t>
+            </w:r>
+          </w:p>
+        </w:tc>
+        <w:tc>
+          <w:tcPr>
+            <w:tcW w:type="dxa" w:w="2880"/>
+          </w:tcPr>
+          <w:p>
+            <w:r/>
+            <w:r>
+              <w:rPr>
+                <w:b w:val="0"/>
+                <w:sz w:val="18"/>
+              </w:rPr>
+              <w:t>1.0</w:t>
+            </w:r>
+          </w:p>
+        </w:tc>
+      </w:tr>
+      <w:tr>
+        <w:tc>
+          <w:tcPr>
+            <w:tcW w:type="dxa" w:w="2880"/>
+          </w:tcPr>
+          <w:p>
+            <w:r/>
+            <w:r>
+              <w:rPr>
+                <w:b w:val="0"/>
+                <w:sz w:val="18"/>
+              </w:rPr>
+              <w:t>SEMLP</w:t>
+            </w:r>
+          </w:p>
+        </w:tc>
+        <w:tc>
+          <w:tcPr>
+            <w:tcW w:type="dxa" w:w="2880"/>
+          </w:tcPr>
+          <w:p>
+            <w:r/>
+            <w:r>
+              <w:rPr>
+                <w:b w:val="0"/>
+                <w:sz w:val="18"/>
+              </w:rPr>
+              <w:t>0.997</w:t>
             </w:r>
           </w:p>
         </w:tc>
@@ -5309,6 +5703,356 @@
         <w:pStyle w:val="Heading1"/>
       </w:pPr>
       <w:r>
+        <w:t>4b. SE-MLP — a squeeze-and-excitation variant</w:t>
+      </w:r>
+    </w:p>
+    <w:p>
+      <w:r>
+        <w:t>Follow-up asked after the MLP lock: does a feature-wise squeeze-and-excitation gate before the MLP trunk help? The gate (classifier/semlp.py) reads the whole 189-d input and emits one multiplier per feature, so the trunk sees the currently-irrelevant slices damped. Two variants, 5 seeds each, scored on test:</w:t>
+      </w:r>
+    </w:p>
+    <w:tbl>
+      <w:tblPr>
+        <w:tblStyle w:val="LightGrid-Accent1"/>
+        <w:tblW w:type="auto" w:w="0"/>
+        <w:tblLook w:firstColumn="1" w:firstRow="1" w:lastColumn="0" w:lastRow="0" w:noHBand="0" w:noVBand="1" w:val="04A0"/>
+      </w:tblPr>
+      <w:tblGrid>
+        <w:gridCol w:w="1728"/>
+        <w:gridCol w:w="1728"/>
+        <w:gridCol w:w="1728"/>
+        <w:gridCol w:w="1728"/>
+        <w:gridCol w:w="1728"/>
+      </w:tblGrid>
+      <w:tr>
+        <w:tc>
+          <w:tcPr>
+            <w:tcW w:type="dxa" w:w="1728"/>
+          </w:tcPr>
+          <w:p>
+            <w:r/>
+            <w:r>
+              <w:rPr>
+                <w:b/>
+                <w:sz w:val="18"/>
+              </w:rPr>
+              <w:t>model</w:t>
+            </w:r>
+          </w:p>
+        </w:tc>
+        <w:tc>
+          <w:tcPr>
+            <w:tcW w:type="dxa" w:w="1728"/>
+          </w:tcPr>
+          <w:p>
+            <w:r/>
+            <w:r>
+              <w:rPr>
+                <w:b/>
+                <w:sz w:val="18"/>
+              </w:rPr>
+              <w:t>real-eval</w:t>
+            </w:r>
+          </w:p>
+        </w:tc>
+        <w:tc>
+          <w:tcPr>
+            <w:tcW w:type="dxa" w:w="1728"/>
+          </w:tcPr>
+          <w:p>
+            <w:r/>
+            <w:r>
+              <w:rPr>
+                <w:b/>
+                <w:sz w:val="18"/>
+              </w:rPr>
+              <w:t>macro-F1</w:t>
+            </w:r>
+          </w:p>
+        </w:tc>
+        <w:tc>
+          <w:tcPr>
+            <w:tcW w:type="dxa" w:w="1728"/>
+          </w:tcPr>
+          <w:p>
+            <w:r/>
+            <w:r>
+              <w:rPr>
+                <w:b/>
+                <w:sz w:val="18"/>
+              </w:rPr>
+              <w:t>acc</w:t>
+            </w:r>
+          </w:p>
+        </w:tc>
+        <w:tc>
+          <w:tcPr>
+            <w:tcW w:type="dxa" w:w="1728"/>
+          </w:tcPr>
+          <w:p>
+            <w:r/>
+            <w:r>
+              <w:rPr>
+                <w:b/>
+                <w:sz w:val="18"/>
+              </w:rPr>
+              <w:t>idle F1</w:t>
+            </w:r>
+          </w:p>
+        </w:tc>
+      </w:tr>
+      <w:tr>
+        <w:tc>
+          <w:tcPr>
+            <w:tcW w:type="dxa" w:w="1728"/>
+          </w:tcPr>
+          <w:p>
+            <w:r/>
+            <w:r>
+              <w:rPr>
+                <w:b w:val="0"/>
+                <w:color w:val="1A7F37"/>
+                <w:sz w:val="18"/>
+              </w:rPr>
+              <w:t>plain MLP (lock)</w:t>
+            </w:r>
+          </w:p>
+        </w:tc>
+        <w:tc>
+          <w:tcPr>
+            <w:tcW w:type="dxa" w:w="1728"/>
+          </w:tcPr>
+          <w:p>
+            <w:r/>
+            <w:r>
+              <w:rPr>
+                <w:b w:val="0"/>
+                <w:color w:val="1A7F37"/>
+                <w:sz w:val="18"/>
+              </w:rPr>
+              <w:t>0.857 ± 0.016</w:t>
+            </w:r>
+          </w:p>
+        </w:tc>
+        <w:tc>
+          <w:tcPr>
+            <w:tcW w:type="dxa" w:w="1728"/>
+          </w:tcPr>
+          <w:p>
+            <w:r/>
+            <w:r>
+              <w:rPr>
+                <w:b w:val="0"/>
+                <w:color w:val="1A7F37"/>
+                <w:sz w:val="18"/>
+              </w:rPr>
+              <w:t>0.881 ± 0.014</w:t>
+            </w:r>
+          </w:p>
+        </w:tc>
+        <w:tc>
+          <w:tcPr>
+            <w:tcW w:type="dxa" w:w="1728"/>
+          </w:tcPr>
+          <w:p>
+            <w:r/>
+            <w:r>
+              <w:rPr>
+                <w:b w:val="0"/>
+                <w:color w:val="1A7F37"/>
+                <w:sz w:val="18"/>
+              </w:rPr>
+              <w:t>0.919 ± 0.008</w:t>
+            </w:r>
+          </w:p>
+        </w:tc>
+        <w:tc>
+          <w:tcPr>
+            <w:tcW w:type="dxa" w:w="1728"/>
+          </w:tcPr>
+          <w:p>
+            <w:r/>
+            <w:r>
+              <w:rPr>
+                <w:b w:val="0"/>
+                <w:color w:val="1A7F37"/>
+                <w:sz w:val="18"/>
+              </w:rPr>
+              <w:t>0.768 ± 0.013</w:t>
+            </w:r>
+          </w:p>
+        </w:tc>
+      </w:tr>
+      <w:tr>
+        <w:tc>
+          <w:tcPr>
+            <w:tcW w:type="dxa" w:w="1728"/>
+          </w:tcPr>
+          <w:p>
+            <w:r/>
+            <w:r>
+              <w:rPr>
+                <w:b w:val="0"/>
+                <w:sz w:val="18"/>
+              </w:rPr>
+              <w:t>SE gate (hard, floor 0)</w:t>
+            </w:r>
+          </w:p>
+        </w:tc>
+        <w:tc>
+          <w:tcPr>
+            <w:tcW w:type="dxa" w:w="1728"/>
+          </w:tcPr>
+          <w:p>
+            <w:r/>
+            <w:r>
+              <w:rPr>
+                <w:b w:val="0"/>
+                <w:sz w:val="18"/>
+              </w:rPr>
+              <w:t>0.822 ± 0.024</w:t>
+            </w:r>
+          </w:p>
+        </w:tc>
+        <w:tc>
+          <w:tcPr>
+            <w:tcW w:type="dxa" w:w="1728"/>
+          </w:tcPr>
+          <w:p>
+            <w:r/>
+            <w:r>
+              <w:rPr>
+                <w:b w:val="0"/>
+                <w:sz w:val="18"/>
+              </w:rPr>
+              <w:t>0.852 ± 0.020</w:t>
+            </w:r>
+          </w:p>
+        </w:tc>
+        <w:tc>
+          <w:tcPr>
+            <w:tcW w:type="dxa" w:w="1728"/>
+          </w:tcPr>
+          <w:p>
+            <w:r/>
+            <w:r>
+              <w:rPr>
+                <w:b w:val="0"/>
+                <w:sz w:val="18"/>
+              </w:rPr>
+              <w:t>0.897 ± 0.012</w:t>
+            </w:r>
+          </w:p>
+        </w:tc>
+        <w:tc>
+          <w:tcPr>
+            <w:tcW w:type="dxa" w:w="1728"/>
+          </w:tcPr>
+          <w:p>
+            <w:r/>
+            <w:r>
+              <w:rPr>
+                <w:b w:val="0"/>
+                <w:sz w:val="18"/>
+              </w:rPr>
+              <w:t>0.281 ± 0.164</w:t>
+            </w:r>
+          </w:p>
+        </w:tc>
+      </w:tr>
+      <w:tr>
+        <w:tc>
+          <w:tcPr>
+            <w:tcW w:type="dxa" w:w="1728"/>
+          </w:tcPr>
+          <w:p>
+            <w:r/>
+            <w:r>
+              <w:rPr>
+                <w:b w:val="0"/>
+                <w:sz w:val="18"/>
+              </w:rPr>
+              <w:t>SE gate (floor 0.5)</w:t>
+            </w:r>
+          </w:p>
+        </w:tc>
+        <w:tc>
+          <w:tcPr>
+            <w:tcW w:type="dxa" w:w="1728"/>
+          </w:tcPr>
+          <w:p>
+            <w:r/>
+            <w:r>
+              <w:rPr>
+                <w:b w:val="0"/>
+                <w:sz w:val="18"/>
+              </w:rPr>
+              <w:t>0.859 ± 0.018</w:t>
+            </w:r>
+          </w:p>
+        </w:tc>
+        <w:tc>
+          <w:tcPr>
+            <w:tcW w:type="dxa" w:w="1728"/>
+          </w:tcPr>
+          <w:p>
+            <w:r/>
+            <w:r>
+              <w:rPr>
+                <w:b w:val="0"/>
+                <w:sz w:val="18"/>
+              </w:rPr>
+              <w:t>0.882 ± 0.016</w:t>
+            </w:r>
+          </w:p>
+        </w:tc>
+        <w:tc>
+          <w:tcPr>
+            <w:tcW w:type="dxa" w:w="1728"/>
+          </w:tcPr>
+          <w:p>
+            <w:r/>
+            <w:r>
+              <w:rPr>
+                <w:b w:val="0"/>
+                <w:sz w:val="18"/>
+              </w:rPr>
+              <w:t>0.921 ± 0.011</w:t>
+            </w:r>
+          </w:p>
+        </w:tc>
+        <w:tc>
+          <w:tcPr>
+            <w:tcW w:type="dxa" w:w="1728"/>
+          </w:tcPr>
+          <w:p>
+            <w:r/>
+            <w:r>
+              <w:rPr>
+                <w:b w:val="0"/>
+                <w:sz w:val="18"/>
+              </w:rPr>
+              <w:t>0.672 ± 0.233</w:t>
+            </w:r>
+          </w:p>
+        </w:tc>
+      </w:tr>
+    </w:tbl>
+    <w:p>
+      <w:r>
+        <w:t>Not adopted. floor-0 regresses real-eval 3.5 pts and collapses idle F1 to ~0.20 on 4/5 seeds; floor-0.5 ties plain MLP on accuracy but idle still collapses on 1/5 seeds (sd 0.23 vs plain MLP 0.013) and confidence separation is slightly worse. No gain for more code + a new hyperparameter. Committed `semlp` candidate = floor 0.5, seed 0 (the best variant, for the record).</w:t>
+      </w:r>
+    </w:p>
+    <w:p>
+      <w:r>
+        <w:t>Worth keeping: the gate is interpretable — it suppresses the off-hand for one-hand gestures (raise_right → left-hand block ≈ 0.16, right-hand ≈ 0.48; raise_left the mirror), leans on the joint-angle block for postures, and keeps that block the most open overall. This is a third independent confirmation (with Track B's body_raw_hands_derived) that the idle class is fragile to anything that reduces feature information.</w:t>
+      </w:r>
+    </w:p>
+    <w:p>
+      <w:pPr>
+        <w:pStyle w:val="Heading1"/>
+      </w:pPr>
+      <w:r>
         <w:t>5. Track B — feature set (MLP, 5 seeds)</w:t>
       </w:r>
     </w:p>
@@ -6984,7 +7728,7 @@
     </w:p>
     <w:p>
       <w:r>
-        <w:t>All 8 candidates were trained and scored (section 1), including CatBoost, HistGradientBoosting, RBF-SVM and ExtraTrees — the four an earlier session had left unrun. They do not change the pick: the GBDT family does not cluster around LightGBM as had been assumed (CatBoost −8, HGB −5.5 real-eval points at the screening configs), and none of the four beats LightGBM or MLP on any axis that matters. HGB is the best-calibrated model of the lot (ECE 0.022) but trails MLP on both accuracy and confidence spread.</w:t>
+        <w:t>All 9 candidates were trained and scored (section 1): the original four, plus CatBoost / HistGradientBoosting / RBF-SVM / ExtraTrees (an earlier session had left them unrun), plus the SE-MLP variant (section 4b). None changes the pick. The GBDT family does not cluster around LightGBM as had been assumed (CatBoost −8, HGB −5.5 real-eval points at the screening configs); HGB is the best-calibrated model of the lot (ECE 0.022) but trails MLP on accuracy and confidence spread; and the SE gate ties plain MLP at best while making the idle class less stable. Plain MLP wins on Occam.</w:t>
       </w:r>
     </w:p>
     <w:p>

--- a/results/phase4/classifier_report.docx
+++ b/results/phase4/classifier_report.docx
@@ -30,7 +30,1060 @@
     </w:p>
     <w:p>
       <w:r>
-        <w:t>Sections 1–4: the model-family comparison (Track C). Sections 5–7: the feature-set (B), augmentation-strength (D) and confidence-threshold (E) sweeps done on the locked model. Section 8: verdict.</w:t>
+        <w:t>Section 0: dataset &amp; setup. Sections 1–4b: the model-family comparison (Track C) + the SE-MLP follow-up. Sections 5–7: the feature-set (B), augmentation-strength (D) and confidence-threshold (E) sweeps on the locked model. Section 8: verdict. Section 9: Phase 5/6 handoff.</w:t>
+      </w:r>
+    </w:p>
+    <w:p>
+      <w:pPr>
+        <w:pStyle w:val="Heading1"/>
+      </w:pPr>
+      <w:r>
+        <w:t>0. Dataset &amp; setup</w:t>
+      </w:r>
+    </w:p>
+    <w:p>
+      <w:r>
+        <w:t>Feature vector: 152-d raw (body 33×2 + left hand 21×2 + presence flag + right hand 21×2 + presence flag) plus 37 scale-invariant derived features (8 body joint angles, torso lean, wrist heights, shoulder tilt, inter-wrist distance, per-hand finger curls / spreads / tip-distance ratios) = 189-d 'both'. Definitions in features/schema.py + features/derived.py.</w:t>
+      </w:r>
+    </w:p>
+    <w:p>
+      <w:r>
+        <w:t>Split (by subject / recording session, never by frame — CLAUDE.md #5): TRAIN 52,738 rows = external public datasets (HaGRID, COCO, Roboflow), cleaned + augmented. VAL 2,357 = 15 % of each external class's clean pre-augment rows (same domain, never augmented). TEST 1,254 = every original s01/s02 frame — a genuine cross-domain / cross-subject hold-out (+ held-out HaGRID subjects for thumb, which has no s01/s02 clip).</w:t>
+      </w:r>
+    </w:p>
+    <w:p>
+      <w:r>
+        <w:t>Augmentation (train only): mirror p=0.5 with L/R label + slice swap, ±12.0° rotation, 0.05 keypoint dropout, 0.1 whole-hand drop, 0.02 coord noise, ±0.15 limb-length jitter, 4 copies/sample; mini_heart also gets an arm-elevation pass. features/augment.py.</w:t>
+      </w:r>
+    </w:p>
+    <w:tbl>
+      <w:tblPr>
+        <w:tblStyle w:val="LightGrid-Accent1"/>
+        <w:tblW w:type="auto" w:w="0"/>
+        <w:tblLook w:firstColumn="1" w:firstRow="1" w:lastColumn="0" w:lastRow="0" w:noHBand="0" w:noVBand="1" w:val="04A0"/>
+      </w:tblPr>
+      <w:tblGrid>
+        <w:gridCol w:w="1728"/>
+        <w:gridCol w:w="1728"/>
+        <w:gridCol w:w="1728"/>
+        <w:gridCol w:w="1728"/>
+        <w:gridCol w:w="1728"/>
+      </w:tblGrid>
+      <w:tr>
+        <w:tc>
+          <w:tcPr>
+            <w:tcW w:type="dxa" w:w="1728"/>
+          </w:tcPr>
+          <w:p>
+            <w:r/>
+            <w:r>
+              <w:rPr>
+                <w:b/>
+                <w:sz w:val="18"/>
+              </w:rPr>
+              <w:t>class</w:t>
+            </w:r>
+          </w:p>
+        </w:tc>
+        <w:tc>
+          <w:tcPr>
+            <w:tcW w:type="dxa" w:w="1728"/>
+          </w:tcPr>
+          <w:p>
+            <w:r/>
+            <w:r>
+              <w:rPr>
+                <w:b/>
+                <w:sz w:val="18"/>
+              </w:rPr>
+              <w:t>eval type</w:t>
+            </w:r>
+          </w:p>
+        </w:tc>
+        <w:tc>
+          <w:tcPr>
+            <w:tcW w:type="dxa" w:w="1728"/>
+          </w:tcPr>
+          <w:p>
+            <w:r/>
+            <w:r>
+              <w:rPr>
+                <w:b/>
+                <w:sz w:val="18"/>
+              </w:rPr>
+              <w:t>train</w:t>
+            </w:r>
+          </w:p>
+        </w:tc>
+        <w:tc>
+          <w:tcPr>
+            <w:tcW w:type="dxa" w:w="1728"/>
+          </w:tcPr>
+          <w:p>
+            <w:r/>
+            <w:r>
+              <w:rPr>
+                <w:b/>
+                <w:sz w:val="18"/>
+              </w:rPr>
+              <w:t>val</w:t>
+            </w:r>
+          </w:p>
+        </w:tc>
+        <w:tc>
+          <w:tcPr>
+            <w:tcW w:type="dxa" w:w="1728"/>
+          </w:tcPr>
+          <w:p>
+            <w:r/>
+            <w:r>
+              <w:rPr>
+                <w:b/>
+                <w:sz w:val="18"/>
+              </w:rPr>
+              <w:t>test</w:t>
+            </w:r>
+          </w:p>
+        </w:tc>
+      </w:tr>
+      <w:tr>
+        <w:tc>
+          <w:tcPr>
+            <w:tcW w:type="dxa" w:w="1728"/>
+          </w:tcPr>
+          <w:p>
+            <w:r/>
+            <w:r>
+              <w:rPr>
+                <w:b w:val="0"/>
+                <w:sz w:val="18"/>
+              </w:rPr>
+              <w:t>idle</w:t>
+            </w:r>
+          </w:p>
+        </w:tc>
+        <w:tc>
+          <w:tcPr>
+            <w:tcW w:type="dxa" w:w="1728"/>
+          </w:tcPr>
+          <w:p>
+            <w:r/>
+            <w:r>
+              <w:rPr>
+                <w:b w:val="0"/>
+                <w:sz w:val="18"/>
+              </w:rPr>
+              <w:t>cross_domain</w:t>
+            </w:r>
+          </w:p>
+        </w:tc>
+        <w:tc>
+          <w:tcPr>
+            <w:tcW w:type="dxa" w:w="1728"/>
+          </w:tcPr>
+          <w:p>
+            <w:r/>
+            <w:r>
+              <w:rPr>
+                <w:b w:val="0"/>
+                <w:sz w:val="18"/>
+              </w:rPr>
+              <w:t>7,000</w:t>
+            </w:r>
+          </w:p>
+        </w:tc>
+        <w:tc>
+          <w:tcPr>
+            <w:tcW w:type="dxa" w:w="1728"/>
+          </w:tcPr>
+          <w:p>
+            <w:r/>
+            <w:r>
+              <w:rPr>
+                <w:b w:val="0"/>
+                <w:sz w:val="18"/>
+              </w:rPr>
+              <w:t>898</w:t>
+            </w:r>
+          </w:p>
+        </w:tc>
+        <w:tc>
+          <w:tcPr>
+            <w:tcW w:type="dxa" w:w="1728"/>
+          </w:tcPr>
+          <w:p>
+            <w:r/>
+            <w:r>
+              <w:rPr>
+                <w:b w:val="0"/>
+                <w:sz w:val="18"/>
+              </w:rPr>
+              <w:t>60</w:t>
+            </w:r>
+          </w:p>
+        </w:tc>
+      </w:tr>
+      <w:tr>
+        <w:tc>
+          <w:tcPr>
+            <w:tcW w:type="dxa" w:w="1728"/>
+          </w:tcPr>
+          <w:p>
+            <w:r/>
+            <w:r>
+              <w:rPr>
+                <w:b w:val="0"/>
+                <w:sz w:val="18"/>
+              </w:rPr>
+              <w:t>raise_right_hand</w:t>
+            </w:r>
+          </w:p>
+        </w:tc>
+        <w:tc>
+          <w:tcPr>
+            <w:tcW w:type="dxa" w:w="1728"/>
+          </w:tcPr>
+          <w:p>
+            <w:r/>
+            <w:r>
+              <w:rPr>
+                <w:b w:val="0"/>
+                <w:sz w:val="18"/>
+              </w:rPr>
+              <w:t>cross_domain</w:t>
+            </w:r>
+          </w:p>
+        </w:tc>
+        <w:tc>
+          <w:tcPr>
+            <w:tcW w:type="dxa" w:w="1728"/>
+          </w:tcPr>
+          <w:p>
+            <w:r/>
+            <w:r>
+              <w:rPr>
+                <w:b w:val="0"/>
+                <w:sz w:val="18"/>
+              </w:rPr>
+              <w:t>2,982</w:t>
+            </w:r>
+          </w:p>
+        </w:tc>
+        <w:tc>
+          <w:tcPr>
+            <w:tcW w:type="dxa" w:w="1728"/>
+          </w:tcPr>
+          <w:p>
+            <w:r/>
+            <w:r>
+              <w:rPr>
+                <w:b w:val="0"/>
+                <w:sz w:val="18"/>
+              </w:rPr>
+              <w:t>87</w:t>
+            </w:r>
+          </w:p>
+        </w:tc>
+        <w:tc>
+          <w:tcPr>
+            <w:tcW w:type="dxa" w:w="1728"/>
+          </w:tcPr>
+          <w:p>
+            <w:r/>
+            <w:r>
+              <w:rPr>
+                <w:b w:val="0"/>
+                <w:sz w:val="18"/>
+              </w:rPr>
+              <w:t>96</w:t>
+            </w:r>
+          </w:p>
+        </w:tc>
+      </w:tr>
+      <w:tr>
+        <w:tc>
+          <w:tcPr>
+            <w:tcW w:type="dxa" w:w="1728"/>
+          </w:tcPr>
+          <w:p>
+            <w:r/>
+            <w:r>
+              <w:rPr>
+                <w:b w:val="0"/>
+                <w:sz w:val="18"/>
+              </w:rPr>
+              <w:t>raise_left_hand</w:t>
+            </w:r>
+          </w:p>
+        </w:tc>
+        <w:tc>
+          <w:tcPr>
+            <w:tcW w:type="dxa" w:w="1728"/>
+          </w:tcPr>
+          <w:p>
+            <w:r/>
+            <w:r>
+              <w:rPr>
+                <w:b w:val="0"/>
+                <w:sz w:val="18"/>
+              </w:rPr>
+              <w:t>cross_domain</w:t>
+            </w:r>
+          </w:p>
+        </w:tc>
+        <w:tc>
+          <w:tcPr>
+            <w:tcW w:type="dxa" w:w="1728"/>
+          </w:tcPr>
+          <w:p>
+            <w:r/>
+            <w:r>
+              <w:rPr>
+                <w:b w:val="0"/>
+                <w:sz w:val="18"/>
+              </w:rPr>
+              <w:t>2,779</w:t>
+            </w:r>
+          </w:p>
+        </w:tc>
+        <w:tc>
+          <w:tcPr>
+            <w:tcW w:type="dxa" w:w="1728"/>
+          </w:tcPr>
+          <w:p>
+            <w:r/>
+            <w:r>
+              <w:rPr>
+                <w:b w:val="0"/>
+                <w:sz w:val="18"/>
+              </w:rPr>
+              <w:t>70</w:t>
+            </w:r>
+          </w:p>
+        </w:tc>
+        <w:tc>
+          <w:tcPr>
+            <w:tcW w:type="dxa" w:w="1728"/>
+          </w:tcPr>
+          <w:p>
+            <w:r/>
+            <w:r>
+              <w:rPr>
+                <w:b w:val="0"/>
+                <w:sz w:val="18"/>
+              </w:rPr>
+              <w:t>45</w:t>
+            </w:r>
+          </w:p>
+        </w:tc>
+      </w:tr>
+      <w:tr>
+        <w:tc>
+          <w:tcPr>
+            <w:tcW w:type="dxa" w:w="1728"/>
+          </w:tcPr>
+          <w:p>
+            <w:r/>
+            <w:r>
+              <w:rPr>
+                <w:b w:val="0"/>
+                <w:sz w:val="18"/>
+              </w:rPr>
+              <w:t>sit</w:t>
+            </w:r>
+          </w:p>
+        </w:tc>
+        <w:tc>
+          <w:tcPr>
+            <w:tcW w:type="dxa" w:w="1728"/>
+          </w:tcPr>
+          <w:p>
+            <w:r/>
+            <w:r>
+              <w:rPr>
+                <w:b w:val="0"/>
+                <w:sz w:val="18"/>
+              </w:rPr>
+              <w:t>cross_domain</w:t>
+            </w:r>
+          </w:p>
+        </w:tc>
+        <w:tc>
+          <w:tcPr>
+            <w:tcW w:type="dxa" w:w="1728"/>
+          </w:tcPr>
+          <w:p>
+            <w:r/>
+            <w:r>
+              <w:rPr>
+                <w:b w:val="0"/>
+                <w:sz w:val="18"/>
+              </w:rPr>
+              <w:t>5,835</w:t>
+            </w:r>
+          </w:p>
+        </w:tc>
+        <w:tc>
+          <w:tcPr>
+            <w:tcW w:type="dxa" w:w="1728"/>
+          </w:tcPr>
+          <w:p>
+            <w:r/>
+            <w:r>
+              <w:rPr>
+                <w:b w:val="0"/>
+                <w:sz w:val="18"/>
+              </w:rPr>
+              <w:t>205</w:t>
+            </w:r>
+          </w:p>
+        </w:tc>
+        <w:tc>
+          <w:tcPr>
+            <w:tcW w:type="dxa" w:w="1728"/>
+          </w:tcPr>
+          <w:p>
+            <w:r/>
+            <w:r>
+              <w:rPr>
+                <w:b w:val="0"/>
+                <w:sz w:val="18"/>
+              </w:rPr>
+              <w:t>375</w:t>
+            </w:r>
+          </w:p>
+        </w:tc>
+      </w:tr>
+      <w:tr>
+        <w:tc>
+          <w:tcPr>
+            <w:tcW w:type="dxa" w:w="1728"/>
+          </w:tcPr>
+          <w:p>
+            <w:r/>
+            <w:r>
+              <w:rPr>
+                <w:b w:val="0"/>
+                <w:color w:val="886600"/>
+                <w:sz w:val="18"/>
+              </w:rPr>
+              <w:t>squat</w:t>
+            </w:r>
+          </w:p>
+        </w:tc>
+        <w:tc>
+          <w:tcPr>
+            <w:tcW w:type="dxa" w:w="1728"/>
+          </w:tcPr>
+          <w:p>
+            <w:r/>
+            <w:r>
+              <w:rPr>
+                <w:b w:val="0"/>
+                <w:color w:val="886600"/>
+                <w:sz w:val="18"/>
+              </w:rPr>
+              <w:t>aug_only_leak</w:t>
+            </w:r>
+          </w:p>
+        </w:tc>
+        <w:tc>
+          <w:tcPr>
+            <w:tcW w:type="dxa" w:w="1728"/>
+          </w:tcPr>
+          <w:p>
+            <w:r/>
+            <w:r>
+              <w:rPr>
+                <w:b w:val="0"/>
+                <w:color w:val="886600"/>
+                <w:sz w:val="18"/>
+              </w:rPr>
+              <w:t>2,268</w:t>
+            </w:r>
+          </w:p>
+        </w:tc>
+        <w:tc>
+          <w:tcPr>
+            <w:tcW w:type="dxa" w:w="1728"/>
+          </w:tcPr>
+          <w:p>
+            <w:r/>
+            <w:r>
+              <w:rPr>
+                <w:b w:val="0"/>
+                <w:color w:val="886600"/>
+                <w:sz w:val="18"/>
+              </w:rPr>
+              <w:t>0</w:t>
+            </w:r>
+          </w:p>
+        </w:tc>
+        <w:tc>
+          <w:tcPr>
+            <w:tcW w:type="dxa" w:w="1728"/>
+          </w:tcPr>
+          <w:p>
+            <w:r/>
+            <w:r>
+              <w:rPr>
+                <w:b w:val="0"/>
+                <w:color w:val="886600"/>
+                <w:sz w:val="18"/>
+              </w:rPr>
+              <w:t>108</w:t>
+            </w:r>
+          </w:p>
+        </w:tc>
+      </w:tr>
+      <w:tr>
+        <w:tc>
+          <w:tcPr>
+            <w:tcW w:type="dxa" w:w="1728"/>
+          </w:tcPr>
+          <w:p>
+            <w:r/>
+            <w:r>
+              <w:rPr>
+                <w:b w:val="0"/>
+                <w:sz w:val="18"/>
+              </w:rPr>
+              <w:t>laying</w:t>
+            </w:r>
+          </w:p>
+        </w:tc>
+        <w:tc>
+          <w:tcPr>
+            <w:tcW w:type="dxa" w:w="1728"/>
+          </w:tcPr>
+          <w:p>
+            <w:r/>
+            <w:r>
+              <w:rPr>
+                <w:b w:val="0"/>
+                <w:sz w:val="18"/>
+              </w:rPr>
+              <w:t>cross_domain</w:t>
+            </w:r>
+          </w:p>
+        </w:tc>
+        <w:tc>
+          <w:tcPr>
+            <w:tcW w:type="dxa" w:w="1728"/>
+          </w:tcPr>
+          <w:p>
+            <w:r/>
+            <w:r>
+              <w:rPr>
+                <w:b w:val="0"/>
+                <w:sz w:val="18"/>
+              </w:rPr>
+              <w:t>3,096</w:t>
+            </w:r>
+          </w:p>
+        </w:tc>
+        <w:tc>
+          <w:tcPr>
+            <w:tcW w:type="dxa" w:w="1728"/>
+          </w:tcPr>
+          <w:p>
+            <w:r/>
+            <w:r>
+              <w:rPr>
+                <w:b w:val="0"/>
+                <w:sz w:val="18"/>
+              </w:rPr>
+              <w:t>91</w:t>
+            </w:r>
+          </w:p>
+        </w:tc>
+        <w:tc>
+          <w:tcPr>
+            <w:tcW w:type="dxa" w:w="1728"/>
+          </w:tcPr>
+          <w:p>
+            <w:r/>
+            <w:r>
+              <w:rPr>
+                <w:b w:val="0"/>
+                <w:sz w:val="18"/>
+              </w:rPr>
+              <w:t>77</w:t>
+            </w:r>
+          </w:p>
+        </w:tc>
+      </w:tr>
+      <w:tr>
+        <w:tc>
+          <w:tcPr>
+            <w:tcW w:type="dxa" w:w="1728"/>
+          </w:tcPr>
+          <w:p>
+            <w:r/>
+            <w:r>
+              <w:rPr>
+                <w:b w:val="0"/>
+                <w:sz w:val="18"/>
+              </w:rPr>
+              <w:t>ok</w:t>
+            </w:r>
+          </w:p>
+        </w:tc>
+        <w:tc>
+          <w:tcPr>
+            <w:tcW w:type="dxa" w:w="1728"/>
+          </w:tcPr>
+          <w:p>
+            <w:r/>
+            <w:r>
+              <w:rPr>
+                <w:b w:val="0"/>
+                <w:sz w:val="18"/>
+              </w:rPr>
+              <w:t>cross_domain</w:t>
+            </w:r>
+          </w:p>
+        </w:tc>
+        <w:tc>
+          <w:tcPr>
+            <w:tcW w:type="dxa" w:w="1728"/>
+          </w:tcPr>
+          <w:p>
+            <w:r/>
+            <w:r>
+              <w:rPr>
+                <w:b w:val="0"/>
+                <w:sz w:val="18"/>
+              </w:rPr>
+              <w:t>6,410</w:t>
+            </w:r>
+          </w:p>
+        </w:tc>
+        <w:tc>
+          <w:tcPr>
+            <w:tcW w:type="dxa" w:w="1728"/>
+          </w:tcPr>
+          <w:p>
+            <w:r/>
+            <w:r>
+              <w:rPr>
+                <w:b w:val="0"/>
+                <w:sz w:val="18"/>
+              </w:rPr>
+              <w:t>226</w:t>
+            </w:r>
+          </w:p>
+        </w:tc>
+        <w:tc>
+          <w:tcPr>
+            <w:tcW w:type="dxa" w:w="1728"/>
+          </w:tcPr>
+          <w:p>
+            <w:r/>
+            <w:r>
+              <w:rPr>
+                <w:b w:val="0"/>
+                <w:sz w:val="18"/>
+              </w:rPr>
+              <w:t>45</w:t>
+            </w:r>
+          </w:p>
+        </w:tc>
+      </w:tr>
+      <w:tr>
+        <w:tc>
+          <w:tcPr>
+            <w:tcW w:type="dxa" w:w="1728"/>
+          </w:tcPr>
+          <w:p>
+            <w:r/>
+            <w:r>
+              <w:rPr>
+                <w:b w:val="0"/>
+                <w:sz w:val="18"/>
+              </w:rPr>
+              <w:t>two_finger</w:t>
+            </w:r>
+          </w:p>
+        </w:tc>
+        <w:tc>
+          <w:tcPr>
+            <w:tcW w:type="dxa" w:w="1728"/>
+          </w:tcPr>
+          <w:p>
+            <w:r/>
+            <w:r>
+              <w:rPr>
+                <w:b w:val="0"/>
+                <w:sz w:val="18"/>
+              </w:rPr>
+              <w:t>cross_domain</w:t>
+            </w:r>
+          </w:p>
+        </w:tc>
+        <w:tc>
+          <w:tcPr>
+            <w:tcW w:type="dxa" w:w="1728"/>
+          </w:tcPr>
+          <w:p>
+            <w:r/>
+            <w:r>
+              <w:rPr>
+                <w:b w:val="0"/>
+                <w:sz w:val="18"/>
+              </w:rPr>
+              <w:t>7,000</w:t>
+            </w:r>
+          </w:p>
+        </w:tc>
+        <w:tc>
+          <w:tcPr>
+            <w:tcW w:type="dxa" w:w="1728"/>
+          </w:tcPr>
+          <w:p>
+            <w:r/>
+            <w:r>
+              <w:rPr>
+                <w:b w:val="0"/>
+                <w:sz w:val="18"/>
+              </w:rPr>
+              <w:t>316</w:t>
+            </w:r>
+          </w:p>
+        </w:tc>
+        <w:tc>
+          <w:tcPr>
+            <w:tcW w:type="dxa" w:w="1728"/>
+          </w:tcPr>
+          <w:p>
+            <w:r/>
+            <w:r>
+              <w:rPr>
+                <w:b w:val="0"/>
+                <w:sz w:val="18"/>
+              </w:rPr>
+              <w:t>87</w:t>
+            </w:r>
+          </w:p>
+        </w:tc>
+      </w:tr>
+      <w:tr>
+        <w:tc>
+          <w:tcPr>
+            <w:tcW w:type="dxa" w:w="1728"/>
+          </w:tcPr>
+          <w:p>
+            <w:r/>
+            <w:r>
+              <w:rPr>
+                <w:b w:val="0"/>
+                <w:sz w:val="18"/>
+              </w:rPr>
+              <w:t>thumb</w:t>
+            </w:r>
+          </w:p>
+        </w:tc>
+        <w:tc>
+          <w:tcPr>
+            <w:tcW w:type="dxa" w:w="1728"/>
+          </w:tcPr>
+          <w:p>
+            <w:r/>
+            <w:r>
+              <w:rPr>
+                <w:b w:val="0"/>
+                <w:sz w:val="18"/>
+              </w:rPr>
+              <w:t>held_out_external</w:t>
+            </w:r>
+          </w:p>
+        </w:tc>
+        <w:tc>
+          <w:tcPr>
+            <w:tcW w:type="dxa" w:w="1728"/>
+          </w:tcPr>
+          <w:p>
+            <w:r/>
+            <w:r>
+              <w:rPr>
+                <w:b w:val="0"/>
+                <w:sz w:val="18"/>
+              </w:rPr>
+              <w:t>5,175</w:t>
+            </w:r>
+          </w:p>
+        </w:tc>
+        <w:tc>
+          <w:tcPr>
+            <w:tcW w:type="dxa" w:w="1728"/>
+          </w:tcPr>
+          <w:p>
+            <w:r/>
+            <w:r>
+              <w:rPr>
+                <w:b w:val="0"/>
+                <w:sz w:val="18"/>
+              </w:rPr>
+              <w:t>182</w:t>
+            </w:r>
+          </w:p>
+        </w:tc>
+        <w:tc>
+          <w:tcPr>
+            <w:tcW w:type="dxa" w:w="1728"/>
+          </w:tcPr>
+          <w:p>
+            <w:r/>
+            <w:r>
+              <w:rPr>
+                <w:b w:val="0"/>
+                <w:sz w:val="18"/>
+              </w:rPr>
+              <w:t>214</w:t>
+            </w:r>
+          </w:p>
+        </w:tc>
+      </w:tr>
+      <w:tr>
+        <w:tc>
+          <w:tcPr>
+            <w:tcW w:type="dxa" w:w="1728"/>
+          </w:tcPr>
+          <w:p>
+            <w:r/>
+            <w:r>
+              <w:rPr>
+                <w:b w:val="0"/>
+                <w:sz w:val="18"/>
+              </w:rPr>
+              <w:t>mini_heart</w:t>
+            </w:r>
+          </w:p>
+        </w:tc>
+        <w:tc>
+          <w:tcPr>
+            <w:tcW w:type="dxa" w:w="1728"/>
+          </w:tcPr>
+          <w:p>
+            <w:r/>
+            <w:r>
+              <w:rPr>
+                <w:b w:val="0"/>
+                <w:sz w:val="18"/>
+              </w:rPr>
+              <w:t>cross_domain</w:t>
+            </w:r>
+          </w:p>
+        </w:tc>
+        <w:tc>
+          <w:tcPr>
+            <w:tcW w:type="dxa" w:w="1728"/>
+          </w:tcPr>
+          <w:p>
+            <w:r/>
+            <w:r>
+              <w:rPr>
+                <w:b w:val="0"/>
+                <w:sz w:val="18"/>
+              </w:rPr>
+              <w:t>5,600</w:t>
+            </w:r>
+          </w:p>
+        </w:tc>
+        <w:tc>
+          <w:tcPr>
+            <w:tcW w:type="dxa" w:w="1728"/>
+          </w:tcPr>
+          <w:p>
+            <w:r/>
+            <w:r>
+              <w:rPr>
+                <w:b w:val="0"/>
+                <w:sz w:val="18"/>
+              </w:rPr>
+              <w:t>267</w:t>
+            </w:r>
+          </w:p>
+        </w:tc>
+        <w:tc>
+          <w:tcPr>
+            <w:tcW w:type="dxa" w:w="1728"/>
+          </w:tcPr>
+          <w:p>
+            <w:r/>
+            <w:r>
+              <w:rPr>
+                <w:b w:val="0"/>
+                <w:sz w:val="18"/>
+              </w:rPr>
+              <w:t>45</w:t>
+            </w:r>
+          </w:p>
+        </w:tc>
+      </w:tr>
+      <w:tr>
+        <w:tc>
+          <w:tcPr>
+            <w:tcW w:type="dxa" w:w="1728"/>
+          </w:tcPr>
+          <w:p>
+            <w:r/>
+            <w:r>
+              <w:rPr>
+                <w:b w:val="0"/>
+                <w:sz w:val="18"/>
+              </w:rPr>
+              <w:t>t_pose</w:t>
+            </w:r>
+          </w:p>
+        </w:tc>
+        <w:tc>
+          <w:tcPr>
+            <w:tcW w:type="dxa" w:w="1728"/>
+          </w:tcPr>
+          <w:p>
+            <w:r/>
+            <w:r>
+              <w:rPr>
+                <w:b w:val="0"/>
+                <w:sz w:val="18"/>
+              </w:rPr>
+              <w:t>cross_domain</w:t>
+            </w:r>
+          </w:p>
+        </w:tc>
+        <w:tc>
+          <w:tcPr>
+            <w:tcW w:type="dxa" w:w="1728"/>
+          </w:tcPr>
+          <w:p>
+            <w:r/>
+            <w:r>
+              <w:rPr>
+                <w:b w:val="0"/>
+                <w:sz w:val="18"/>
+              </w:rPr>
+              <w:t>2,349</w:t>
+            </w:r>
+          </w:p>
+        </w:tc>
+        <w:tc>
+          <w:tcPr>
+            <w:tcW w:type="dxa" w:w="1728"/>
+          </w:tcPr>
+          <w:p>
+            <w:r/>
+            <w:r>
+              <w:rPr>
+                <w:b w:val="0"/>
+                <w:sz w:val="18"/>
+              </w:rPr>
+              <w:t>15</w:t>
+            </w:r>
+          </w:p>
+        </w:tc>
+        <w:tc>
+          <w:tcPr>
+            <w:tcW w:type="dxa" w:w="1728"/>
+          </w:tcPr>
+          <w:p>
+            <w:r/>
+            <w:r>
+              <w:rPr>
+                <w:b w:val="0"/>
+                <w:sz w:val="18"/>
+              </w:rPr>
+              <w:t>36</w:t>
+            </w:r>
+          </w:p>
+        </w:tc>
+      </w:tr>
+      <w:tr>
+        <w:tc>
+          <w:tcPr>
+            <w:tcW w:type="dxa" w:w="1728"/>
+          </w:tcPr>
+          <w:p>
+            <w:r/>
+            <w:r>
+              <w:rPr>
+                <w:b w:val="0"/>
+                <w:color w:val="886600"/>
+                <w:sz w:val="18"/>
+              </w:rPr>
+              <w:t>glico_pose</w:t>
+            </w:r>
+          </w:p>
+        </w:tc>
+        <w:tc>
+          <w:tcPr>
+            <w:tcW w:type="dxa" w:w="1728"/>
+          </w:tcPr>
+          <w:p>
+            <w:r/>
+            <w:r>
+              <w:rPr>
+                <w:b w:val="0"/>
+                <w:color w:val="886600"/>
+                <w:sz w:val="18"/>
+              </w:rPr>
+              <w:t>aug_only_leak</w:t>
+            </w:r>
+          </w:p>
+        </w:tc>
+        <w:tc>
+          <w:tcPr>
+            <w:tcW w:type="dxa" w:w="1728"/>
+          </w:tcPr>
+          <w:p>
+            <w:r/>
+            <w:r>
+              <w:rPr>
+                <w:b w:val="0"/>
+                <w:color w:val="886600"/>
+                <w:sz w:val="18"/>
+              </w:rPr>
+              <w:t>2,244</w:t>
+            </w:r>
+          </w:p>
+        </w:tc>
+        <w:tc>
+          <w:tcPr>
+            <w:tcW w:type="dxa" w:w="1728"/>
+          </w:tcPr>
+          <w:p>
+            <w:r/>
+            <w:r>
+              <w:rPr>
+                <w:b w:val="0"/>
+                <w:color w:val="886600"/>
+                <w:sz w:val="18"/>
+              </w:rPr>
+              <w:t>0</w:t>
+            </w:r>
+          </w:p>
+        </w:tc>
+        <w:tc>
+          <w:tcPr>
+            <w:tcW w:type="dxa" w:w="1728"/>
+          </w:tcPr>
+          <w:p>
+            <w:r/>
+            <w:r>
+              <w:rPr>
+                <w:b w:val="0"/>
+                <w:color w:val="886600"/>
+                <w:sz w:val="18"/>
+              </w:rPr>
+              <w:t>66</w:t>
+            </w:r>
+          </w:p>
+        </w:tc>
+      </w:tr>
+    </w:tbl>
+    <w:p>
+      <w:r>
+        <w:t>eval type — cross_domain: external train, our-footage test (a real generalisation number). held_out_external (thumb): cross-subject within HaGRID. aug_only_leak (squat, glico_pose): train is augmented copies of the s01 frames, so the test number leaks and is NOT counted in 'real-eval'. Phase 6 field recordings are the real gate for those two.</w:t>
       </w:r>
     </w:p>
     <w:p>
@@ -5628,6 +6681,454 @@
     </w:tbl>
     <w:p>
       <w:r>
+        <w:rPr>
+          <w:b/>
+        </w:rPr>
+        <w:t>Where it errs — the biggest confusion pairs on the test set:</w:t>
+      </w:r>
+    </w:p>
+    <w:tbl>
+      <w:tblPr>
+        <w:tblStyle w:val="LightGrid-Accent1"/>
+        <w:tblW w:type="auto" w:w="0"/>
+        <w:tblLook w:firstColumn="1" w:firstRow="1" w:lastColumn="0" w:lastRow="0" w:noHBand="0" w:noVBand="1" w:val="04A0"/>
+      </w:tblPr>
+      <w:tblGrid>
+        <w:gridCol w:w="2880"/>
+        <w:gridCol w:w="2880"/>
+        <w:gridCol w:w="2880"/>
+      </w:tblGrid>
+      <w:tr>
+        <w:tc>
+          <w:tcPr>
+            <w:tcW w:type="dxa" w:w="2880"/>
+          </w:tcPr>
+          <w:p>
+            <w:r/>
+            <w:r>
+              <w:rPr>
+                <w:b/>
+                <w:sz w:val="18"/>
+              </w:rPr>
+              <w:t>true class</w:t>
+            </w:r>
+          </w:p>
+        </w:tc>
+        <w:tc>
+          <w:tcPr>
+            <w:tcW w:type="dxa" w:w="2880"/>
+          </w:tcPr>
+          <w:p>
+            <w:r/>
+            <w:r>
+              <w:rPr>
+                <w:b/>
+                <w:sz w:val="18"/>
+              </w:rPr>
+              <w:t>predicted as</w:t>
+            </w:r>
+          </w:p>
+        </w:tc>
+        <w:tc>
+          <w:tcPr>
+            <w:tcW w:type="dxa" w:w="2880"/>
+          </w:tcPr>
+          <w:p>
+            <w:r/>
+            <w:r>
+              <w:rPr>
+                <w:b/>
+                <w:sz w:val="18"/>
+              </w:rPr>
+              <w:t>count</w:t>
+            </w:r>
+          </w:p>
+        </w:tc>
+      </w:tr>
+      <w:tr>
+        <w:tc>
+          <w:tcPr>
+            <w:tcW w:type="dxa" w:w="2880"/>
+          </w:tcPr>
+          <w:p>
+            <w:r/>
+            <w:r>
+              <w:rPr>
+                <w:b w:val="0"/>
+                <w:sz w:val="18"/>
+              </w:rPr>
+              <w:t>raise_right_hand</w:t>
+            </w:r>
+          </w:p>
+        </w:tc>
+        <w:tc>
+          <w:tcPr>
+            <w:tcW w:type="dxa" w:w="2880"/>
+          </w:tcPr>
+          <w:p>
+            <w:r/>
+            <w:r>
+              <w:rPr>
+                <w:b w:val="0"/>
+                <w:sz w:val="18"/>
+              </w:rPr>
+              <w:t>idle</w:t>
+            </w:r>
+          </w:p>
+        </w:tc>
+        <w:tc>
+          <w:tcPr>
+            <w:tcW w:type="dxa" w:w="2880"/>
+          </w:tcPr>
+          <w:p>
+            <w:r/>
+            <w:r>
+              <w:rPr>
+                <w:b w:val="0"/>
+                <w:sz w:val="18"/>
+              </w:rPr>
+              <w:t>18</w:t>
+            </w:r>
+          </w:p>
+        </w:tc>
+      </w:tr>
+      <w:tr>
+        <w:tc>
+          <w:tcPr>
+            <w:tcW w:type="dxa" w:w="2880"/>
+          </w:tcPr>
+          <w:p>
+            <w:r/>
+            <w:r>
+              <w:rPr>
+                <w:b w:val="0"/>
+                <w:sz w:val="18"/>
+              </w:rPr>
+              <w:t>laying</w:t>
+            </w:r>
+          </w:p>
+        </w:tc>
+        <w:tc>
+          <w:tcPr>
+            <w:tcW w:type="dxa" w:w="2880"/>
+          </w:tcPr>
+          <w:p>
+            <w:r/>
+            <w:r>
+              <w:rPr>
+                <w:b w:val="0"/>
+                <w:sz w:val="18"/>
+              </w:rPr>
+              <w:t>raise_left_hand</w:t>
+            </w:r>
+          </w:p>
+        </w:tc>
+        <w:tc>
+          <w:tcPr>
+            <w:tcW w:type="dxa" w:w="2880"/>
+          </w:tcPr>
+          <w:p>
+            <w:r/>
+            <w:r>
+              <w:rPr>
+                <w:b w:val="0"/>
+                <w:sz w:val="18"/>
+              </w:rPr>
+              <w:t>14</w:t>
+            </w:r>
+          </w:p>
+        </w:tc>
+      </w:tr>
+      <w:tr>
+        <w:tc>
+          <w:tcPr>
+            <w:tcW w:type="dxa" w:w="2880"/>
+          </w:tcPr>
+          <w:p>
+            <w:r/>
+            <w:r>
+              <w:rPr>
+                <w:b w:val="0"/>
+                <w:sz w:val="18"/>
+              </w:rPr>
+              <w:t>mini_heart</w:t>
+            </w:r>
+          </w:p>
+        </w:tc>
+        <w:tc>
+          <w:tcPr>
+            <w:tcW w:type="dxa" w:w="2880"/>
+          </w:tcPr>
+          <w:p>
+            <w:r/>
+            <w:r>
+              <w:rPr>
+                <w:b w:val="0"/>
+                <w:sz w:val="18"/>
+              </w:rPr>
+              <w:t>raise_right_hand</w:t>
+            </w:r>
+          </w:p>
+        </w:tc>
+        <w:tc>
+          <w:tcPr>
+            <w:tcW w:type="dxa" w:w="2880"/>
+          </w:tcPr>
+          <w:p>
+            <w:r/>
+            <w:r>
+              <w:rPr>
+                <w:b w:val="0"/>
+                <w:sz w:val="18"/>
+              </w:rPr>
+              <w:t>12</w:t>
+            </w:r>
+          </w:p>
+        </w:tc>
+      </w:tr>
+      <w:tr>
+        <w:tc>
+          <w:tcPr>
+            <w:tcW w:type="dxa" w:w="2880"/>
+          </w:tcPr>
+          <w:p>
+            <w:r/>
+            <w:r>
+              <w:rPr>
+                <w:b w:val="0"/>
+                <w:sz w:val="18"/>
+              </w:rPr>
+              <w:t>ok</w:t>
+            </w:r>
+          </w:p>
+        </w:tc>
+        <w:tc>
+          <w:tcPr>
+            <w:tcW w:type="dxa" w:w="2880"/>
+          </w:tcPr>
+          <w:p>
+            <w:r/>
+            <w:r>
+              <w:rPr>
+                <w:b w:val="0"/>
+                <w:sz w:val="18"/>
+              </w:rPr>
+              <w:t>idle</w:t>
+            </w:r>
+          </w:p>
+        </w:tc>
+        <w:tc>
+          <w:tcPr>
+            <w:tcW w:type="dxa" w:w="2880"/>
+          </w:tcPr>
+          <w:p>
+            <w:r/>
+            <w:r>
+              <w:rPr>
+                <w:b w:val="0"/>
+                <w:sz w:val="18"/>
+              </w:rPr>
+              <w:t>8</w:t>
+            </w:r>
+          </w:p>
+        </w:tc>
+      </w:tr>
+      <w:tr>
+        <w:tc>
+          <w:tcPr>
+            <w:tcW w:type="dxa" w:w="2880"/>
+          </w:tcPr>
+          <w:p>
+            <w:r/>
+            <w:r>
+              <w:rPr>
+                <w:b w:val="0"/>
+                <w:sz w:val="18"/>
+              </w:rPr>
+              <w:t>t_pose</w:t>
+            </w:r>
+          </w:p>
+        </w:tc>
+        <w:tc>
+          <w:tcPr>
+            <w:tcW w:type="dxa" w:w="2880"/>
+          </w:tcPr>
+          <w:p>
+            <w:r/>
+            <w:r>
+              <w:rPr>
+                <w:b w:val="0"/>
+                <w:sz w:val="18"/>
+              </w:rPr>
+              <w:t>sit</w:t>
+            </w:r>
+          </w:p>
+        </w:tc>
+        <w:tc>
+          <w:tcPr>
+            <w:tcW w:type="dxa" w:w="2880"/>
+          </w:tcPr>
+          <w:p>
+            <w:r/>
+            <w:r>
+              <w:rPr>
+                <w:b w:val="0"/>
+                <w:sz w:val="18"/>
+              </w:rPr>
+              <w:t>7</w:t>
+            </w:r>
+          </w:p>
+        </w:tc>
+      </w:tr>
+      <w:tr>
+        <w:tc>
+          <w:tcPr>
+            <w:tcW w:type="dxa" w:w="2880"/>
+          </w:tcPr>
+          <w:p>
+            <w:r/>
+            <w:r>
+              <w:rPr>
+                <w:b w:val="0"/>
+                <w:sz w:val="18"/>
+              </w:rPr>
+              <w:t>ok</w:t>
+            </w:r>
+          </w:p>
+        </w:tc>
+        <w:tc>
+          <w:tcPr>
+            <w:tcW w:type="dxa" w:w="2880"/>
+          </w:tcPr>
+          <w:p>
+            <w:r/>
+            <w:r>
+              <w:rPr>
+                <w:b w:val="0"/>
+                <w:sz w:val="18"/>
+              </w:rPr>
+              <w:t>sit</w:t>
+            </w:r>
+          </w:p>
+        </w:tc>
+        <w:tc>
+          <w:tcPr>
+            <w:tcW w:type="dxa" w:w="2880"/>
+          </w:tcPr>
+          <w:p>
+            <w:r/>
+            <w:r>
+              <w:rPr>
+                <w:b w:val="0"/>
+                <w:sz w:val="18"/>
+              </w:rPr>
+              <w:t>6</w:t>
+            </w:r>
+          </w:p>
+        </w:tc>
+      </w:tr>
+      <w:tr>
+        <w:tc>
+          <w:tcPr>
+            <w:tcW w:type="dxa" w:w="2880"/>
+          </w:tcPr>
+          <w:p>
+            <w:r/>
+            <w:r>
+              <w:rPr>
+                <w:b w:val="0"/>
+                <w:sz w:val="18"/>
+              </w:rPr>
+              <w:t>sit</w:t>
+            </w:r>
+          </w:p>
+        </w:tc>
+        <w:tc>
+          <w:tcPr>
+            <w:tcW w:type="dxa" w:w="2880"/>
+          </w:tcPr>
+          <w:p>
+            <w:r/>
+            <w:r>
+              <w:rPr>
+                <w:b w:val="0"/>
+                <w:sz w:val="18"/>
+              </w:rPr>
+              <w:t>idle</w:t>
+            </w:r>
+          </w:p>
+        </w:tc>
+        <w:tc>
+          <w:tcPr>
+            <w:tcW w:type="dxa" w:w="2880"/>
+          </w:tcPr>
+          <w:p>
+            <w:r/>
+            <w:r>
+              <w:rPr>
+                <w:b w:val="0"/>
+                <w:sz w:val="18"/>
+              </w:rPr>
+              <w:t>5</w:t>
+            </w:r>
+          </w:p>
+        </w:tc>
+      </w:tr>
+      <w:tr>
+        <w:tc>
+          <w:tcPr>
+            <w:tcW w:type="dxa" w:w="2880"/>
+          </w:tcPr>
+          <w:p>
+            <w:r/>
+            <w:r>
+              <w:rPr>
+                <w:b w:val="0"/>
+                <w:sz w:val="18"/>
+              </w:rPr>
+              <w:t>raise_right_hand</w:t>
+            </w:r>
+          </w:p>
+        </w:tc>
+        <w:tc>
+          <w:tcPr>
+            <w:tcW w:type="dxa" w:w="2880"/>
+          </w:tcPr>
+          <w:p>
+            <w:r/>
+            <w:r>
+              <w:rPr>
+                <w:b w:val="0"/>
+                <w:sz w:val="18"/>
+              </w:rPr>
+              <w:t>sit</w:t>
+            </w:r>
+          </w:p>
+        </w:tc>
+        <w:tc>
+          <w:tcPr>
+            <w:tcW w:type="dxa" w:w="2880"/>
+          </w:tcPr>
+          <w:p>
+            <w:r/>
+            <w:r>
+              <w:rPr>
+                <w:b w:val="0"/>
+                <w:sz w:val="18"/>
+              </w:rPr>
+              <w:t>4</w:t>
+            </w:r>
+          </w:p>
+        </w:tc>
+      </w:tr>
+    </w:tbl>
+    <w:p>
+      <w:r>
+        <w:t>The pattern is recall loss, not cross-gesture mix-ups: real gestures (raise_right_hand, ok) fall to idle, and mini_heart falls to raise_right_hand (elevated-arm training rows). idle itself is only over-predicted mildly. This is the data/feature-gap signature — Track B/D/E and Phase 6.</w:t>
+      </w:r>
+    </w:p>
+    <w:p>
+      <w:r>
         <w:drawing>
           <wp:inline xmlns:a="http://schemas.openxmlformats.org/drawingml/2006/main" xmlns:pic="http://schemas.openxmlformats.org/drawingml/2006/picture">
             <wp:extent cx="5852160" cy="5201327"/>
@@ -5699,6 +7200,47 @@
       </w:r>
     </w:p>
     <w:p>
+      <w:r>
+        <w:t>Runner-up LightGBM, same test set (for comparison):</w:t>
+      </w:r>
+    </w:p>
+    <w:p>
+      <w:r>
+        <w:drawing>
+          <wp:inline xmlns:a="http://schemas.openxmlformats.org/drawingml/2006/main" xmlns:pic="http://schemas.openxmlformats.org/drawingml/2006/picture">
+            <wp:extent cx="5852160" cy="5201327"/>
+            <wp:docPr id="6" name="Picture 6"/>
+            <wp:cNvGraphicFramePr>
+              <a:graphicFrameLocks noChangeAspect="1"/>
+            </wp:cNvGraphicFramePr>
+            <a:graphic>
+              <a:graphicData uri="http://schemas.openxmlformats.org/drawingml/2006/picture">
+                <pic:pic>
+                  <pic:nvPicPr>
+                    <pic:cNvPr id="0" name="lgbm_confusion.png"/>
+                    <pic:cNvPicPr/>
+                  </pic:nvPicPr>
+                  <pic:blipFill>
+                    <a:blip r:embed="rId14"/>
+                    <a:stretch>
+                      <a:fillRect/>
+                    </a:stretch>
+                  </pic:blipFill>
+                  <pic:spPr>
+                    <a:xfrm>
+                      <a:off x="0" y="0"/>
+                      <a:ext cx="5852160" cy="5201327"/>
+                    </a:xfrm>
+                    <a:prstGeom prst="rect"/>
+                  </pic:spPr>
+                </pic:pic>
+              </a:graphicData>
+            </a:graphic>
+          </wp:inline>
+        </w:drawing>
+      </w:r>
+    </w:p>
+    <w:p>
       <w:pPr>
         <w:pStyle w:val="Heading1"/>
       </w:pPr>
@@ -6045,7 +7587,1030 @@
     </w:p>
     <w:p>
       <w:r>
-        <w:t>Worth keeping: the gate is interpretable — it suppresses the off-hand for one-hand gestures (raise_right → left-hand block ≈ 0.16, right-hand ≈ 0.48; raise_left the mirror), leans on the joint-angle block for postures, and keeps that block the most open overall. This is a third independent confirmation (with Track B's body_raw_hands_derived) that the idle class is fragile to anything that reduces feature information.</w:t>
+        <w:rPr>
+          <w:b/>
+        </w:rPr>
+        <w:t>Worth keeping: the gate is interpretable. Mean SE multiplier per feature block, by true class on the test set (1.0 = fully kept, 0.0 = suppressed):</w:t>
+      </w:r>
+    </w:p>
+    <w:tbl>
+      <w:tblPr>
+        <w:tblStyle w:val="LightGrid-Accent1"/>
+        <w:tblW w:type="auto" w:w="0"/>
+        <w:tblLook w:firstColumn="1" w:firstRow="1" w:lastColumn="0" w:lastRow="0" w:noHBand="0" w:noVBand="1" w:val="04A0"/>
+      </w:tblPr>
+      <w:tblGrid>
+        <w:gridCol w:w="1728"/>
+        <w:gridCol w:w="1728"/>
+        <w:gridCol w:w="1728"/>
+        <w:gridCol w:w="1728"/>
+        <w:gridCol w:w="1728"/>
+      </w:tblGrid>
+      <w:tr>
+        <w:tc>
+          <w:tcPr>
+            <w:tcW w:type="dxa" w:w="1728"/>
+          </w:tcPr>
+          <w:p>
+            <w:r/>
+            <w:r>
+              <w:rPr>
+                <w:b/>
+                <w:sz w:val="18"/>
+              </w:rPr>
+              <w:t>class</w:t>
+            </w:r>
+          </w:p>
+        </w:tc>
+        <w:tc>
+          <w:tcPr>
+            <w:tcW w:type="dxa" w:w="1728"/>
+          </w:tcPr>
+          <w:p>
+            <w:r/>
+            <w:r>
+              <w:rPr>
+                <w:b/>
+                <w:sz w:val="18"/>
+              </w:rPr>
+              <w:t>body xy</w:t>
+            </w:r>
+          </w:p>
+        </w:tc>
+        <w:tc>
+          <w:tcPr>
+            <w:tcW w:type="dxa" w:w="1728"/>
+          </w:tcPr>
+          <w:p>
+            <w:r/>
+            <w:r>
+              <w:rPr>
+                <w:b/>
+                <w:sz w:val="18"/>
+              </w:rPr>
+              <w:t>L-hand</w:t>
+            </w:r>
+          </w:p>
+        </w:tc>
+        <w:tc>
+          <w:tcPr>
+            <w:tcW w:type="dxa" w:w="1728"/>
+          </w:tcPr>
+          <w:p>
+            <w:r/>
+            <w:r>
+              <w:rPr>
+                <w:b/>
+                <w:sz w:val="18"/>
+              </w:rPr>
+              <w:t>R-hand</w:t>
+            </w:r>
+          </w:p>
+        </w:tc>
+        <w:tc>
+          <w:tcPr>
+            <w:tcW w:type="dxa" w:w="1728"/>
+          </w:tcPr>
+          <w:p>
+            <w:r/>
+            <w:r>
+              <w:rPr>
+                <w:b/>
+                <w:sz w:val="18"/>
+              </w:rPr>
+              <w:t>joint angles</w:t>
+            </w:r>
+          </w:p>
+        </w:tc>
+      </w:tr>
+      <w:tr>
+        <w:tc>
+          <w:tcPr>
+            <w:tcW w:type="dxa" w:w="1728"/>
+          </w:tcPr>
+          <w:p>
+            <w:r/>
+            <w:r>
+              <w:rPr>
+                <w:b w:val="0"/>
+                <w:sz w:val="18"/>
+              </w:rPr>
+              <w:t>idle</w:t>
+            </w:r>
+          </w:p>
+        </w:tc>
+        <w:tc>
+          <w:tcPr>
+            <w:tcW w:type="dxa" w:w="1728"/>
+          </w:tcPr>
+          <w:p>
+            <w:r/>
+            <w:r>
+              <w:rPr>
+                <w:b w:val="0"/>
+                <w:sz w:val="18"/>
+              </w:rPr>
+              <w:t>0.70</w:t>
+            </w:r>
+          </w:p>
+        </w:tc>
+        <w:tc>
+          <w:tcPr>
+            <w:tcW w:type="dxa" w:w="1728"/>
+          </w:tcPr>
+          <w:p>
+            <w:r/>
+            <w:r>
+              <w:rPr>
+                <w:b w:val="0"/>
+                <w:sz w:val="18"/>
+              </w:rPr>
+              <w:t>0.60</w:t>
+            </w:r>
+          </w:p>
+        </w:tc>
+        <w:tc>
+          <w:tcPr>
+            <w:tcW w:type="dxa" w:w="1728"/>
+          </w:tcPr>
+          <w:p>
+            <w:r/>
+            <w:r>
+              <w:rPr>
+                <w:b w:val="0"/>
+                <w:sz w:val="18"/>
+              </w:rPr>
+              <w:t>0.61</w:t>
+            </w:r>
+          </w:p>
+        </w:tc>
+        <w:tc>
+          <w:tcPr>
+            <w:tcW w:type="dxa" w:w="1728"/>
+          </w:tcPr>
+          <w:p>
+            <w:r/>
+            <w:r>
+              <w:rPr>
+                <w:b w:val="0"/>
+                <w:sz w:val="18"/>
+              </w:rPr>
+              <w:t>0.74</w:t>
+            </w:r>
+          </w:p>
+        </w:tc>
+      </w:tr>
+      <w:tr>
+        <w:tc>
+          <w:tcPr>
+            <w:tcW w:type="dxa" w:w="1728"/>
+          </w:tcPr>
+          <w:p>
+            <w:r/>
+            <w:r>
+              <w:rPr>
+                <w:b w:val="0"/>
+                <w:sz w:val="18"/>
+              </w:rPr>
+              <w:t>raise_right_hand</w:t>
+            </w:r>
+          </w:p>
+        </w:tc>
+        <w:tc>
+          <w:tcPr>
+            <w:tcW w:type="dxa" w:w="1728"/>
+          </w:tcPr>
+          <w:p>
+            <w:r/>
+            <w:r>
+              <w:rPr>
+                <w:b w:val="0"/>
+                <w:sz w:val="18"/>
+              </w:rPr>
+              <w:t>0.65</w:t>
+            </w:r>
+          </w:p>
+        </w:tc>
+        <w:tc>
+          <w:tcPr>
+            <w:tcW w:type="dxa" w:w="1728"/>
+          </w:tcPr>
+          <w:p>
+            <w:r/>
+            <w:r>
+              <w:rPr>
+                <w:b w:val="0"/>
+                <w:sz w:val="18"/>
+              </w:rPr>
+              <w:t>0.56</w:t>
+            </w:r>
+          </w:p>
+        </w:tc>
+        <w:tc>
+          <w:tcPr>
+            <w:tcW w:type="dxa" w:w="1728"/>
+          </w:tcPr>
+          <w:p>
+            <w:r/>
+            <w:r>
+              <w:rPr>
+                <w:b w:val="0"/>
+                <w:sz w:val="18"/>
+              </w:rPr>
+              <w:t>0.72</w:t>
+            </w:r>
+          </w:p>
+        </w:tc>
+        <w:tc>
+          <w:tcPr>
+            <w:tcW w:type="dxa" w:w="1728"/>
+          </w:tcPr>
+          <w:p>
+            <w:r/>
+            <w:r>
+              <w:rPr>
+                <w:b w:val="0"/>
+                <w:sz w:val="18"/>
+              </w:rPr>
+              <w:t>0.73</w:t>
+            </w:r>
+          </w:p>
+        </w:tc>
+      </w:tr>
+      <w:tr>
+        <w:tc>
+          <w:tcPr>
+            <w:tcW w:type="dxa" w:w="1728"/>
+          </w:tcPr>
+          <w:p>
+            <w:r/>
+            <w:r>
+              <w:rPr>
+                <w:b w:val="0"/>
+                <w:sz w:val="18"/>
+              </w:rPr>
+              <w:t>raise_left_hand</w:t>
+            </w:r>
+          </w:p>
+        </w:tc>
+        <w:tc>
+          <w:tcPr>
+            <w:tcW w:type="dxa" w:w="1728"/>
+          </w:tcPr>
+          <w:p>
+            <w:r/>
+            <w:r>
+              <w:rPr>
+                <w:b w:val="0"/>
+                <w:sz w:val="18"/>
+              </w:rPr>
+              <w:t>0.63</w:t>
+            </w:r>
+          </w:p>
+        </w:tc>
+        <w:tc>
+          <w:tcPr>
+            <w:tcW w:type="dxa" w:w="1728"/>
+          </w:tcPr>
+          <w:p>
+            <w:r/>
+            <w:r>
+              <w:rPr>
+                <w:b w:val="0"/>
+                <w:sz w:val="18"/>
+              </w:rPr>
+              <w:t>0.81</w:t>
+            </w:r>
+          </w:p>
+        </w:tc>
+        <w:tc>
+          <w:tcPr>
+            <w:tcW w:type="dxa" w:w="1728"/>
+          </w:tcPr>
+          <w:p>
+            <w:r/>
+            <w:r>
+              <w:rPr>
+                <w:b w:val="0"/>
+                <w:sz w:val="18"/>
+              </w:rPr>
+              <w:t>0.53</w:t>
+            </w:r>
+          </w:p>
+        </w:tc>
+        <w:tc>
+          <w:tcPr>
+            <w:tcW w:type="dxa" w:w="1728"/>
+          </w:tcPr>
+          <w:p>
+            <w:r/>
+            <w:r>
+              <w:rPr>
+                <w:b w:val="0"/>
+                <w:sz w:val="18"/>
+              </w:rPr>
+              <w:t>0.69</w:t>
+            </w:r>
+          </w:p>
+        </w:tc>
+      </w:tr>
+      <w:tr>
+        <w:tc>
+          <w:tcPr>
+            <w:tcW w:type="dxa" w:w="1728"/>
+          </w:tcPr>
+          <w:p>
+            <w:r/>
+            <w:r>
+              <w:rPr>
+                <w:b w:val="0"/>
+                <w:sz w:val="18"/>
+              </w:rPr>
+              <w:t>sit</w:t>
+            </w:r>
+          </w:p>
+        </w:tc>
+        <w:tc>
+          <w:tcPr>
+            <w:tcW w:type="dxa" w:w="1728"/>
+          </w:tcPr>
+          <w:p>
+            <w:r/>
+            <w:r>
+              <w:rPr>
+                <w:b w:val="0"/>
+                <w:sz w:val="18"/>
+              </w:rPr>
+              <w:t>0.70</w:t>
+            </w:r>
+          </w:p>
+        </w:tc>
+        <w:tc>
+          <w:tcPr>
+            <w:tcW w:type="dxa" w:w="1728"/>
+          </w:tcPr>
+          <w:p>
+            <w:r/>
+            <w:r>
+              <w:rPr>
+                <w:b w:val="0"/>
+                <w:sz w:val="18"/>
+              </w:rPr>
+              <w:t>0.61</w:t>
+            </w:r>
+          </w:p>
+        </w:tc>
+        <w:tc>
+          <w:tcPr>
+            <w:tcW w:type="dxa" w:w="1728"/>
+          </w:tcPr>
+          <w:p>
+            <w:r/>
+            <w:r>
+              <w:rPr>
+                <w:b w:val="0"/>
+                <w:sz w:val="18"/>
+              </w:rPr>
+              <w:t>0.60</w:t>
+            </w:r>
+          </w:p>
+        </w:tc>
+        <w:tc>
+          <w:tcPr>
+            <w:tcW w:type="dxa" w:w="1728"/>
+          </w:tcPr>
+          <w:p>
+            <w:r/>
+            <w:r>
+              <w:rPr>
+                <w:b w:val="0"/>
+                <w:sz w:val="18"/>
+              </w:rPr>
+              <w:t>0.73</w:t>
+            </w:r>
+          </w:p>
+        </w:tc>
+      </w:tr>
+      <w:tr>
+        <w:tc>
+          <w:tcPr>
+            <w:tcW w:type="dxa" w:w="1728"/>
+          </w:tcPr>
+          <w:p>
+            <w:r/>
+            <w:r>
+              <w:rPr>
+                <w:b w:val="0"/>
+                <w:sz w:val="18"/>
+              </w:rPr>
+              <w:t>squat</w:t>
+            </w:r>
+          </w:p>
+        </w:tc>
+        <w:tc>
+          <w:tcPr>
+            <w:tcW w:type="dxa" w:w="1728"/>
+          </w:tcPr>
+          <w:p>
+            <w:r/>
+            <w:r>
+              <w:rPr>
+                <w:b w:val="0"/>
+                <w:sz w:val="18"/>
+              </w:rPr>
+              <w:t>0.67</w:t>
+            </w:r>
+          </w:p>
+        </w:tc>
+        <w:tc>
+          <w:tcPr>
+            <w:tcW w:type="dxa" w:w="1728"/>
+          </w:tcPr>
+          <w:p>
+            <w:r/>
+            <w:r>
+              <w:rPr>
+                <w:b w:val="0"/>
+                <w:sz w:val="18"/>
+              </w:rPr>
+              <w:t>0.60</w:t>
+            </w:r>
+          </w:p>
+        </w:tc>
+        <w:tc>
+          <w:tcPr>
+            <w:tcW w:type="dxa" w:w="1728"/>
+          </w:tcPr>
+          <w:p>
+            <w:r/>
+            <w:r>
+              <w:rPr>
+                <w:b w:val="0"/>
+                <w:sz w:val="18"/>
+              </w:rPr>
+              <w:t>0.59</w:t>
+            </w:r>
+          </w:p>
+        </w:tc>
+        <w:tc>
+          <w:tcPr>
+            <w:tcW w:type="dxa" w:w="1728"/>
+          </w:tcPr>
+          <w:p>
+            <w:r/>
+            <w:r>
+              <w:rPr>
+                <w:b w:val="0"/>
+                <w:sz w:val="18"/>
+              </w:rPr>
+              <w:t>0.65</w:t>
+            </w:r>
+          </w:p>
+        </w:tc>
+      </w:tr>
+      <w:tr>
+        <w:tc>
+          <w:tcPr>
+            <w:tcW w:type="dxa" w:w="1728"/>
+          </w:tcPr>
+          <w:p>
+            <w:r/>
+            <w:r>
+              <w:rPr>
+                <w:b w:val="0"/>
+                <w:sz w:val="18"/>
+              </w:rPr>
+              <w:t>laying</w:t>
+            </w:r>
+          </w:p>
+        </w:tc>
+        <w:tc>
+          <w:tcPr>
+            <w:tcW w:type="dxa" w:w="1728"/>
+          </w:tcPr>
+          <w:p>
+            <w:r/>
+            <w:r>
+              <w:rPr>
+                <w:b w:val="0"/>
+                <w:sz w:val="18"/>
+              </w:rPr>
+              <w:t>0.70</w:t>
+            </w:r>
+          </w:p>
+        </w:tc>
+        <w:tc>
+          <w:tcPr>
+            <w:tcW w:type="dxa" w:w="1728"/>
+          </w:tcPr>
+          <w:p>
+            <w:r/>
+            <w:r>
+              <w:rPr>
+                <w:b w:val="0"/>
+                <w:sz w:val="18"/>
+              </w:rPr>
+              <w:t>0.67</w:t>
+            </w:r>
+          </w:p>
+        </w:tc>
+        <w:tc>
+          <w:tcPr>
+            <w:tcW w:type="dxa" w:w="1728"/>
+          </w:tcPr>
+          <w:p>
+            <w:r/>
+            <w:r>
+              <w:rPr>
+                <w:b w:val="0"/>
+                <w:sz w:val="18"/>
+              </w:rPr>
+              <w:t>0.55</w:t>
+            </w:r>
+          </w:p>
+        </w:tc>
+        <w:tc>
+          <w:tcPr>
+            <w:tcW w:type="dxa" w:w="1728"/>
+          </w:tcPr>
+          <w:p>
+            <w:r/>
+            <w:r>
+              <w:rPr>
+                <w:b w:val="0"/>
+                <w:sz w:val="18"/>
+              </w:rPr>
+              <w:t>0.83</w:t>
+            </w:r>
+          </w:p>
+        </w:tc>
+      </w:tr>
+      <w:tr>
+        <w:tc>
+          <w:tcPr>
+            <w:tcW w:type="dxa" w:w="1728"/>
+          </w:tcPr>
+          <w:p>
+            <w:r/>
+            <w:r>
+              <w:rPr>
+                <w:b w:val="0"/>
+                <w:sz w:val="18"/>
+              </w:rPr>
+              <w:t>ok</w:t>
+            </w:r>
+          </w:p>
+        </w:tc>
+        <w:tc>
+          <w:tcPr>
+            <w:tcW w:type="dxa" w:w="1728"/>
+          </w:tcPr>
+          <w:p>
+            <w:r/>
+            <w:r>
+              <w:rPr>
+                <w:b w:val="0"/>
+                <w:sz w:val="18"/>
+              </w:rPr>
+              <w:t>0.66</w:t>
+            </w:r>
+          </w:p>
+        </w:tc>
+        <w:tc>
+          <w:tcPr>
+            <w:tcW w:type="dxa" w:w="1728"/>
+          </w:tcPr>
+          <w:p>
+            <w:r/>
+            <w:r>
+              <w:rPr>
+                <w:b w:val="0"/>
+                <w:sz w:val="18"/>
+              </w:rPr>
+              <w:t>0.55</w:t>
+            </w:r>
+          </w:p>
+        </w:tc>
+        <w:tc>
+          <w:tcPr>
+            <w:tcW w:type="dxa" w:w="1728"/>
+          </w:tcPr>
+          <w:p>
+            <w:r/>
+            <w:r>
+              <w:rPr>
+                <w:b w:val="0"/>
+                <w:sz w:val="18"/>
+              </w:rPr>
+              <w:t>0.73</w:t>
+            </w:r>
+          </w:p>
+        </w:tc>
+        <w:tc>
+          <w:tcPr>
+            <w:tcW w:type="dxa" w:w="1728"/>
+          </w:tcPr>
+          <w:p>
+            <w:r/>
+            <w:r>
+              <w:rPr>
+                <w:b w:val="0"/>
+                <w:sz w:val="18"/>
+              </w:rPr>
+              <w:t>0.72</w:t>
+            </w:r>
+          </w:p>
+        </w:tc>
+      </w:tr>
+      <w:tr>
+        <w:tc>
+          <w:tcPr>
+            <w:tcW w:type="dxa" w:w="1728"/>
+          </w:tcPr>
+          <w:p>
+            <w:r/>
+            <w:r>
+              <w:rPr>
+                <w:b w:val="0"/>
+                <w:sz w:val="18"/>
+              </w:rPr>
+              <w:t>two_finger</w:t>
+            </w:r>
+          </w:p>
+        </w:tc>
+        <w:tc>
+          <w:tcPr>
+            <w:tcW w:type="dxa" w:w="1728"/>
+          </w:tcPr>
+          <w:p>
+            <w:r/>
+            <w:r>
+              <w:rPr>
+                <w:b w:val="0"/>
+                <w:sz w:val="18"/>
+              </w:rPr>
+              <w:t>0.64</w:t>
+            </w:r>
+          </w:p>
+        </w:tc>
+        <w:tc>
+          <w:tcPr>
+            <w:tcW w:type="dxa" w:w="1728"/>
+          </w:tcPr>
+          <w:p>
+            <w:r/>
+            <w:r>
+              <w:rPr>
+                <w:b w:val="0"/>
+                <w:sz w:val="18"/>
+              </w:rPr>
+              <w:t>0.53</w:t>
+            </w:r>
+          </w:p>
+        </w:tc>
+        <w:tc>
+          <w:tcPr>
+            <w:tcW w:type="dxa" w:w="1728"/>
+          </w:tcPr>
+          <w:p>
+            <w:r/>
+            <w:r>
+              <w:rPr>
+                <w:b w:val="0"/>
+                <w:sz w:val="18"/>
+              </w:rPr>
+              <w:t>0.77</w:t>
+            </w:r>
+          </w:p>
+        </w:tc>
+        <w:tc>
+          <w:tcPr>
+            <w:tcW w:type="dxa" w:w="1728"/>
+          </w:tcPr>
+          <w:p>
+            <w:r/>
+            <w:r>
+              <w:rPr>
+                <w:b w:val="0"/>
+                <w:sz w:val="18"/>
+              </w:rPr>
+              <w:t>0.71</w:t>
+            </w:r>
+          </w:p>
+        </w:tc>
+      </w:tr>
+      <w:tr>
+        <w:tc>
+          <w:tcPr>
+            <w:tcW w:type="dxa" w:w="1728"/>
+          </w:tcPr>
+          <w:p>
+            <w:r/>
+            <w:r>
+              <w:rPr>
+                <w:b w:val="0"/>
+                <w:sz w:val="18"/>
+              </w:rPr>
+              <w:t>thumb</w:t>
+            </w:r>
+          </w:p>
+        </w:tc>
+        <w:tc>
+          <w:tcPr>
+            <w:tcW w:type="dxa" w:w="1728"/>
+          </w:tcPr>
+          <w:p>
+            <w:r/>
+            <w:r>
+              <w:rPr>
+                <w:b w:val="0"/>
+                <w:sz w:val="18"/>
+              </w:rPr>
+              <w:t>0.64</w:t>
+            </w:r>
+          </w:p>
+        </w:tc>
+        <w:tc>
+          <w:tcPr>
+            <w:tcW w:type="dxa" w:w="1728"/>
+          </w:tcPr>
+          <w:p>
+            <w:r/>
+            <w:r>
+              <w:rPr>
+                <w:b w:val="0"/>
+                <w:sz w:val="18"/>
+              </w:rPr>
+              <w:t>0.65</w:t>
+            </w:r>
+          </w:p>
+        </w:tc>
+        <w:tc>
+          <w:tcPr>
+            <w:tcW w:type="dxa" w:w="1728"/>
+          </w:tcPr>
+          <w:p>
+            <w:r/>
+            <w:r>
+              <w:rPr>
+                <w:b w:val="0"/>
+                <w:sz w:val="18"/>
+              </w:rPr>
+              <w:t>0.66</w:t>
+            </w:r>
+          </w:p>
+        </w:tc>
+        <w:tc>
+          <w:tcPr>
+            <w:tcW w:type="dxa" w:w="1728"/>
+          </w:tcPr>
+          <w:p>
+            <w:r/>
+            <w:r>
+              <w:rPr>
+                <w:b w:val="0"/>
+                <w:sz w:val="18"/>
+              </w:rPr>
+              <w:t>0.70</w:t>
+            </w:r>
+          </w:p>
+        </w:tc>
+      </w:tr>
+      <w:tr>
+        <w:tc>
+          <w:tcPr>
+            <w:tcW w:type="dxa" w:w="1728"/>
+          </w:tcPr>
+          <w:p>
+            <w:r/>
+            <w:r>
+              <w:rPr>
+                <w:b w:val="0"/>
+                <w:sz w:val="18"/>
+              </w:rPr>
+              <w:t>mini_heart</w:t>
+            </w:r>
+          </w:p>
+        </w:tc>
+        <w:tc>
+          <w:tcPr>
+            <w:tcW w:type="dxa" w:w="1728"/>
+          </w:tcPr>
+          <w:p>
+            <w:r/>
+            <w:r>
+              <w:rPr>
+                <w:b w:val="0"/>
+                <w:sz w:val="18"/>
+              </w:rPr>
+              <w:t>0.65</w:t>
+            </w:r>
+          </w:p>
+        </w:tc>
+        <w:tc>
+          <w:tcPr>
+            <w:tcW w:type="dxa" w:w="1728"/>
+          </w:tcPr>
+          <w:p>
+            <w:r/>
+            <w:r>
+              <w:rPr>
+                <w:b w:val="0"/>
+                <w:sz w:val="18"/>
+              </w:rPr>
+              <w:t>0.61</w:t>
+            </w:r>
+          </w:p>
+        </w:tc>
+        <w:tc>
+          <w:tcPr>
+            <w:tcW w:type="dxa" w:w="1728"/>
+          </w:tcPr>
+          <w:p>
+            <w:r/>
+            <w:r>
+              <w:rPr>
+                <w:b w:val="0"/>
+                <w:sz w:val="18"/>
+              </w:rPr>
+              <w:t>0.60</w:t>
+            </w:r>
+          </w:p>
+        </w:tc>
+        <w:tc>
+          <w:tcPr>
+            <w:tcW w:type="dxa" w:w="1728"/>
+          </w:tcPr>
+          <w:p>
+            <w:r/>
+            <w:r>
+              <w:rPr>
+                <w:b w:val="0"/>
+                <w:sz w:val="18"/>
+              </w:rPr>
+              <w:t>0.73</w:t>
+            </w:r>
+          </w:p>
+        </w:tc>
+      </w:tr>
+      <w:tr>
+        <w:tc>
+          <w:tcPr>
+            <w:tcW w:type="dxa" w:w="1728"/>
+          </w:tcPr>
+          <w:p>
+            <w:r/>
+            <w:r>
+              <w:rPr>
+                <w:b w:val="0"/>
+                <w:sz w:val="18"/>
+              </w:rPr>
+              <w:t>t_pose</w:t>
+            </w:r>
+          </w:p>
+        </w:tc>
+        <w:tc>
+          <w:tcPr>
+            <w:tcW w:type="dxa" w:w="1728"/>
+          </w:tcPr>
+          <w:p>
+            <w:r/>
+            <w:r>
+              <w:rPr>
+                <w:b w:val="0"/>
+                <w:sz w:val="18"/>
+              </w:rPr>
+              <w:t>0.70</w:t>
+            </w:r>
+          </w:p>
+        </w:tc>
+        <w:tc>
+          <w:tcPr>
+            <w:tcW w:type="dxa" w:w="1728"/>
+          </w:tcPr>
+          <w:p>
+            <w:r/>
+            <w:r>
+              <w:rPr>
+                <w:b w:val="0"/>
+                <w:sz w:val="18"/>
+              </w:rPr>
+              <w:t>0.68</w:t>
+            </w:r>
+          </w:p>
+        </w:tc>
+        <w:tc>
+          <w:tcPr>
+            <w:tcW w:type="dxa" w:w="1728"/>
+          </w:tcPr>
+          <w:p>
+            <w:r/>
+            <w:r>
+              <w:rPr>
+                <w:b w:val="0"/>
+                <w:sz w:val="18"/>
+              </w:rPr>
+              <w:t>0.64</w:t>
+            </w:r>
+          </w:p>
+        </w:tc>
+        <w:tc>
+          <w:tcPr>
+            <w:tcW w:type="dxa" w:w="1728"/>
+          </w:tcPr>
+          <w:p>
+            <w:r/>
+            <w:r>
+              <w:rPr>
+                <w:b w:val="0"/>
+                <w:sz w:val="18"/>
+              </w:rPr>
+              <w:t>0.77</w:t>
+            </w:r>
+          </w:p>
+        </w:tc>
+      </w:tr>
+      <w:tr>
+        <w:tc>
+          <w:tcPr>
+            <w:tcW w:type="dxa" w:w="1728"/>
+          </w:tcPr>
+          <w:p>
+            <w:r/>
+            <w:r>
+              <w:rPr>
+                <w:b w:val="0"/>
+                <w:sz w:val="18"/>
+              </w:rPr>
+              <w:t>glico_pose</w:t>
+            </w:r>
+          </w:p>
+        </w:tc>
+        <w:tc>
+          <w:tcPr>
+            <w:tcW w:type="dxa" w:w="1728"/>
+          </w:tcPr>
+          <w:p>
+            <w:r/>
+            <w:r>
+              <w:rPr>
+                <w:b w:val="0"/>
+                <w:sz w:val="18"/>
+              </w:rPr>
+              <w:t>0.69</w:t>
+            </w:r>
+          </w:p>
+        </w:tc>
+        <w:tc>
+          <w:tcPr>
+            <w:tcW w:type="dxa" w:w="1728"/>
+          </w:tcPr>
+          <w:p>
+            <w:r/>
+            <w:r>
+              <w:rPr>
+                <w:b w:val="0"/>
+                <w:sz w:val="18"/>
+              </w:rPr>
+              <w:t>0.63</w:t>
+            </w:r>
+          </w:p>
+        </w:tc>
+        <w:tc>
+          <w:tcPr>
+            <w:tcW w:type="dxa" w:w="1728"/>
+          </w:tcPr>
+          <w:p>
+            <w:r/>
+            <w:r>
+              <w:rPr>
+                <w:b w:val="0"/>
+                <w:sz w:val="18"/>
+              </w:rPr>
+              <w:t>0.65</w:t>
+            </w:r>
+          </w:p>
+        </w:tc>
+        <w:tc>
+          <w:tcPr>
+            <w:tcW w:type="dxa" w:w="1728"/>
+          </w:tcPr>
+          <w:p>
+            <w:r/>
+            <w:r>
+              <w:rPr>
+                <w:b w:val="0"/>
+                <w:sz w:val="18"/>
+              </w:rPr>
+              <w:t>0.77</w:t>
+            </w:r>
+          </w:p>
+        </w:tc>
+      </w:tr>
+    </w:tbl>
+    <w:p>
+      <w:r>
+        <w:t>It suppresses the off-hand for one-hand gestures (raise_right keeps the right-hand block far more open than the left; raise_left the mirror), leans on the joint-angle block for whole-body postures, and keeps that block the most open on average. So the feature blocks do carry the signal the schema was designed around — the plain MLP already exploits it implicitly. And this is a third independent confirmation (with Track B's body_raw_hands_derived) that the idle class is fragile to anything that reduces feature information.</w:t>
       </w:r>
     </w:p>
     <w:p>
@@ -7734,6 +10299,54 @@
     <w:p>
       <w:r>
         <w:t>Tracks B/D/E each tested one lever and each confirmed the current config: 'both' features beat the leaner alternative on stability, the AugParams defaults beat every variant tried, and val-fit confidence thresholds do not transfer to the cross-domain test split. The remaining weak classes (mini_heart 0.73, raise_*_hand 0.76, idle precision 0.62 on test) are data/feature-gap limited, not hyperparameter-limited — Phase 6 field recordings are the next real lever. Full rationale: docs/phase4_baseline.md.</w:t>
+      </w:r>
+    </w:p>
+    <w:p>
+      <w:pPr>
+        <w:pStyle w:val="Heading1"/>
+      </w:pPr>
+      <w:r>
+        <w:t>9. Handoff to Phase 5 / 6</w:t>
+      </w:r>
+    </w:p>
+    <w:p>
+      <w:pPr>
+        <w:pStyle w:val="ListBullet"/>
+      </w:pPr>
+      <w:r>
+        <w:t>Phase 5 (temporal + real-time): the classifier is per-frame. Majority vote over N frames is what smooths the frame-level idle↔gesture flicker that shows up in section 4's confusions — do not add per-class reject thresholds from the val split (Track E: they do not transfer).</w:t>
+      </w:r>
+    </w:p>
+    <w:p>
+      <w:pPr>
+        <w:pStyle w:val="ListBullet"/>
+      </w:pPr>
+      <w:r>
+        <w:t>Phase 5 idle/unknown fallback: use MLP's max-probability with the global 0.20 floor only (classifier/models/mlp.thresholds.json); the real per-class thresholds wait for field confidences.</w:t>
+      </w:r>
+    </w:p>
+    <w:p>
+      <w:pPr>
+        <w:pStyle w:val="ListBullet"/>
+      </w:pPr>
+      <w:r>
+        <w:t>Phase 6 (field recordings) is the gate for: mini_heart (0.73 — trained only on elevated aug), raise_*_hand (0.76 — cleaning filter keeps only strong raises), idle precision (0.62 — real gestures read as idle), and squat / glico_pose (aug-only, no honest test number yet).</w:t>
+      </w:r>
+    </w:p>
+    <w:p>
+      <w:pPr>
+        <w:pStyle w:val="ListBullet"/>
+      </w:pPr>
+      <w:r>
+        <w:t>Re-open with field data: the feature question — body_raw_hands_derived and the SE gate both fixed mini_heart but broke idle on our current data; more real idle footage may change that trade.</w:t>
+      </w:r>
+    </w:p>
+    <w:p>
+      <w:pPr>
+        <w:pStyle w:val="ListBullet"/>
+      </w:pPr>
+      <w:r>
+        <w:t>Backbone unchanged (CLAUDE.md): no evidence here that MediaPipe Pose/Hands is the limiter. The gap is train-domain (external stills) vs deploy-domain (robot camera).</w:t>
       </w:r>
     </w:p>
     <w:sectPr>
